--- a/6.2.3.docx
+++ b/6.2.3.docx
@@ -104,7 +104,6 @@
         </w:rPr>
         <w:t xml:space="preserve">d with the </w:t>
       </w:r>
-      <w:proofErr w:type="spellStart"/>
       <w:r>
         <w:rPr>
           <w:rFonts w:ascii="Times New Roman" w:eastAsia="Times New Roman" w:hAnsi="Times New Roman" w:cs="Times New Roman"/>
@@ -131,7 +130,6 @@
         </w:rPr>
         <w:t>1</w:t>
       </w:r>
-      <w:proofErr w:type="spellEnd"/>
       <w:r>
         <w:rPr>
           <w:rFonts w:ascii="Times New Roman" w:eastAsia="Times New Roman" w:hAnsi="Times New Roman" w:cs="Times New Roman"/>
@@ -143,7 +141,6 @@
         </w:rPr>
         <w:t xml:space="preserve"> “first”, up to </w:t>
       </w:r>
-      <w:proofErr w:type="spellStart"/>
       <w:r>
         <w:rPr>
           <w:rFonts w:ascii="Times New Roman" w:eastAsia="Times New Roman" w:hAnsi="Times New Roman" w:cs="Times New Roman"/>
@@ -170,7 +167,6 @@
         </w:rPr>
         <w:t>16</w:t>
       </w:r>
-      <w:proofErr w:type="spellEnd"/>
       <w:r>
         <w:rPr>
           <w:rFonts w:ascii="Times New Roman" w:eastAsia="Times New Roman" w:hAnsi="Times New Roman" w:cs="Times New Roman"/>
@@ -191,103 +187,7 @@
           <w:lang w:val="en-GB" w:eastAsia="en-GB"/>
           <w14:ligatures w14:val="none"/>
         </w:rPr>
-        <w:t>NOTE: at a lower protocol level: in 16-</w:t>
-      </w:r>
-      <w:proofErr w:type="spellStart"/>
-      <w:r>
-        <w:rPr>
-          <w:rFonts w:ascii="Times New Roman" w:eastAsia="Times New Roman" w:hAnsi="Times New Roman" w:cs="Times New Roman"/>
-          <w:kern w:val="0"/>
-          <w:sz w:val="20"/>
-          <w:szCs w:val="20"/>
-          <w:lang w:val="en-GB" w:eastAsia="en-GB"/>
-          <w14:ligatures w14:val="none"/>
-        </w:rPr>
-        <w:t>QAM</w:t>
-      </w:r>
-      <w:proofErr w:type="spellEnd"/>
-      <w:r>
-        <w:rPr>
-          <w:rFonts w:ascii="Times New Roman" w:eastAsia="Times New Roman" w:hAnsi="Times New Roman" w:cs="Times New Roman"/>
-          <w:kern w:val="0"/>
-          <w:sz w:val="20"/>
-          <w:szCs w:val="20"/>
-          <w:lang w:val="en-GB" w:eastAsia="en-GB"/>
-          <w14:ligatures w14:val="none"/>
-        </w:rPr>
-        <w:t xml:space="preserve"> 4 bits are sent in parallel, 64-</w:t>
-      </w:r>
-      <w:proofErr w:type="spellStart"/>
-      <w:r>
-        <w:rPr>
-          <w:rFonts w:ascii="Times New Roman" w:eastAsia="Times New Roman" w:hAnsi="Times New Roman" w:cs="Times New Roman"/>
-          <w:kern w:val="0"/>
-          <w:sz w:val="20"/>
-          <w:szCs w:val="20"/>
-          <w:lang w:val="en-GB" w:eastAsia="en-GB"/>
-          <w14:ligatures w14:val="none"/>
-        </w:rPr>
-        <w:t>QAM</w:t>
-      </w:r>
-      <w:proofErr w:type="spellEnd"/>
-      <w:r>
-        <w:rPr>
-          <w:rFonts w:ascii="Times New Roman" w:eastAsia="Times New Roman" w:hAnsi="Times New Roman" w:cs="Times New Roman"/>
-          <w:kern w:val="0"/>
-          <w:sz w:val="20"/>
-          <w:szCs w:val="20"/>
-          <w:lang w:val="en-GB" w:eastAsia="en-GB"/>
-          <w14:ligatures w14:val="none"/>
-        </w:rPr>
-        <w:t>: 6 bits in parallel, 256-</w:t>
-      </w:r>
-      <w:proofErr w:type="spellStart"/>
-      <w:r>
-        <w:rPr>
-          <w:rFonts w:ascii="Times New Roman" w:eastAsia="Times New Roman" w:hAnsi="Times New Roman" w:cs="Times New Roman"/>
-          <w:kern w:val="0"/>
-          <w:sz w:val="20"/>
-          <w:szCs w:val="20"/>
-          <w:lang w:val="en-GB" w:eastAsia="en-GB"/>
-          <w14:ligatures w14:val="none"/>
-        </w:rPr>
-        <w:t>QAM</w:t>
-      </w:r>
-      <w:proofErr w:type="spellEnd"/>
-      <w:r>
-        <w:rPr>
-          <w:rFonts w:ascii="Times New Roman" w:eastAsia="Times New Roman" w:hAnsi="Times New Roman" w:cs="Times New Roman"/>
-          <w:kern w:val="0"/>
-          <w:sz w:val="20"/>
-          <w:szCs w:val="20"/>
-          <w:lang w:val="en-GB" w:eastAsia="en-GB"/>
-          <w14:ligatures w14:val="none"/>
-        </w:rPr>
-        <w:t>: 8 bits in parallel, 1025-</w:t>
-      </w:r>
-      <w:proofErr w:type="spellStart"/>
-      <w:r>
-        <w:rPr>
-          <w:rFonts w:ascii="Times New Roman" w:eastAsia="Times New Roman" w:hAnsi="Times New Roman" w:cs="Times New Roman"/>
-          <w:kern w:val="0"/>
-          <w:sz w:val="20"/>
-          <w:szCs w:val="20"/>
-          <w:lang w:val="en-GB" w:eastAsia="en-GB"/>
-          <w14:ligatures w14:val="none"/>
-        </w:rPr>
-        <w:t>QAM</w:t>
-      </w:r>
-      <w:proofErr w:type="spellEnd"/>
-      <w:r>
-        <w:rPr>
-          <w:rFonts w:ascii="Times New Roman" w:eastAsia="Times New Roman" w:hAnsi="Times New Roman" w:cs="Times New Roman"/>
-          <w:kern w:val="0"/>
-          <w:sz w:val="20"/>
-          <w:szCs w:val="20"/>
-          <w:lang w:val="en-GB" w:eastAsia="en-GB"/>
-          <w14:ligatures w14:val="none"/>
-        </w:rPr>
-        <w:t>: 10 bits in parallel.)</w:t>
+        <w:t>NOTE: at a lower protocol level: in 16-QAM 4 bits are sent in parallel, 64-QAM: 6 bits in parallel, 256-QAM: 8 bits in parallel, 1025-QAM: 10 bits in parallel.)</w:t>
       </w:r>
       <w:r>
         <w:rPr>
@@ -761,21 +661,8 @@
           <w:lang w:val="en-GB" w:eastAsia="en-GB"/>
           <w14:ligatures w14:val="none"/>
         </w:rPr>
-        <w:t xml:space="preserve"> (as </w:t>
-      </w:r>
-      <w:proofErr w:type="spellStart"/>
-      <w:r>
-        <w:rPr>
-          <w:rFonts w:ascii="Times New Roman" w:eastAsia="Times New Roman" w:hAnsi="Times New Roman" w:cs="Times New Roman"/>
-          <w:kern w:val="0"/>
-          <w:sz w:val="20"/>
-          <w:szCs w:val="20"/>
-          <w:lang w:val="en-GB" w:eastAsia="en-GB"/>
-          <w14:ligatures w14:val="none"/>
-        </w:rPr>
-        <w:t>0x000D</w:t>
-      </w:r>
-      <w:proofErr w:type="spellEnd"/>
+        <w:t xml:space="preserve"> (as 0x000D</w:t>
+      </w:r>
       <w:r>
         <w:rPr>
           <w:rFonts w:ascii="Times New Roman" w:eastAsia="Times New Roman" w:hAnsi="Times New Roman" w:cs="Times New Roman"/>
@@ -891,7 +778,6 @@
         </w:rPr>
         <w:t xml:space="preserve"> </w:t>
       </w:r>
-      <w:proofErr w:type="spellStart"/>
       <w:r>
         <w:rPr>
           <w:rFonts w:ascii="Times New Roman" w:eastAsia="Times New Roman" w:hAnsi="Times New Roman" w:cs="Times New Roman"/>
@@ -903,7 +789,6 @@
         </w:rPr>
         <w:t>hexadecets</w:t>
       </w:r>
-      <w:proofErr w:type="spellEnd"/>
       <w:r>
         <w:rPr>
           <w:rFonts w:ascii="Times New Roman" w:eastAsia="Times New Roman" w:hAnsi="Times New Roman" w:cs="Times New Roman"/>
@@ -1018,9 +903,8 @@
           <w:lang w:val="en-GB" w:eastAsia="en-GB"/>
           <w14:ligatures w14:val="none"/>
         </w:rPr>
-        <w:t xml:space="preserve">When splitting a message text into </w:t>
-      </w:r>
-      <w:proofErr w:type="spellStart"/>
+        <w:t>When splitting a message text into submessages</w:t>
+      </w:r>
       <w:r>
         <w:rPr>
           <w:rFonts w:ascii="Times New Roman" w:eastAsia="Times New Roman" w:hAnsi="Times New Roman" w:cs="Times New Roman"/>
@@ -1032,9 +916,8 @@
           <w:lang w:val="en-GB" w:eastAsia="en-GB"/>
           <w14:ligatures w14:val="none"/>
         </w:rPr>
-        <w:t>submessages</w:t>
-      </w:r>
-      <w:proofErr w:type="spellEnd"/>
+        <w:t xml:space="preserve"> (using this encoding)</w:t>
+      </w:r>
       <w:r>
         <w:rPr>
           <w:rFonts w:ascii="Times New Roman" w:eastAsia="Times New Roman" w:hAnsi="Times New Roman" w:cs="Times New Roman"/>
@@ -1046,7 +929,7 @@
           <w:lang w:val="en-GB" w:eastAsia="en-GB"/>
           <w14:ligatures w14:val="none"/>
         </w:rPr>
-        <w:t xml:space="preserve"> (using this encoding)</w:t>
+        <w:t xml:space="preserve">, there must be no cut </w:t>
       </w:r>
       <w:r>
         <w:rPr>
@@ -1059,7 +942,7 @@
           <w:lang w:val="en-GB" w:eastAsia="en-GB"/>
           <w14:ligatures w14:val="none"/>
         </w:rPr>
-        <w:t xml:space="preserve">, there must be no cut </w:t>
+        <w:t xml:space="preserve">inside of a 16-bit </w:t>
       </w:r>
       <w:r>
         <w:rPr>
@@ -1072,7 +955,7 @@
           <w:lang w:val="en-GB" w:eastAsia="en-GB"/>
           <w14:ligatures w14:val="none"/>
         </w:rPr>
-        <w:t xml:space="preserve">inside of a 16-bit </w:t>
+        <w:t>unit</w:t>
       </w:r>
       <w:r>
         <w:rPr>
@@ -1085,7 +968,7 @@
           <w:lang w:val="en-GB" w:eastAsia="en-GB"/>
           <w14:ligatures w14:val="none"/>
         </w:rPr>
-        <w:t>unit</w:t>
+        <w:t xml:space="preserve"> (if </w:t>
       </w:r>
       <w:r>
         <w:rPr>
@@ -1098,7 +981,7 @@
           <w:lang w:val="en-GB" w:eastAsia="en-GB"/>
           <w14:ligatures w14:val="none"/>
         </w:rPr>
-        <w:t xml:space="preserve"> (if </w:t>
+        <w:t>UCS2 is supported</w:t>
       </w:r>
       <w:r>
         <w:rPr>
@@ -1111,7 +994,7 @@
           <w:lang w:val="en-GB" w:eastAsia="en-GB"/>
           <w14:ligatures w14:val="none"/>
         </w:rPr>
-        <w:t>UCS2 is supported</w:t>
+        <w:t xml:space="preserve">; </w:t>
       </w:r>
       <w:r>
         <w:rPr>
@@ -1124,7 +1007,7 @@
           <w:lang w:val="en-GB" w:eastAsia="en-GB"/>
           <w14:ligatures w14:val="none"/>
         </w:rPr>
-        <w:t xml:space="preserve">; </w:t>
+        <w:t xml:space="preserve">since the max number of message bytes is even for </w:t>
       </w:r>
       <w:r>
         <w:rPr>
@@ -1137,7 +1020,7 @@
           <w:lang w:val="en-GB" w:eastAsia="en-GB"/>
           <w14:ligatures w14:val="none"/>
         </w:rPr>
-        <w:t xml:space="preserve">since the max number of message bytes is even for </w:t>
+        <w:t>each submessage both for SMS and CBS, this will not happen</w:t>
       </w:r>
       <w:r>
         <w:rPr>
@@ -1150,7 +1033,7 @@
           <w:lang w:val="en-GB" w:eastAsia="en-GB"/>
           <w14:ligatures w14:val="none"/>
         </w:rPr>
-        <w:t>each submessage both for SMS and CBS, this will not happen</w:t>
+        <w:t>)</w:t>
       </w:r>
       <w:r>
         <w:rPr>
@@ -1163,7 +1046,7 @@
           <w:lang w:val="en-GB" w:eastAsia="en-GB"/>
           <w14:ligatures w14:val="none"/>
         </w:rPr>
-        <w:t>)</w:t>
+        <w:t>, nor between “</w:t>
       </w:r>
       <w:r>
         <w:rPr>
@@ -1176,7 +1059,7 @@
           <w:lang w:val="en-GB" w:eastAsia="en-GB"/>
           <w14:ligatures w14:val="none"/>
         </w:rPr>
-        <w:t>, nor between “</w:t>
+        <w:t>high</w:t>
       </w:r>
       <w:r>
         <w:rPr>
@@ -1189,7 +1072,7 @@
           <w:lang w:val="en-GB" w:eastAsia="en-GB"/>
           <w14:ligatures w14:val="none"/>
         </w:rPr>
-        <w:t>high</w:t>
+        <w:t xml:space="preserve"> surrogate</w:t>
       </w:r>
       <w:r>
         <w:rPr>
@@ -1202,7 +1085,7 @@
           <w:lang w:val="en-GB" w:eastAsia="en-GB"/>
           <w14:ligatures w14:val="none"/>
         </w:rPr>
-        <w:t xml:space="preserve"> surrogate</w:t>
+        <w:t>”</w:t>
       </w:r>
       <w:r>
         <w:rPr>
@@ -1215,7 +1098,7 @@
           <w:lang w:val="en-GB" w:eastAsia="en-GB"/>
           <w14:ligatures w14:val="none"/>
         </w:rPr>
-        <w:t>”</w:t>
+        <w:t xml:space="preserve"> and a “</w:t>
       </w:r>
       <w:r>
         <w:rPr>
@@ -1228,7 +1111,7 @@
           <w:lang w:val="en-GB" w:eastAsia="en-GB"/>
           <w14:ligatures w14:val="none"/>
         </w:rPr>
-        <w:t xml:space="preserve"> and a “</w:t>
+        <w:t>low</w:t>
       </w:r>
       <w:r>
         <w:rPr>
@@ -1241,7 +1124,7 @@
           <w:lang w:val="en-GB" w:eastAsia="en-GB"/>
           <w14:ligatures w14:val="none"/>
         </w:rPr>
-        <w:t>low</w:t>
+        <w:t xml:space="preserve"> surrogate</w:t>
       </w:r>
       <w:r>
         <w:rPr>
@@ -1254,7 +1137,7 @@
           <w:lang w:val="en-GB" w:eastAsia="en-GB"/>
           <w14:ligatures w14:val="none"/>
         </w:rPr>
-        <w:t xml:space="preserve"> surrogate</w:t>
+        <w:t>”</w:t>
       </w:r>
       <w:r>
         <w:rPr>
@@ -1267,7 +1150,7 @@
           <w:lang w:val="en-GB" w:eastAsia="en-GB"/>
           <w14:ligatures w14:val="none"/>
         </w:rPr>
-        <w:t>”</w:t>
+        <w:t xml:space="preserve"> (the pair e</w:t>
       </w:r>
       <w:r>
         <w:rPr>
@@ -1280,7 +1163,7 @@
           <w:lang w:val="en-GB" w:eastAsia="en-GB"/>
           <w14:ligatures w14:val="none"/>
         </w:rPr>
-        <w:t xml:space="preserve"> (the pair e</w:t>
+        <w:t>n</w:t>
       </w:r>
       <w:r>
         <w:rPr>
@@ -1293,7 +1176,7 @@
           <w:lang w:val="en-GB" w:eastAsia="en-GB"/>
           <w14:ligatures w14:val="none"/>
         </w:rPr>
-        <w:t>n</w:t>
+        <w:t xml:space="preserve">codes for a </w:t>
       </w:r>
       <w:r>
         <w:rPr>
@@ -1306,7 +1189,7 @@
           <w:lang w:val="en-GB" w:eastAsia="en-GB"/>
           <w14:ligatures w14:val="none"/>
         </w:rPr>
-        <w:t xml:space="preserve">codes for a </w:t>
+        <w:t>character in plane 1 to 17</w:t>
       </w:r>
       <w:r>
         <w:rPr>
@@ -1319,7 +1202,7 @@
           <w:lang w:val="en-GB" w:eastAsia="en-GB"/>
           <w14:ligatures w14:val="none"/>
         </w:rPr>
-        <w:t>character in plane 1 to 17</w:t>
+        <w:t>; if UTF-16 is supported</w:t>
       </w:r>
       <w:r>
         <w:rPr>
@@ -1332,7 +1215,7 @@
           <w:lang w:val="en-GB" w:eastAsia="en-GB"/>
           <w14:ligatures w14:val="none"/>
         </w:rPr>
-        <w:t>; if UTF-16 is supported</w:t>
+        <w:t>).</w:t>
       </w:r>
       <w:r>
         <w:rPr>
@@ -1345,7 +1228,7 @@
           <w:lang w:val="en-GB" w:eastAsia="en-GB"/>
           <w14:ligatures w14:val="none"/>
         </w:rPr>
-        <w:t>).</w:t>
+        <w:t xml:space="preserve"> (There should be no </w:t>
       </w:r>
       <w:r>
         <w:rPr>
@@ -1358,7 +1241,7 @@
           <w:lang w:val="en-GB" w:eastAsia="en-GB"/>
           <w14:ligatures w14:val="none"/>
         </w:rPr>
-        <w:t xml:space="preserve"> (There should be no </w:t>
+        <w:t>“</w:t>
       </w:r>
       <w:r>
         <w:rPr>
@@ -1371,7 +1254,7 @@
           <w:lang w:val="en-GB" w:eastAsia="en-GB"/>
           <w14:ligatures w14:val="none"/>
         </w:rPr>
-        <w:t>“</w:t>
+        <w:t>surrogate</w:t>
       </w:r>
       <w:r>
         <w:rPr>
@@ -1384,7 +1267,7 @@
           <w:lang w:val="en-GB" w:eastAsia="en-GB"/>
           <w14:ligatures w14:val="none"/>
         </w:rPr>
-        <w:t>surrogate</w:t>
+        <w:t>”</w:t>
       </w:r>
       <w:r>
         <w:rPr>
@@ -1397,7 +1280,7 @@
           <w:lang w:val="en-GB" w:eastAsia="en-GB"/>
           <w14:ligatures w14:val="none"/>
         </w:rPr>
-        <w:t>”</w:t>
+        <w:t xml:space="preserve"> not in such </w:t>
       </w:r>
       <w:r>
         <w:rPr>
@@ -1410,7 +1293,7 @@
           <w:lang w:val="en-GB" w:eastAsia="en-GB"/>
           <w14:ligatures w14:val="none"/>
         </w:rPr>
-        <w:t xml:space="preserve"> not in such </w:t>
+        <w:t xml:space="preserve">a </w:t>
       </w:r>
       <w:r>
         <w:rPr>
@@ -1423,7 +1306,7 @@
           <w:lang w:val="en-GB" w:eastAsia="en-GB"/>
           <w14:ligatures w14:val="none"/>
         </w:rPr>
-        <w:t xml:space="preserve">a </w:t>
+        <w:t>pairs</w:t>
       </w:r>
       <w:r>
         <w:rPr>
@@ -1436,9 +1319,11 @@
           <w:lang w:val="en-GB" w:eastAsia="en-GB"/>
           <w14:ligatures w14:val="none"/>
         </w:rPr>
-        <w:t>pairs</w:t>
-      </w:r>
-      <w:r>
+        <w:t>; that would be an encoding error.)</w:t>
+      </w:r>
+    </w:p>
+    <w:p>
+      <w:pPr>
         <w:rPr>
           <w:rFonts w:ascii="Times New Roman" w:eastAsia="Times New Roman" w:hAnsi="Times New Roman" w:cs="Times New Roman"/>
           <w:b/>
@@ -1449,188 +1334,251 @@
           <w:lang w:val="en-GB" w:eastAsia="en-GB"/>
           <w14:ligatures w14:val="none"/>
         </w:rPr>
-        <w:t>; that would be an encoding error.)</w:t>
+      </w:pPr>
+      <w:r>
+        <w:rPr>
+          <w:rFonts w:ascii="Times New Roman" w:eastAsia="Times New Roman" w:hAnsi="Times New Roman" w:cs="Times New Roman"/>
+          <w:kern w:val="0"/>
+          <w:sz w:val="20"/>
+          <w:szCs w:val="20"/>
+          <w:lang w:val="en-GB" w:eastAsia="en-GB"/>
+          <w14:ligatures w14:val="none"/>
+        </w:rPr>
+        <w:t xml:space="preserve">Note that </w:t>
+      </w:r>
+      <w:r>
+        <w:rPr>
+          <w:rFonts w:ascii="Times New Roman" w:eastAsia="Times New Roman" w:hAnsi="Times New Roman" w:cs="Times New Roman"/>
+          <w:kern w:val="0"/>
+          <w:sz w:val="20"/>
+          <w:szCs w:val="20"/>
+          <w:lang w:val="en-GB" w:eastAsia="en-GB"/>
+          <w14:ligatures w14:val="none"/>
+        </w:rPr>
+        <w:t xml:space="preserve">for CBS, </w:t>
+      </w:r>
+      <w:r>
+        <w:rPr>
+          <w:rFonts w:ascii="Times New Roman" w:eastAsia="Times New Roman" w:hAnsi="Times New Roman" w:cs="Times New Roman"/>
+          <w:kern w:val="0"/>
+          <w:sz w:val="20"/>
+          <w:szCs w:val="20"/>
+          <w:lang w:val="en-GB" w:eastAsia="en-GB"/>
+          <w14:ligatures w14:val="none"/>
+        </w:rPr>
+        <w:t>a</w:t>
+      </w:r>
+      <w:r>
+        <w:rPr>
+          <w:rFonts w:ascii="Times New Roman" w:eastAsia="Times New Roman" w:hAnsi="Times New Roman" w:cs="Times New Roman"/>
+          <w:kern w:val="0"/>
+          <w:sz w:val="20"/>
+          <w:szCs w:val="20"/>
+          <w:lang w:val="en-GB" w:eastAsia="en-GB"/>
+          <w14:ligatures w14:val="none"/>
+        </w:rPr>
+        <w:t xml:space="preserve"> 2-letter language tag</w:t>
+      </w:r>
+      <w:r>
+        <w:rPr>
+          <w:rFonts w:ascii="Times New Roman" w:eastAsia="Times New Roman" w:hAnsi="Times New Roman" w:cs="Times New Roman"/>
+          <w:kern w:val="0"/>
+          <w:sz w:val="20"/>
+          <w:szCs w:val="20"/>
+          <w:lang w:val="en-GB" w:eastAsia="en-GB"/>
+          <w14:ligatures w14:val="none"/>
+        </w:rPr>
+        <w:t xml:space="preserve"> prefix for UCS2</w:t>
+      </w:r>
+      <w:r>
+        <w:rPr>
+          <w:rFonts w:ascii="Times New Roman" w:eastAsia="Times New Roman" w:hAnsi="Times New Roman" w:cs="Times New Roman"/>
+          <w:kern w:val="0"/>
+          <w:sz w:val="20"/>
+          <w:szCs w:val="20"/>
+          <w:lang w:val="en-GB" w:eastAsia="en-GB"/>
+          <w14:ligatures w14:val="none"/>
+        </w:rPr>
+        <w:t>/UTF-16</w:t>
+      </w:r>
+      <w:r>
+        <w:rPr>
+          <w:rFonts w:ascii="Times New Roman" w:eastAsia="Times New Roman" w:hAnsi="Times New Roman" w:cs="Times New Roman"/>
+          <w:kern w:val="0"/>
+          <w:sz w:val="20"/>
+          <w:szCs w:val="20"/>
+          <w:lang w:val="en-GB" w:eastAsia="en-GB"/>
+          <w14:ligatures w14:val="none"/>
+        </w:rPr>
+        <w:t xml:space="preserve"> </w:t>
+      </w:r>
+      <w:r>
+        <w:rPr>
+          <w:rFonts w:ascii="Times New Roman" w:eastAsia="Times New Roman" w:hAnsi="Times New Roman" w:cs="Times New Roman"/>
+          <w:kern w:val="0"/>
+          <w:sz w:val="20"/>
+          <w:szCs w:val="20"/>
+          <w:lang w:val="en-GB" w:eastAsia="en-GB"/>
+          <w14:ligatures w14:val="none"/>
+        </w:rPr>
+        <w:t xml:space="preserve">encoded </w:t>
+      </w:r>
+      <w:r>
+        <w:rPr>
+          <w:rFonts w:ascii="Times New Roman" w:eastAsia="Times New Roman" w:hAnsi="Times New Roman" w:cs="Times New Roman"/>
+          <w:kern w:val="0"/>
+          <w:sz w:val="20"/>
+          <w:szCs w:val="20"/>
+          <w:lang w:val="en-GB" w:eastAsia="en-GB"/>
+          <w14:ligatures w14:val="none"/>
+        </w:rPr>
+        <w:t xml:space="preserve">messages are encoded in the </w:t>
+      </w:r>
+      <w:r>
+        <w:rPr>
+          <w:rFonts w:ascii="Times New Roman" w:eastAsia="Times New Roman" w:hAnsi="Times New Roman" w:cs="Times New Roman"/>
+          <w:kern w:val="0"/>
+          <w:sz w:val="20"/>
+          <w:szCs w:val="20"/>
+          <w:lang w:val="en-GB" w:eastAsia="en-GB"/>
+          <w14:ligatures w14:val="none"/>
+        </w:rPr>
+        <w:br/>
+      </w:r>
+      <w:r>
+        <w:rPr>
+          <w:rFonts w:ascii="Times New Roman" w:eastAsia="Times New Roman" w:hAnsi="Times New Roman" w:cs="Times New Roman"/>
+          <w:kern w:val="0"/>
+          <w:sz w:val="20"/>
+          <w:szCs w:val="20"/>
+          <w:lang w:val="en-GB" w:eastAsia="en-GB"/>
+          <w14:ligatures w14:val="none"/>
+        </w:rPr>
+        <w:t>7-bit 0x00 alphabet</w:t>
+      </w:r>
+      <w:r>
+        <w:rPr>
+          <w:rFonts w:ascii="Times New Roman" w:eastAsia="Times New Roman" w:hAnsi="Times New Roman" w:cs="Times New Roman"/>
+          <w:kern w:val="0"/>
+          <w:sz w:val="20"/>
+          <w:szCs w:val="20"/>
+          <w:lang w:val="en-GB" w:eastAsia="en-GB"/>
+          <w14:ligatures w14:val="none"/>
+        </w:rPr>
+        <w:t xml:space="preserve"> in the first two bytes</w:t>
+      </w:r>
+      <w:r>
+        <w:rPr>
+          <w:rFonts w:ascii="Times New Roman" w:eastAsia="Times New Roman" w:hAnsi="Times New Roman" w:cs="Times New Roman"/>
+          <w:kern w:val="0"/>
+          <w:sz w:val="20"/>
+          <w:szCs w:val="20"/>
+          <w:lang w:val="en-GB" w:eastAsia="en-GB"/>
+          <w14:ligatures w14:val="none"/>
+        </w:rPr>
+        <w:t>; it should be lowercase</w:t>
+      </w:r>
+      <w:r>
+        <w:rPr>
+          <w:rFonts w:ascii="Times New Roman" w:eastAsia="Times New Roman" w:hAnsi="Times New Roman" w:cs="Times New Roman"/>
+          <w:kern w:val="0"/>
+          <w:sz w:val="20"/>
+          <w:szCs w:val="20"/>
+          <w:lang w:val="en-GB" w:eastAsia="en-GB"/>
+          <w14:ligatures w14:val="none"/>
+        </w:rPr>
+        <w:t xml:space="preserve">, </w:t>
+      </w:r>
+      <w:r>
+        <w:rPr>
+          <w:rFonts w:ascii="Times New Roman" w:eastAsia="Times New Roman" w:hAnsi="Times New Roman" w:cs="Times New Roman"/>
+          <w:kern w:val="0"/>
+          <w:sz w:val="20"/>
+          <w:szCs w:val="20"/>
+          <w:lang w:val="en-GB" w:eastAsia="en-GB"/>
+          <w14:ligatures w14:val="none"/>
+        </w:rPr>
+        <w:t>and a three-letter language tag has a special encoding</w:t>
+      </w:r>
+      <w:r>
+        <w:rPr>
+          <w:rFonts w:ascii="Times New Roman" w:eastAsia="Times New Roman" w:hAnsi="Times New Roman" w:cs="Times New Roman"/>
+          <w:kern w:val="0"/>
+          <w:sz w:val="20"/>
+          <w:szCs w:val="20"/>
+          <w:lang w:val="en-GB" w:eastAsia="en-GB"/>
+          <w14:ligatures w14:val="none"/>
+        </w:rPr>
+        <w:t xml:space="preserve">; both should be lower-case. Note that </w:t>
+      </w:r>
+      <w:r>
+        <w:rPr>
+          <w:rFonts w:ascii="Times New Roman" w:eastAsia="Times New Roman" w:hAnsi="Times New Roman" w:cs="Times New Roman"/>
+          <w:i/>
+          <w:iCs/>
+          <w:kern w:val="0"/>
+          <w:sz w:val="20"/>
+          <w:szCs w:val="20"/>
+          <w:lang w:val="en-GB" w:eastAsia="en-GB"/>
+          <w14:ligatures w14:val="none"/>
+        </w:rPr>
+        <w:t>some</w:t>
+      </w:r>
+      <w:r>
+        <w:rPr>
+          <w:rFonts w:ascii="Times New Roman" w:eastAsia="Times New Roman" w:hAnsi="Times New Roman" w:cs="Times New Roman"/>
+          <w:kern w:val="0"/>
+          <w:sz w:val="20"/>
+          <w:szCs w:val="20"/>
+          <w:lang w:val="en-GB" w:eastAsia="en-GB"/>
+          <w14:ligatures w14:val="none"/>
+        </w:rPr>
+        <w:t xml:space="preserve"> three-letter tags are equivalent to a corresponding two-letter tag.</w:t>
       </w:r>
     </w:p>
     <w:p>
       <w:pPr>
         <w:rPr>
           <w:rFonts w:ascii="Times New Roman" w:eastAsia="Times New Roman" w:hAnsi="Times New Roman" w:cs="Times New Roman"/>
-          <w:b/>
-          <w:bCs/>
-          <w:kern w:val="0"/>
-          <w:sz w:val="20"/>
-          <w:szCs w:val="20"/>
-          <w:lang w:val="en-GB" w:eastAsia="en-GB"/>
-          <w14:ligatures w14:val="none"/>
-        </w:rPr>
-      </w:pPr>
-      <w:r>
-        <w:rPr>
-          <w:rFonts w:ascii="Times New Roman" w:eastAsia="Times New Roman" w:hAnsi="Times New Roman" w:cs="Times New Roman"/>
-          <w:kern w:val="0"/>
-          <w:sz w:val="20"/>
-          <w:szCs w:val="20"/>
-          <w:lang w:val="en-GB" w:eastAsia="en-GB"/>
-          <w14:ligatures w14:val="none"/>
-        </w:rPr>
-        <w:t xml:space="preserve">Note that </w:t>
-      </w:r>
-      <w:r>
-        <w:rPr>
-          <w:rFonts w:ascii="Times New Roman" w:eastAsia="Times New Roman" w:hAnsi="Times New Roman" w:cs="Times New Roman"/>
-          <w:kern w:val="0"/>
-          <w:sz w:val="20"/>
-          <w:szCs w:val="20"/>
-          <w:lang w:val="en-GB" w:eastAsia="en-GB"/>
-          <w14:ligatures w14:val="none"/>
-        </w:rPr>
-        <w:t xml:space="preserve">for CBS, </w:t>
-      </w:r>
-      <w:r>
-        <w:rPr>
-          <w:rFonts w:ascii="Times New Roman" w:eastAsia="Times New Roman" w:hAnsi="Times New Roman" w:cs="Times New Roman"/>
-          <w:kern w:val="0"/>
-          <w:sz w:val="20"/>
-          <w:szCs w:val="20"/>
-          <w:lang w:val="en-GB" w:eastAsia="en-GB"/>
-          <w14:ligatures w14:val="none"/>
-        </w:rPr>
-        <w:t>a</w:t>
-      </w:r>
-      <w:r>
-        <w:rPr>
-          <w:rFonts w:ascii="Times New Roman" w:eastAsia="Times New Roman" w:hAnsi="Times New Roman" w:cs="Times New Roman"/>
-          <w:kern w:val="0"/>
-          <w:sz w:val="20"/>
-          <w:szCs w:val="20"/>
-          <w:lang w:val="en-GB" w:eastAsia="en-GB"/>
-          <w14:ligatures w14:val="none"/>
-        </w:rPr>
-        <w:t xml:space="preserve"> 2-letter language tag</w:t>
-      </w:r>
-      <w:r>
-        <w:rPr>
-          <w:rFonts w:ascii="Times New Roman" w:eastAsia="Times New Roman" w:hAnsi="Times New Roman" w:cs="Times New Roman"/>
-          <w:kern w:val="0"/>
-          <w:sz w:val="20"/>
-          <w:szCs w:val="20"/>
-          <w:lang w:val="en-GB" w:eastAsia="en-GB"/>
-          <w14:ligatures w14:val="none"/>
-        </w:rPr>
-        <w:t xml:space="preserve"> prefix for UCS2</w:t>
-      </w:r>
-      <w:r>
-        <w:rPr>
-          <w:rFonts w:ascii="Times New Roman" w:eastAsia="Times New Roman" w:hAnsi="Times New Roman" w:cs="Times New Roman"/>
-          <w:kern w:val="0"/>
-          <w:sz w:val="20"/>
-          <w:szCs w:val="20"/>
-          <w:lang w:val="en-GB" w:eastAsia="en-GB"/>
-          <w14:ligatures w14:val="none"/>
-        </w:rPr>
-        <w:t>/UTF-16</w:t>
-      </w:r>
-      <w:r>
-        <w:rPr>
-          <w:rFonts w:ascii="Times New Roman" w:eastAsia="Times New Roman" w:hAnsi="Times New Roman" w:cs="Times New Roman"/>
-          <w:kern w:val="0"/>
-          <w:sz w:val="20"/>
-          <w:szCs w:val="20"/>
-          <w:lang w:val="en-GB" w:eastAsia="en-GB"/>
-          <w14:ligatures w14:val="none"/>
-        </w:rPr>
-        <w:t xml:space="preserve"> </w:t>
-      </w:r>
-      <w:r>
-        <w:rPr>
-          <w:rFonts w:ascii="Times New Roman" w:eastAsia="Times New Roman" w:hAnsi="Times New Roman" w:cs="Times New Roman"/>
-          <w:kern w:val="0"/>
-          <w:sz w:val="20"/>
-          <w:szCs w:val="20"/>
-          <w:lang w:val="en-GB" w:eastAsia="en-GB"/>
-          <w14:ligatures w14:val="none"/>
-        </w:rPr>
-        <w:t xml:space="preserve">encoded </w:t>
-      </w:r>
-      <w:r>
-        <w:rPr>
-          <w:rFonts w:ascii="Times New Roman" w:eastAsia="Times New Roman" w:hAnsi="Times New Roman" w:cs="Times New Roman"/>
-          <w:kern w:val="0"/>
-          <w:sz w:val="20"/>
-          <w:szCs w:val="20"/>
-          <w:lang w:val="en-GB" w:eastAsia="en-GB"/>
-          <w14:ligatures w14:val="none"/>
-        </w:rPr>
-        <w:t xml:space="preserve">messages are encoded in the </w:t>
-      </w:r>
-      <w:r>
-        <w:rPr>
-          <w:rFonts w:ascii="Times New Roman" w:eastAsia="Times New Roman" w:hAnsi="Times New Roman" w:cs="Times New Roman"/>
-          <w:kern w:val="0"/>
-          <w:sz w:val="20"/>
-          <w:szCs w:val="20"/>
-          <w:lang w:val="en-GB" w:eastAsia="en-GB"/>
-          <w14:ligatures w14:val="none"/>
-        </w:rPr>
-        <w:br/>
-      </w:r>
-      <w:r>
-        <w:rPr>
-          <w:rFonts w:ascii="Times New Roman" w:eastAsia="Times New Roman" w:hAnsi="Times New Roman" w:cs="Times New Roman"/>
-          <w:kern w:val="0"/>
-          <w:sz w:val="20"/>
-          <w:szCs w:val="20"/>
-          <w:lang w:val="en-GB" w:eastAsia="en-GB"/>
-          <w14:ligatures w14:val="none"/>
-        </w:rPr>
-        <w:t xml:space="preserve">7-bit </w:t>
-      </w:r>
-      <w:proofErr w:type="spellStart"/>
-      <w:r>
-        <w:rPr>
-          <w:rFonts w:ascii="Times New Roman" w:eastAsia="Times New Roman" w:hAnsi="Times New Roman" w:cs="Times New Roman"/>
-          <w:kern w:val="0"/>
-          <w:sz w:val="20"/>
-          <w:szCs w:val="20"/>
-          <w:lang w:val="en-GB" w:eastAsia="en-GB"/>
-          <w14:ligatures w14:val="none"/>
-        </w:rPr>
-        <w:t>0x00</w:t>
-      </w:r>
-      <w:proofErr w:type="spellEnd"/>
-      <w:r>
-        <w:rPr>
-          <w:rFonts w:ascii="Times New Roman" w:eastAsia="Times New Roman" w:hAnsi="Times New Roman" w:cs="Times New Roman"/>
-          <w:kern w:val="0"/>
-          <w:sz w:val="20"/>
-          <w:szCs w:val="20"/>
-          <w:lang w:val="en-GB" w:eastAsia="en-GB"/>
-          <w14:ligatures w14:val="none"/>
-        </w:rPr>
-        <w:t xml:space="preserve"> alphabet</w:t>
-      </w:r>
-      <w:r>
-        <w:rPr>
-          <w:rFonts w:ascii="Times New Roman" w:eastAsia="Times New Roman" w:hAnsi="Times New Roman" w:cs="Times New Roman"/>
-          <w:kern w:val="0"/>
-          <w:sz w:val="20"/>
-          <w:szCs w:val="20"/>
-          <w:lang w:val="en-GB" w:eastAsia="en-GB"/>
-          <w14:ligatures w14:val="none"/>
-        </w:rPr>
-        <w:t xml:space="preserve"> in the first two bytes</w:t>
-      </w:r>
-      <w:r>
-        <w:rPr>
-          <w:rFonts w:ascii="Times New Roman" w:eastAsia="Times New Roman" w:hAnsi="Times New Roman" w:cs="Times New Roman"/>
-          <w:kern w:val="0"/>
-          <w:sz w:val="20"/>
-          <w:szCs w:val="20"/>
-          <w:lang w:val="en-GB" w:eastAsia="en-GB"/>
-          <w14:ligatures w14:val="none"/>
-        </w:rPr>
-        <w:t>; it should be lowercase</w:t>
+          <w:kern w:val="0"/>
+          <w:sz w:val="20"/>
+          <w:szCs w:val="20"/>
+          <w:lang w:val="en-GB" w:eastAsia="en-GB"/>
+          <w14:ligatures w14:val="none"/>
+        </w:rPr>
+      </w:pPr>
+      <w:r>
+        <w:rPr>
+          <w:rFonts w:ascii="Times New Roman" w:eastAsia="Times New Roman" w:hAnsi="Times New Roman" w:cs="Times New Roman"/>
+          <w:kern w:val="0"/>
+          <w:sz w:val="20"/>
+          <w:szCs w:val="20"/>
+          <w:lang w:val="en-GB" w:eastAsia="en-GB"/>
+          <w14:ligatures w14:val="none"/>
+        </w:rPr>
+        <w:t>Furthermore, if any of the 7-bit alphabets 0x10</w:t>
+      </w:r>
+      <w:r>
+        <w:rPr>
+          <w:rFonts w:ascii="Times New Roman" w:eastAsia="Times New Roman" w:hAnsi="Times New Roman" w:cs="Times New Roman"/>
+          <w:kern w:val="0"/>
+          <w:sz w:val="20"/>
+          <w:szCs w:val="20"/>
+          <w:lang w:val="en-GB" w:eastAsia="en-GB"/>
+          <w14:ligatures w14:val="none"/>
+        </w:rPr>
+        <w:t xml:space="preserve"> and onwards can be used</w:t>
+      </w:r>
+      <w:r>
+        <w:rPr>
+          <w:rFonts w:ascii="Times New Roman" w:eastAsia="Times New Roman" w:hAnsi="Times New Roman" w:cs="Times New Roman"/>
+          <w:kern w:val="0"/>
+          <w:sz w:val="20"/>
+          <w:szCs w:val="20"/>
+          <w:lang w:val="en-GB" w:eastAsia="en-GB"/>
+          <w14:ligatures w14:val="none"/>
+        </w:rPr>
+        <w:t xml:space="preserve"> for an SMS/CBS message</w:t>
       </w:r>
       <w:r>
         <w:rPr>
@@ -1652,121 +1600,6 @@
           <w:lang w:val="en-GB" w:eastAsia="en-GB"/>
           <w14:ligatures w14:val="none"/>
         </w:rPr>
-        <w:t>and a three-letter language tag has a special encoding</w:t>
-      </w:r>
-      <w:r>
-        <w:rPr>
-          <w:rFonts w:ascii="Times New Roman" w:eastAsia="Times New Roman" w:hAnsi="Times New Roman" w:cs="Times New Roman"/>
-          <w:kern w:val="0"/>
-          <w:sz w:val="20"/>
-          <w:szCs w:val="20"/>
-          <w:lang w:val="en-GB" w:eastAsia="en-GB"/>
-          <w14:ligatures w14:val="none"/>
-        </w:rPr>
-        <w:t xml:space="preserve">; both should be lower-case. Note that </w:t>
-      </w:r>
-      <w:r>
-        <w:rPr>
-          <w:rFonts w:ascii="Times New Roman" w:eastAsia="Times New Roman" w:hAnsi="Times New Roman" w:cs="Times New Roman"/>
-          <w:i/>
-          <w:iCs/>
-          <w:kern w:val="0"/>
-          <w:sz w:val="20"/>
-          <w:szCs w:val="20"/>
-          <w:lang w:val="en-GB" w:eastAsia="en-GB"/>
-          <w14:ligatures w14:val="none"/>
-        </w:rPr>
-        <w:t>some</w:t>
-      </w:r>
-      <w:r>
-        <w:rPr>
-          <w:rFonts w:ascii="Times New Roman" w:eastAsia="Times New Roman" w:hAnsi="Times New Roman" w:cs="Times New Roman"/>
-          <w:kern w:val="0"/>
-          <w:sz w:val="20"/>
-          <w:szCs w:val="20"/>
-          <w:lang w:val="en-GB" w:eastAsia="en-GB"/>
-          <w14:ligatures w14:val="none"/>
-        </w:rPr>
-        <w:t xml:space="preserve"> three-letter tags are equivalent to a corresponding two-letter tag.</w:t>
-      </w:r>
-    </w:p>
-    <w:p>
-      <w:pPr>
-        <w:rPr>
-          <w:rFonts w:ascii="Times New Roman" w:eastAsia="Times New Roman" w:hAnsi="Times New Roman" w:cs="Times New Roman"/>
-          <w:kern w:val="0"/>
-          <w:sz w:val="20"/>
-          <w:szCs w:val="20"/>
-          <w:lang w:val="en-GB" w:eastAsia="en-GB"/>
-          <w14:ligatures w14:val="none"/>
-        </w:rPr>
-      </w:pPr>
-      <w:r>
-        <w:rPr>
-          <w:rFonts w:ascii="Times New Roman" w:eastAsia="Times New Roman" w:hAnsi="Times New Roman" w:cs="Times New Roman"/>
-          <w:kern w:val="0"/>
-          <w:sz w:val="20"/>
-          <w:szCs w:val="20"/>
-          <w:lang w:val="en-GB" w:eastAsia="en-GB"/>
-          <w14:ligatures w14:val="none"/>
-        </w:rPr>
-        <w:t xml:space="preserve">Furthermore, if any of the 7-bit alphabets </w:t>
-      </w:r>
-      <w:proofErr w:type="spellStart"/>
-      <w:r>
-        <w:rPr>
-          <w:rFonts w:ascii="Times New Roman" w:eastAsia="Times New Roman" w:hAnsi="Times New Roman" w:cs="Times New Roman"/>
-          <w:kern w:val="0"/>
-          <w:sz w:val="20"/>
-          <w:szCs w:val="20"/>
-          <w:lang w:val="en-GB" w:eastAsia="en-GB"/>
-          <w14:ligatures w14:val="none"/>
-        </w:rPr>
-        <w:t>0x10</w:t>
-      </w:r>
-      <w:proofErr w:type="spellEnd"/>
-      <w:r>
-        <w:rPr>
-          <w:rFonts w:ascii="Times New Roman" w:eastAsia="Times New Roman" w:hAnsi="Times New Roman" w:cs="Times New Roman"/>
-          <w:kern w:val="0"/>
-          <w:sz w:val="20"/>
-          <w:szCs w:val="20"/>
-          <w:lang w:val="en-GB" w:eastAsia="en-GB"/>
-          <w14:ligatures w14:val="none"/>
-        </w:rPr>
-        <w:t xml:space="preserve"> and onwards can be used</w:t>
-      </w:r>
-      <w:r>
-        <w:rPr>
-          <w:rFonts w:ascii="Times New Roman" w:eastAsia="Times New Roman" w:hAnsi="Times New Roman" w:cs="Times New Roman"/>
-          <w:kern w:val="0"/>
-          <w:sz w:val="20"/>
-          <w:szCs w:val="20"/>
-          <w:lang w:val="en-GB" w:eastAsia="en-GB"/>
-          <w14:ligatures w14:val="none"/>
-        </w:rPr>
-        <w:t xml:space="preserve"> for an SMS/CBS message</w:t>
-      </w:r>
-      <w:r>
-        <w:rPr>
-          <w:rFonts w:ascii="Times New Roman" w:eastAsia="Times New Roman" w:hAnsi="Times New Roman" w:cs="Times New Roman"/>
-          <w:kern w:val="0"/>
-          <w:sz w:val="20"/>
-          <w:szCs w:val="20"/>
-          <w:lang w:val="en-GB" w:eastAsia="en-GB"/>
-          <w14:ligatures w14:val="none"/>
-        </w:rPr>
-        <w:t xml:space="preserve">, </w:t>
-      </w:r>
-      <w:r>
-        <w:rPr>
-          <w:rFonts w:ascii="Times New Roman" w:eastAsia="Times New Roman" w:hAnsi="Times New Roman" w:cs="Times New Roman"/>
-          <w:kern w:val="0"/>
-          <w:sz w:val="20"/>
-          <w:szCs w:val="20"/>
-          <w:lang w:val="en-GB" w:eastAsia="en-GB"/>
-          <w14:ligatures w14:val="none"/>
-        </w:rPr>
         <w:t xml:space="preserve">use of </w:t>
       </w:r>
       <w:r>
@@ -1811,31 +1644,7 @@
           <w:lang w:val="en-GB" w:eastAsia="en-GB"/>
           <w14:ligatures w14:val="none"/>
         </w:rPr>
-        <w:t xml:space="preserve">, allowing for fewer </w:t>
-      </w:r>
-      <w:proofErr w:type="spellStart"/>
-      <w:r>
-        <w:rPr>
-          <w:rFonts w:ascii="Times New Roman" w:eastAsia="Times New Roman" w:hAnsi="Times New Roman" w:cs="Times New Roman"/>
-          <w:kern w:val="0"/>
-          <w:sz w:val="20"/>
-          <w:szCs w:val="20"/>
-          <w:lang w:val="en-GB" w:eastAsia="en-GB"/>
-          <w14:ligatures w14:val="none"/>
-        </w:rPr>
-        <w:t>submessages</w:t>
-      </w:r>
-      <w:proofErr w:type="spellEnd"/>
-      <w:r>
-        <w:rPr>
-          <w:rFonts w:ascii="Times New Roman" w:eastAsia="Times New Roman" w:hAnsi="Times New Roman" w:cs="Times New Roman"/>
-          <w:kern w:val="0"/>
-          <w:sz w:val="20"/>
-          <w:szCs w:val="20"/>
-          <w:lang w:val="en-GB" w:eastAsia="en-GB"/>
-          <w14:ligatures w14:val="none"/>
-        </w:rPr>
-        <w:t xml:space="preserve"> and</w:t>
+        <w:t>, allowing for fewer submessages and</w:t>
       </w:r>
       <w:r>
         <w:rPr>
@@ -1912,31 +1721,7 @@
           <w:lang w:val="en-GB" w:eastAsia="en-GB"/>
           <w14:ligatures w14:val="none"/>
         </w:rPr>
-        <w:t xml:space="preserve"> (Note that alphabets </w:t>
-      </w:r>
-      <w:proofErr w:type="spellStart"/>
-      <w:r>
-        <w:rPr>
-          <w:rFonts w:ascii="Times New Roman" w:eastAsia="Times New Roman" w:hAnsi="Times New Roman" w:cs="Times New Roman"/>
-          <w:kern w:val="0"/>
-          <w:sz w:val="20"/>
-          <w:szCs w:val="20"/>
-          <w:lang w:val="en-GB" w:eastAsia="en-GB"/>
-          <w14:ligatures w14:val="none"/>
-        </w:rPr>
-        <w:t>0x00-0x0F</w:t>
-      </w:r>
-      <w:proofErr w:type="spellEnd"/>
-      <w:r>
-        <w:rPr>
-          <w:rFonts w:ascii="Times New Roman" w:eastAsia="Times New Roman" w:hAnsi="Times New Roman" w:cs="Times New Roman"/>
-          <w:kern w:val="0"/>
-          <w:sz w:val="20"/>
-          <w:szCs w:val="20"/>
-          <w:lang w:val="en-GB" w:eastAsia="en-GB"/>
-          <w14:ligatures w14:val="none"/>
-        </w:rPr>
-        <w:t xml:space="preserve"> are deprecated for SMS/CBS messages.)</w:t>
+        <w:t xml:space="preserve"> (Note that alphabets 0x00-0x0F are deprecated for SMS/CBS messages.)</w:t>
       </w:r>
     </w:p>
     <w:p>
@@ -1986,6 +1771,19 @@
         </w:rPr>
         <w:t>UCS to UCS mapping</w:t>
       </w:r>
+      <w:r>
+        <w:rPr>
+          <w:rFonts w:ascii="Arial" w:eastAsia="Times New Roman" w:hAnsi="Arial" w:cs="Times New Roman"/>
+          <w:i w:val="0"/>
+          <w:iCs w:val="0"/>
+          <w:color w:val="auto"/>
+          <w:kern w:val="0"/>
+          <w:szCs w:val="20"/>
+          <w:lang w:val="en-GB" w:eastAsia="en-GB"/>
+          <w14:ligatures w14:val="none"/>
+        </w:rPr>
+        <w:t xml:space="preserve"> (for both UTF-8 and UCS2/UTF-16)</w:t>
+      </w:r>
     </w:p>
     <w:p>
       <w:pPr>
@@ -2134,69 +1932,173 @@
           <w:lang w:val="en-GB" w:eastAsia="en-GB"/>
           <w14:ligatures w14:val="none"/>
         </w:rPr>
-        <w:t xml:space="preserve">Most </w:t>
-      </w:r>
-      <w:proofErr w:type="spellStart"/>
-      <w:r>
-        <w:rPr>
-          <w:rFonts w:ascii="Times New Roman" w:eastAsia="Times New Roman" w:hAnsi="Times New Roman" w:cs="Times New Roman"/>
-          <w:kern w:val="0"/>
-          <w:sz w:val="20"/>
-          <w:szCs w:val="20"/>
-          <w:lang w:val="en-GB" w:eastAsia="en-GB"/>
-          <w14:ligatures w14:val="none"/>
-        </w:rPr>
-        <w:t>C0</w:t>
-      </w:r>
-      <w:proofErr w:type="spellEnd"/>
-      <w:r>
-        <w:rPr>
-          <w:rFonts w:ascii="Times New Roman" w:eastAsia="Times New Roman" w:hAnsi="Times New Roman" w:cs="Times New Roman"/>
-          <w:kern w:val="0"/>
-          <w:sz w:val="20"/>
-          <w:szCs w:val="20"/>
-          <w:lang w:val="en-GB" w:eastAsia="en-GB"/>
-          <w14:ligatures w14:val="none"/>
-        </w:rPr>
-        <w:t>/</w:t>
-      </w:r>
-      <w:proofErr w:type="spellStart"/>
-      <w:r>
-        <w:rPr>
-          <w:rFonts w:ascii="Times New Roman" w:eastAsia="Times New Roman" w:hAnsi="Times New Roman" w:cs="Times New Roman"/>
-          <w:kern w:val="0"/>
-          <w:sz w:val="20"/>
-          <w:szCs w:val="20"/>
-          <w:lang w:val="en-GB" w:eastAsia="en-GB"/>
-          <w14:ligatures w14:val="none"/>
-        </w:rPr>
-        <w:t>C1</w:t>
-      </w:r>
-      <w:proofErr w:type="spellEnd"/>
-      <w:r>
-        <w:rPr>
-          <w:rFonts w:ascii="Times New Roman" w:eastAsia="Times New Roman" w:hAnsi="Times New Roman" w:cs="Times New Roman"/>
-          <w:kern w:val="0"/>
-          <w:sz w:val="20"/>
-          <w:szCs w:val="20"/>
-          <w:lang w:val="en-GB" w:eastAsia="en-GB"/>
-          <w14:ligatures w14:val="none"/>
-        </w:rPr>
-        <w:t xml:space="preserve"> and </w:t>
-      </w:r>
-      <w:proofErr w:type="spellStart"/>
-      <w:r>
-        <w:rPr>
-          <w:rFonts w:ascii="Times New Roman" w:eastAsia="Times New Roman" w:hAnsi="Times New Roman" w:cs="Times New Roman"/>
-          <w:kern w:val="0"/>
-          <w:sz w:val="20"/>
-          <w:szCs w:val="20"/>
-          <w:lang w:val="en-GB" w:eastAsia="en-GB"/>
-          <w14:ligatures w14:val="none"/>
-        </w:rPr>
-        <w:t>NBSP</w:t>
-      </w:r>
-      <w:proofErr w:type="spellEnd"/>
+        <w:t>Most C0/C1</w:t>
+      </w:r>
+      <w:r>
+        <w:rPr>
+          <w:rFonts w:ascii="Times New Roman" w:eastAsia="Times New Roman" w:hAnsi="Times New Roman" w:cs="Times New Roman"/>
+          <w:kern w:val="0"/>
+          <w:sz w:val="20"/>
+          <w:szCs w:val="20"/>
+          <w:lang w:val="en-GB" w:eastAsia="en-GB"/>
+          <w14:ligatures w14:val="none"/>
+        </w:rPr>
+        <w:t xml:space="preserve"> and NBSP: </w:t>
+      </w:r>
+      <w:r>
+        <w:rPr>
+          <w:rFonts w:ascii="Times New Roman" w:eastAsia="Times New Roman" w:hAnsi="Times New Roman" w:cs="Times New Roman"/>
+          <w:kern w:val="0"/>
+          <w:sz w:val="20"/>
+          <w:szCs w:val="20"/>
+          <w:lang w:val="en-GB" w:eastAsia="en-GB"/>
+          <w14:ligatures w14:val="none"/>
+        </w:rPr>
+        <w:t>U+0000-U+0008</w:t>
+      </w:r>
+      <w:r>
+        <w:rPr>
+          <w:rFonts w:ascii="Times New Roman" w:eastAsia="Times New Roman" w:hAnsi="Times New Roman" w:cs="Times New Roman"/>
+          <w:kern w:val="0"/>
+          <w:sz w:val="20"/>
+          <w:szCs w:val="20"/>
+          <w:lang w:val="en-GB" w:eastAsia="en-GB"/>
+          <w14:ligatures w14:val="none"/>
+        </w:rPr>
+        <w:t xml:space="preserve">, </w:t>
+      </w:r>
+      <w:r>
+        <w:rPr>
+          <w:rFonts w:ascii="Times New Roman" w:eastAsia="Times New Roman" w:hAnsi="Times New Roman" w:cs="Times New Roman"/>
+          <w:kern w:val="0"/>
+          <w:sz w:val="20"/>
+          <w:szCs w:val="20"/>
+          <w:lang w:val="en-GB" w:eastAsia="en-GB"/>
+          <w14:ligatures w14:val="none"/>
+        </w:rPr>
+        <w:t>U+</w:t>
+      </w:r>
+      <w:r>
+        <w:rPr>
+          <w:rFonts w:ascii="Times New Roman" w:eastAsia="Times New Roman" w:hAnsi="Times New Roman" w:cs="Times New Roman"/>
+          <w:kern w:val="0"/>
+          <w:sz w:val="20"/>
+          <w:szCs w:val="20"/>
+          <w:lang w:val="en-GB" w:eastAsia="en-GB"/>
+          <w14:ligatures w14:val="none"/>
+        </w:rPr>
+        <w:t>000E</w:t>
+      </w:r>
+      <w:r>
+        <w:rPr>
+          <w:rFonts w:ascii="Times New Roman" w:eastAsia="Times New Roman" w:hAnsi="Times New Roman" w:cs="Times New Roman"/>
+          <w:kern w:val="0"/>
+          <w:sz w:val="20"/>
+          <w:szCs w:val="20"/>
+          <w:lang w:val="en-GB" w:eastAsia="en-GB"/>
+          <w14:ligatures w14:val="none"/>
+        </w:rPr>
+        <w:t>-U+</w:t>
+      </w:r>
+      <w:r>
+        <w:rPr>
+          <w:rFonts w:ascii="Times New Roman" w:eastAsia="Times New Roman" w:hAnsi="Times New Roman" w:cs="Times New Roman"/>
+          <w:kern w:val="0"/>
+          <w:sz w:val="20"/>
+          <w:szCs w:val="20"/>
+          <w:lang w:val="en-GB" w:eastAsia="en-GB"/>
+          <w14:ligatures w14:val="none"/>
+        </w:rPr>
+        <w:t>001F</w:t>
+      </w:r>
+      <w:r>
+        <w:rPr>
+          <w:rFonts w:ascii="Times New Roman" w:eastAsia="Times New Roman" w:hAnsi="Times New Roman" w:cs="Times New Roman"/>
+          <w:kern w:val="0"/>
+          <w:sz w:val="20"/>
+          <w:szCs w:val="20"/>
+          <w:lang w:val="en-GB" w:eastAsia="en-GB"/>
+          <w14:ligatures w14:val="none"/>
+        </w:rPr>
+        <w:t>, U+</w:t>
+      </w:r>
+      <w:r>
+        <w:rPr>
+          <w:rFonts w:ascii="Times New Roman" w:eastAsia="Times New Roman" w:hAnsi="Times New Roman" w:cs="Times New Roman"/>
+          <w:kern w:val="0"/>
+          <w:sz w:val="20"/>
+          <w:szCs w:val="20"/>
+          <w:lang w:val="en-GB" w:eastAsia="en-GB"/>
+          <w14:ligatures w14:val="none"/>
+        </w:rPr>
+        <w:t>007F</w:t>
+      </w:r>
+      <w:r>
+        <w:rPr>
+          <w:rFonts w:ascii="Times New Roman" w:eastAsia="Times New Roman" w:hAnsi="Times New Roman" w:cs="Times New Roman"/>
+          <w:kern w:val="0"/>
+          <w:sz w:val="20"/>
+          <w:szCs w:val="20"/>
+          <w:lang w:val="en-GB" w:eastAsia="en-GB"/>
+          <w14:ligatures w14:val="none"/>
+        </w:rPr>
+        <w:t>-U+009A</w:t>
+      </w:r>
+      <w:r>
+        <w:rPr>
+          <w:rFonts w:ascii="Times New Roman" w:eastAsia="Times New Roman" w:hAnsi="Times New Roman" w:cs="Times New Roman"/>
+          <w:kern w:val="0"/>
+          <w:sz w:val="20"/>
+          <w:szCs w:val="20"/>
+          <w:lang w:val="en-GB" w:eastAsia="en-GB"/>
+          <w14:ligatures w14:val="none"/>
+        </w:rPr>
+        <w:t>, U+</w:t>
+      </w:r>
+      <w:r>
+        <w:rPr>
+          <w:rFonts w:ascii="Times New Roman" w:eastAsia="Times New Roman" w:hAnsi="Times New Roman" w:cs="Times New Roman"/>
+          <w:kern w:val="0"/>
+          <w:sz w:val="20"/>
+          <w:szCs w:val="20"/>
+          <w:lang w:val="en-GB" w:eastAsia="en-GB"/>
+          <w14:ligatures w14:val="none"/>
+        </w:rPr>
+        <w:t>009C</w:t>
+      </w:r>
+      <w:r>
+        <w:rPr>
+          <w:rFonts w:ascii="Times New Roman" w:eastAsia="Times New Roman" w:hAnsi="Times New Roman" w:cs="Times New Roman"/>
+          <w:kern w:val="0"/>
+          <w:sz w:val="20"/>
+          <w:szCs w:val="20"/>
+          <w:lang w:val="en-GB" w:eastAsia="en-GB"/>
+          <w14:ligatures w14:val="none"/>
+        </w:rPr>
+        <w:t>-</w:t>
+      </w:r>
+      <w:r>
+        <w:rPr>
+          <w:rFonts w:ascii="Times New Roman" w:eastAsia="Times New Roman" w:hAnsi="Times New Roman" w:cs="Times New Roman"/>
+          <w:kern w:val="0"/>
+          <w:sz w:val="20"/>
+          <w:szCs w:val="20"/>
+          <w:lang w:val="en-GB" w:eastAsia="en-GB"/>
+          <w14:ligatures w14:val="none"/>
+        </w:rPr>
+        <w:t>U+</w:t>
+      </w:r>
+      <w:r>
+        <w:rPr>
+          <w:rFonts w:ascii="Times New Roman" w:eastAsia="Times New Roman" w:hAnsi="Times New Roman" w:cs="Times New Roman"/>
+          <w:kern w:val="0"/>
+          <w:sz w:val="20"/>
+          <w:szCs w:val="20"/>
+          <w:lang w:val="en-GB" w:eastAsia="en-GB"/>
+          <w14:ligatures w14:val="none"/>
+        </w:rPr>
+        <w:t>00A0</w:t>
+      </w:r>
       <w:r>
         <w:rPr>
           <w:rFonts w:ascii="Times New Roman" w:eastAsia="Times New Roman" w:hAnsi="Times New Roman" w:cs="Times New Roman"/>
@@ -2208,31 +2110,17 @@
         </w:rPr>
         <w:t xml:space="preserve">: </w:t>
       </w:r>
-      <w:proofErr w:type="spellStart"/>
-      <w:r>
-        <w:rPr>
-          <w:rFonts w:ascii="Times New Roman" w:eastAsia="Times New Roman" w:hAnsi="Times New Roman" w:cs="Times New Roman"/>
-          <w:kern w:val="0"/>
-          <w:sz w:val="20"/>
-          <w:szCs w:val="20"/>
-          <w:lang w:val="en-GB" w:eastAsia="en-GB"/>
-          <w14:ligatures w14:val="none"/>
-        </w:rPr>
-        <w:t>U+0000-U+0008</w:t>
-      </w:r>
-      <w:proofErr w:type="spellEnd"/>
-      <w:r>
-        <w:rPr>
-          <w:rFonts w:ascii="Times New Roman" w:eastAsia="Times New Roman" w:hAnsi="Times New Roman" w:cs="Times New Roman"/>
-          <w:kern w:val="0"/>
-          <w:sz w:val="20"/>
-          <w:szCs w:val="20"/>
-          <w:lang w:val="en-GB" w:eastAsia="en-GB"/>
-          <w14:ligatures w14:val="none"/>
-        </w:rPr>
-        <w:t xml:space="preserve">, </w:t>
-      </w:r>
-      <w:proofErr w:type="spellStart"/>
+      <w:r>
+        <w:rPr>
+          <w:rFonts w:ascii="Times New Roman" w:eastAsia="Times New Roman" w:hAnsi="Times New Roman" w:cs="Times New Roman"/>
+          <w:kern w:val="0"/>
+          <w:sz w:val="20"/>
+          <w:szCs w:val="20"/>
+          <w:lang w:val="en-GB" w:eastAsia="en-GB"/>
+          <w14:ligatures w14:val="none"/>
+        </w:rPr>
+        <w:t xml:space="preserve">map to </w:t>
+      </w:r>
       <w:r>
         <w:rPr>
           <w:rFonts w:ascii="Times New Roman" w:eastAsia="Times New Roman" w:hAnsi="Times New Roman" w:cs="Times New Roman"/>
@@ -2253,191 +2141,8 @@
           <w:lang w:val="en-GB" w:eastAsia="en-GB"/>
           <w14:ligatures w14:val="none"/>
         </w:rPr>
-        <w:t>000E</w:t>
-      </w:r>
-      <w:r>
-        <w:rPr>
-          <w:rFonts w:ascii="Times New Roman" w:eastAsia="Times New Roman" w:hAnsi="Times New Roman" w:cs="Times New Roman"/>
-          <w:kern w:val="0"/>
-          <w:sz w:val="20"/>
-          <w:szCs w:val="20"/>
-          <w:lang w:val="en-GB" w:eastAsia="en-GB"/>
-          <w14:ligatures w14:val="none"/>
-        </w:rPr>
-        <w:t>-U+</w:t>
-      </w:r>
-      <w:r>
-        <w:rPr>
-          <w:rFonts w:ascii="Times New Roman" w:eastAsia="Times New Roman" w:hAnsi="Times New Roman" w:cs="Times New Roman"/>
-          <w:kern w:val="0"/>
-          <w:sz w:val="20"/>
-          <w:szCs w:val="20"/>
-          <w:lang w:val="en-GB" w:eastAsia="en-GB"/>
-          <w14:ligatures w14:val="none"/>
-        </w:rPr>
-        <w:t>001F</w:t>
-      </w:r>
-      <w:proofErr w:type="spellEnd"/>
-      <w:r>
-        <w:rPr>
-          <w:rFonts w:ascii="Times New Roman" w:eastAsia="Times New Roman" w:hAnsi="Times New Roman" w:cs="Times New Roman"/>
-          <w:kern w:val="0"/>
-          <w:sz w:val="20"/>
-          <w:szCs w:val="20"/>
-          <w:lang w:val="en-GB" w:eastAsia="en-GB"/>
-          <w14:ligatures w14:val="none"/>
-        </w:rPr>
-        <w:t xml:space="preserve">, </w:t>
-      </w:r>
-      <w:proofErr w:type="spellStart"/>
-      <w:r>
-        <w:rPr>
-          <w:rFonts w:ascii="Times New Roman" w:eastAsia="Times New Roman" w:hAnsi="Times New Roman" w:cs="Times New Roman"/>
-          <w:kern w:val="0"/>
-          <w:sz w:val="20"/>
-          <w:szCs w:val="20"/>
-          <w:lang w:val="en-GB" w:eastAsia="en-GB"/>
-          <w14:ligatures w14:val="none"/>
-        </w:rPr>
-        <w:t>U+</w:t>
-      </w:r>
-      <w:r>
-        <w:rPr>
-          <w:rFonts w:ascii="Times New Roman" w:eastAsia="Times New Roman" w:hAnsi="Times New Roman" w:cs="Times New Roman"/>
-          <w:kern w:val="0"/>
-          <w:sz w:val="20"/>
-          <w:szCs w:val="20"/>
-          <w:lang w:val="en-GB" w:eastAsia="en-GB"/>
-          <w14:ligatures w14:val="none"/>
-        </w:rPr>
-        <w:t>007F</w:t>
-      </w:r>
-      <w:r>
-        <w:rPr>
-          <w:rFonts w:ascii="Times New Roman" w:eastAsia="Times New Roman" w:hAnsi="Times New Roman" w:cs="Times New Roman"/>
-          <w:kern w:val="0"/>
-          <w:sz w:val="20"/>
-          <w:szCs w:val="20"/>
-          <w:lang w:val="en-GB" w:eastAsia="en-GB"/>
-          <w14:ligatures w14:val="none"/>
-        </w:rPr>
-        <w:t>-U+009A</w:t>
-      </w:r>
-      <w:proofErr w:type="spellEnd"/>
-      <w:r>
-        <w:rPr>
-          <w:rFonts w:ascii="Times New Roman" w:eastAsia="Times New Roman" w:hAnsi="Times New Roman" w:cs="Times New Roman"/>
-          <w:kern w:val="0"/>
-          <w:sz w:val="20"/>
-          <w:szCs w:val="20"/>
-          <w:lang w:val="en-GB" w:eastAsia="en-GB"/>
-          <w14:ligatures w14:val="none"/>
-        </w:rPr>
-        <w:t xml:space="preserve">, </w:t>
-      </w:r>
-      <w:proofErr w:type="spellStart"/>
-      <w:r>
-        <w:rPr>
-          <w:rFonts w:ascii="Times New Roman" w:eastAsia="Times New Roman" w:hAnsi="Times New Roman" w:cs="Times New Roman"/>
-          <w:kern w:val="0"/>
-          <w:sz w:val="20"/>
-          <w:szCs w:val="20"/>
-          <w:lang w:val="en-GB" w:eastAsia="en-GB"/>
-          <w14:ligatures w14:val="none"/>
-        </w:rPr>
-        <w:t>U+</w:t>
-      </w:r>
-      <w:r>
-        <w:rPr>
-          <w:rFonts w:ascii="Times New Roman" w:eastAsia="Times New Roman" w:hAnsi="Times New Roman" w:cs="Times New Roman"/>
-          <w:kern w:val="0"/>
-          <w:sz w:val="20"/>
-          <w:szCs w:val="20"/>
-          <w:lang w:val="en-GB" w:eastAsia="en-GB"/>
-          <w14:ligatures w14:val="none"/>
-        </w:rPr>
-        <w:t>009C</w:t>
-      </w:r>
-      <w:r>
-        <w:rPr>
-          <w:rFonts w:ascii="Times New Roman" w:eastAsia="Times New Roman" w:hAnsi="Times New Roman" w:cs="Times New Roman"/>
-          <w:kern w:val="0"/>
-          <w:sz w:val="20"/>
-          <w:szCs w:val="20"/>
-          <w:lang w:val="en-GB" w:eastAsia="en-GB"/>
-          <w14:ligatures w14:val="none"/>
-        </w:rPr>
-        <w:t>-</w:t>
-      </w:r>
-      <w:r>
-        <w:rPr>
-          <w:rFonts w:ascii="Times New Roman" w:eastAsia="Times New Roman" w:hAnsi="Times New Roman" w:cs="Times New Roman"/>
-          <w:kern w:val="0"/>
-          <w:sz w:val="20"/>
-          <w:szCs w:val="20"/>
-          <w:lang w:val="en-GB" w:eastAsia="en-GB"/>
-          <w14:ligatures w14:val="none"/>
-        </w:rPr>
-        <w:t>U+</w:t>
-      </w:r>
-      <w:r>
-        <w:rPr>
-          <w:rFonts w:ascii="Times New Roman" w:eastAsia="Times New Roman" w:hAnsi="Times New Roman" w:cs="Times New Roman"/>
-          <w:kern w:val="0"/>
-          <w:sz w:val="20"/>
-          <w:szCs w:val="20"/>
-          <w:lang w:val="en-GB" w:eastAsia="en-GB"/>
-          <w14:ligatures w14:val="none"/>
-        </w:rPr>
-        <w:t>00A0</w:t>
-      </w:r>
-      <w:proofErr w:type="spellEnd"/>
-      <w:r>
-        <w:rPr>
-          <w:rFonts w:ascii="Times New Roman" w:eastAsia="Times New Roman" w:hAnsi="Times New Roman" w:cs="Times New Roman"/>
-          <w:kern w:val="0"/>
-          <w:sz w:val="20"/>
-          <w:szCs w:val="20"/>
-          <w:lang w:val="en-GB" w:eastAsia="en-GB"/>
-          <w14:ligatures w14:val="none"/>
-        </w:rPr>
-        <w:t xml:space="preserve">: </w:t>
-      </w:r>
-      <w:r>
-        <w:rPr>
-          <w:rFonts w:ascii="Times New Roman" w:eastAsia="Times New Roman" w:hAnsi="Times New Roman" w:cs="Times New Roman"/>
-          <w:kern w:val="0"/>
-          <w:sz w:val="20"/>
-          <w:szCs w:val="20"/>
-          <w:lang w:val="en-GB" w:eastAsia="en-GB"/>
-          <w14:ligatures w14:val="none"/>
-        </w:rPr>
-        <w:t xml:space="preserve">map to </w:t>
-      </w:r>
-      <w:proofErr w:type="spellStart"/>
-      <w:r>
-        <w:rPr>
-          <w:rFonts w:ascii="Times New Roman" w:eastAsia="Times New Roman" w:hAnsi="Times New Roman" w:cs="Times New Roman"/>
-          <w:kern w:val="0"/>
-          <w:sz w:val="20"/>
-          <w:szCs w:val="20"/>
-          <w:lang w:val="en-GB" w:eastAsia="en-GB"/>
-          <w14:ligatures w14:val="none"/>
-        </w:rPr>
-        <w:t>U+</w:t>
-      </w:r>
-      <w:r>
-        <w:rPr>
-          <w:rFonts w:ascii="Times New Roman" w:eastAsia="Times New Roman" w:hAnsi="Times New Roman" w:cs="Times New Roman"/>
-          <w:kern w:val="0"/>
-          <w:sz w:val="20"/>
-          <w:szCs w:val="20"/>
-          <w:lang w:val="en-GB" w:eastAsia="en-GB"/>
-          <w14:ligatures w14:val="none"/>
-        </w:rPr>
         <w:t>FFFD</w:t>
       </w:r>
-      <w:proofErr w:type="spellEnd"/>
       <w:r>
         <w:rPr>
           <w:rFonts w:ascii="Times New Roman" w:eastAsia="Times New Roman" w:hAnsi="Times New Roman" w:cs="Times New Roman"/>
@@ -2510,7 +2215,6 @@
           <w14:ligatures w14:val="none"/>
         </w:rPr>
       </w:pPr>
-      <w:proofErr w:type="spellStart"/>
       <w:r>
         <w:rPr>
           <w:rFonts w:ascii="Times New Roman" w:eastAsia="Times New Roman" w:hAnsi="Times New Roman" w:cs="Times New Roman"/>
@@ -2533,7 +2237,6 @@
         </w:rPr>
         <w:t>0009</w:t>
       </w:r>
-      <w:proofErr w:type="spellEnd"/>
       <w:r>
         <w:rPr>
           <w:rFonts w:ascii="Times New Roman" w:eastAsia="Times New Roman" w:hAnsi="Times New Roman" w:cs="Times New Roman"/>
@@ -2567,19 +2270,171 @@
         </w:rPr>
         <w:t xml:space="preserve">map to </w:t>
       </w:r>
-      <w:proofErr w:type="spellStart"/>
-      <w:r>
-        <w:rPr>
-          <w:rFonts w:ascii="Times New Roman" w:eastAsia="Times New Roman" w:hAnsi="Times New Roman" w:cs="Times New Roman"/>
-          <w:kern w:val="0"/>
-          <w:sz w:val="20"/>
-          <w:szCs w:val="20"/>
-          <w:lang w:val="en-GB" w:eastAsia="en-GB"/>
-          <w14:ligatures w14:val="none"/>
-        </w:rPr>
-        <w:t>U+0020</w:t>
-      </w:r>
-      <w:proofErr w:type="spellEnd"/>
+      <w:r>
+        <w:rPr>
+          <w:rFonts w:ascii="Times New Roman" w:eastAsia="Times New Roman" w:hAnsi="Times New Roman" w:cs="Times New Roman"/>
+          <w:kern w:val="0"/>
+          <w:sz w:val="20"/>
+          <w:szCs w:val="20"/>
+          <w:lang w:val="en-GB" w:eastAsia="en-GB"/>
+          <w14:ligatures w14:val="none"/>
+        </w:rPr>
+        <w:t>U+0020.</w:t>
+      </w:r>
+      <w:r>
+        <w:rPr>
+          <w:rFonts w:ascii="Times New Roman" w:eastAsia="Times New Roman" w:hAnsi="Times New Roman" w:cs="Times New Roman"/>
+          <w:kern w:val="0"/>
+          <w:sz w:val="20"/>
+          <w:szCs w:val="20"/>
+          <w:lang w:val="en-GB" w:eastAsia="en-GB"/>
+          <w14:ligatures w14:val="none"/>
+        </w:rPr>
+        <w:t xml:space="preserve"> </w:t>
+      </w:r>
+      <w:r>
+        <w:rPr>
+          <w:rFonts w:ascii="Times New Roman" w:eastAsia="Times New Roman" w:hAnsi="Times New Roman" w:cs="Times New Roman"/>
+          <w:kern w:val="0"/>
+          <w:sz w:val="20"/>
+          <w:szCs w:val="20"/>
+          <w:lang w:val="en-GB" w:eastAsia="en-GB"/>
+          <w14:ligatures w14:val="none"/>
+        </w:rPr>
+        <w:t xml:space="preserve">NLFs: </w:t>
+      </w:r>
+      <w:r>
+        <w:rPr>
+          <w:rFonts w:ascii="Times New Roman" w:eastAsia="Times New Roman" w:hAnsi="Times New Roman" w:cs="Times New Roman"/>
+          <w:kern w:val="0"/>
+          <w:sz w:val="20"/>
+          <w:szCs w:val="20"/>
+          <w:lang w:val="en-GB" w:eastAsia="en-GB"/>
+          <w14:ligatures w14:val="none"/>
+        </w:rPr>
+        <w:t>U</w:t>
+      </w:r>
+      <w:r>
+        <w:rPr>
+          <w:rFonts w:ascii="Times New Roman" w:eastAsia="Times New Roman" w:hAnsi="Times New Roman" w:cs="Times New Roman"/>
+          <w:kern w:val="0"/>
+          <w:sz w:val="20"/>
+          <w:szCs w:val="20"/>
+          <w:lang w:val="en-GB" w:eastAsia="en-GB"/>
+          <w14:ligatures w14:val="none"/>
+        </w:rPr>
+        <w:t>+</w:t>
+      </w:r>
+      <w:r>
+        <w:rPr>
+          <w:rFonts w:ascii="Times New Roman" w:eastAsia="Times New Roman" w:hAnsi="Times New Roman" w:cs="Times New Roman"/>
+          <w:kern w:val="0"/>
+          <w:sz w:val="20"/>
+          <w:szCs w:val="20"/>
+          <w:lang w:val="en-GB" w:eastAsia="en-GB"/>
+          <w14:ligatures w14:val="none"/>
+        </w:rPr>
+        <w:t>0</w:t>
+      </w:r>
+      <w:r>
+        <w:rPr>
+          <w:rFonts w:ascii="Times New Roman" w:eastAsia="Times New Roman" w:hAnsi="Times New Roman" w:cs="Times New Roman"/>
+          <w:kern w:val="0"/>
+          <w:sz w:val="20"/>
+          <w:szCs w:val="20"/>
+          <w:lang w:val="en-GB" w:eastAsia="en-GB"/>
+          <w14:ligatures w14:val="none"/>
+        </w:rPr>
+        <w:t>00B</w:t>
+      </w:r>
+      <w:r>
+        <w:rPr>
+          <w:rFonts w:ascii="Times New Roman" w:eastAsia="Times New Roman" w:hAnsi="Times New Roman" w:cs="Times New Roman"/>
+          <w:kern w:val="0"/>
+          <w:sz w:val="20"/>
+          <w:szCs w:val="20"/>
+          <w:lang w:val="en-GB" w:eastAsia="en-GB"/>
+          <w14:ligatures w14:val="none"/>
+        </w:rPr>
+        <w:t>, U+</w:t>
+      </w:r>
+      <w:r>
+        <w:rPr>
+          <w:rFonts w:ascii="Times New Roman" w:eastAsia="Times New Roman" w:hAnsi="Times New Roman" w:cs="Times New Roman"/>
+          <w:kern w:val="0"/>
+          <w:sz w:val="20"/>
+          <w:szCs w:val="20"/>
+          <w:lang w:val="en-GB" w:eastAsia="en-GB"/>
+          <w14:ligatures w14:val="none"/>
+        </w:rPr>
+        <w:t>2028</w:t>
+      </w:r>
+      <w:r>
+        <w:rPr>
+          <w:rFonts w:ascii="Times New Roman" w:eastAsia="Times New Roman" w:hAnsi="Times New Roman" w:cs="Times New Roman"/>
+          <w:kern w:val="0"/>
+          <w:sz w:val="20"/>
+          <w:szCs w:val="20"/>
+          <w:lang w:val="en-GB" w:eastAsia="en-GB"/>
+          <w14:ligatures w14:val="none"/>
+        </w:rPr>
+        <w:t>-U+</w:t>
+      </w:r>
+      <w:r>
+        <w:rPr>
+          <w:rFonts w:ascii="Times New Roman" w:eastAsia="Times New Roman" w:hAnsi="Times New Roman" w:cs="Times New Roman"/>
+          <w:kern w:val="0"/>
+          <w:sz w:val="20"/>
+          <w:szCs w:val="20"/>
+          <w:lang w:val="en-GB" w:eastAsia="en-GB"/>
+          <w14:ligatures w14:val="none"/>
+        </w:rPr>
+        <w:t>2029</w:t>
+      </w:r>
+      <w:r>
+        <w:rPr>
+          <w:rFonts w:ascii="Times New Roman" w:eastAsia="Times New Roman" w:hAnsi="Times New Roman" w:cs="Times New Roman"/>
+          <w:kern w:val="0"/>
+          <w:sz w:val="20"/>
+          <w:szCs w:val="20"/>
+          <w:lang w:val="en-GB" w:eastAsia="en-GB"/>
+          <w14:ligatures w14:val="none"/>
+        </w:rPr>
+        <w:t xml:space="preserve">: </w:t>
+      </w:r>
+      <w:r>
+        <w:rPr>
+          <w:rFonts w:ascii="Times New Roman" w:eastAsia="Times New Roman" w:hAnsi="Times New Roman" w:cs="Times New Roman"/>
+          <w:kern w:val="0"/>
+          <w:sz w:val="20"/>
+          <w:szCs w:val="20"/>
+          <w:lang w:val="en-GB" w:eastAsia="en-GB"/>
+          <w14:ligatures w14:val="none"/>
+        </w:rPr>
+        <w:t xml:space="preserve">map to </w:t>
+      </w:r>
+      <w:r>
+        <w:rPr>
+          <w:rFonts w:ascii="Times New Roman" w:eastAsia="Times New Roman" w:hAnsi="Times New Roman" w:cs="Times New Roman"/>
+          <w:kern w:val="0"/>
+          <w:sz w:val="20"/>
+          <w:szCs w:val="20"/>
+          <w:lang w:val="en-GB" w:eastAsia="en-GB"/>
+          <w14:ligatures w14:val="none"/>
+        </w:rPr>
+        <w:t>U+000A</w:t>
+      </w:r>
+      <w:r>
+        <w:rPr>
+          <w:rFonts w:ascii="Times New Roman" w:eastAsia="Times New Roman" w:hAnsi="Times New Roman" w:cs="Times New Roman"/>
+          <w:kern w:val="0"/>
+          <w:sz w:val="20"/>
+          <w:szCs w:val="20"/>
+          <w:lang w:val="en-GB" w:eastAsia="en-GB"/>
+          <w14:ligatures w14:val="none"/>
+        </w:rPr>
+        <w:t xml:space="preserve"> (LF)</w:t>
+      </w:r>
       <w:r>
         <w:rPr>
           <w:rFonts w:ascii="Times New Roman" w:eastAsia="Times New Roman" w:hAnsi="Times New Roman" w:cs="Times New Roman"/>
@@ -2611,192 +2466,8 @@
           <w:lang w:val="en-GB" w:eastAsia="en-GB"/>
           <w14:ligatures w14:val="none"/>
         </w:rPr>
-        <w:t xml:space="preserve">NLFs: </w:t>
-      </w:r>
-      <w:proofErr w:type="spellStart"/>
-      <w:r>
-        <w:rPr>
-          <w:rFonts w:ascii="Times New Roman" w:eastAsia="Times New Roman" w:hAnsi="Times New Roman" w:cs="Times New Roman"/>
-          <w:kern w:val="0"/>
-          <w:sz w:val="20"/>
-          <w:szCs w:val="20"/>
-          <w:lang w:val="en-GB" w:eastAsia="en-GB"/>
-          <w14:ligatures w14:val="none"/>
-        </w:rPr>
-        <w:t>U</w:t>
-      </w:r>
-      <w:r>
-        <w:rPr>
-          <w:rFonts w:ascii="Times New Roman" w:eastAsia="Times New Roman" w:hAnsi="Times New Roman" w:cs="Times New Roman"/>
-          <w:kern w:val="0"/>
-          <w:sz w:val="20"/>
-          <w:szCs w:val="20"/>
-          <w:lang w:val="en-GB" w:eastAsia="en-GB"/>
-          <w14:ligatures w14:val="none"/>
-        </w:rPr>
-        <w:t>+</w:t>
-      </w:r>
-      <w:r>
-        <w:rPr>
-          <w:rFonts w:ascii="Times New Roman" w:eastAsia="Times New Roman" w:hAnsi="Times New Roman" w:cs="Times New Roman"/>
-          <w:kern w:val="0"/>
-          <w:sz w:val="20"/>
-          <w:szCs w:val="20"/>
-          <w:lang w:val="en-GB" w:eastAsia="en-GB"/>
-          <w14:ligatures w14:val="none"/>
-        </w:rPr>
-        <w:t>0</w:t>
-      </w:r>
-      <w:r>
-        <w:rPr>
-          <w:rFonts w:ascii="Times New Roman" w:eastAsia="Times New Roman" w:hAnsi="Times New Roman" w:cs="Times New Roman"/>
-          <w:kern w:val="0"/>
-          <w:sz w:val="20"/>
-          <w:szCs w:val="20"/>
-          <w:lang w:val="en-GB" w:eastAsia="en-GB"/>
-          <w14:ligatures w14:val="none"/>
-        </w:rPr>
-        <w:t>00B</w:t>
-      </w:r>
-      <w:proofErr w:type="spellEnd"/>
-      <w:r>
-        <w:rPr>
-          <w:rFonts w:ascii="Times New Roman" w:eastAsia="Times New Roman" w:hAnsi="Times New Roman" w:cs="Times New Roman"/>
-          <w:kern w:val="0"/>
-          <w:sz w:val="20"/>
-          <w:szCs w:val="20"/>
-          <w:lang w:val="en-GB" w:eastAsia="en-GB"/>
-          <w14:ligatures w14:val="none"/>
-        </w:rPr>
-        <w:t xml:space="preserve">, </w:t>
-      </w:r>
-      <w:proofErr w:type="spellStart"/>
-      <w:r>
-        <w:rPr>
-          <w:rFonts w:ascii="Times New Roman" w:eastAsia="Times New Roman" w:hAnsi="Times New Roman" w:cs="Times New Roman"/>
-          <w:kern w:val="0"/>
-          <w:sz w:val="20"/>
-          <w:szCs w:val="20"/>
-          <w:lang w:val="en-GB" w:eastAsia="en-GB"/>
-          <w14:ligatures w14:val="none"/>
-        </w:rPr>
-        <w:t>U+</w:t>
-      </w:r>
-      <w:r>
-        <w:rPr>
-          <w:rFonts w:ascii="Times New Roman" w:eastAsia="Times New Roman" w:hAnsi="Times New Roman" w:cs="Times New Roman"/>
-          <w:kern w:val="0"/>
-          <w:sz w:val="20"/>
-          <w:szCs w:val="20"/>
-          <w:lang w:val="en-GB" w:eastAsia="en-GB"/>
-          <w14:ligatures w14:val="none"/>
-        </w:rPr>
-        <w:t>2028</w:t>
-      </w:r>
-      <w:r>
-        <w:rPr>
-          <w:rFonts w:ascii="Times New Roman" w:eastAsia="Times New Roman" w:hAnsi="Times New Roman" w:cs="Times New Roman"/>
-          <w:kern w:val="0"/>
-          <w:sz w:val="20"/>
-          <w:szCs w:val="20"/>
-          <w:lang w:val="en-GB" w:eastAsia="en-GB"/>
-          <w14:ligatures w14:val="none"/>
-        </w:rPr>
-        <w:t>-U+</w:t>
-      </w:r>
-      <w:r>
-        <w:rPr>
-          <w:rFonts w:ascii="Times New Roman" w:eastAsia="Times New Roman" w:hAnsi="Times New Roman" w:cs="Times New Roman"/>
-          <w:kern w:val="0"/>
-          <w:sz w:val="20"/>
-          <w:szCs w:val="20"/>
-          <w:lang w:val="en-GB" w:eastAsia="en-GB"/>
-          <w14:ligatures w14:val="none"/>
-        </w:rPr>
-        <w:t>2029</w:t>
-      </w:r>
-      <w:proofErr w:type="spellEnd"/>
-      <w:r>
-        <w:rPr>
-          <w:rFonts w:ascii="Times New Roman" w:eastAsia="Times New Roman" w:hAnsi="Times New Roman" w:cs="Times New Roman"/>
-          <w:kern w:val="0"/>
-          <w:sz w:val="20"/>
-          <w:szCs w:val="20"/>
-          <w:lang w:val="en-GB" w:eastAsia="en-GB"/>
-          <w14:ligatures w14:val="none"/>
-        </w:rPr>
-        <w:t xml:space="preserve">: </w:t>
-      </w:r>
-      <w:r>
-        <w:rPr>
-          <w:rFonts w:ascii="Times New Roman" w:eastAsia="Times New Roman" w:hAnsi="Times New Roman" w:cs="Times New Roman"/>
-          <w:kern w:val="0"/>
-          <w:sz w:val="20"/>
-          <w:szCs w:val="20"/>
-          <w:lang w:val="en-GB" w:eastAsia="en-GB"/>
-          <w14:ligatures w14:val="none"/>
-        </w:rPr>
-        <w:t xml:space="preserve">map to </w:t>
-      </w:r>
-      <w:proofErr w:type="spellStart"/>
-      <w:r>
-        <w:rPr>
-          <w:rFonts w:ascii="Times New Roman" w:eastAsia="Times New Roman" w:hAnsi="Times New Roman" w:cs="Times New Roman"/>
-          <w:kern w:val="0"/>
-          <w:sz w:val="20"/>
-          <w:szCs w:val="20"/>
-          <w:lang w:val="en-GB" w:eastAsia="en-GB"/>
-          <w14:ligatures w14:val="none"/>
-        </w:rPr>
-        <w:t>U+000A</w:t>
-      </w:r>
-      <w:proofErr w:type="spellEnd"/>
-      <w:r>
-        <w:rPr>
-          <w:rFonts w:ascii="Times New Roman" w:eastAsia="Times New Roman" w:hAnsi="Times New Roman" w:cs="Times New Roman"/>
-          <w:kern w:val="0"/>
-          <w:sz w:val="20"/>
-          <w:szCs w:val="20"/>
-          <w:lang w:val="en-GB" w:eastAsia="en-GB"/>
-          <w14:ligatures w14:val="none"/>
-        </w:rPr>
-        <w:t xml:space="preserve"> (LF)</w:t>
-      </w:r>
-      <w:r>
-        <w:rPr>
-          <w:rFonts w:ascii="Times New Roman" w:eastAsia="Times New Roman" w:hAnsi="Times New Roman" w:cs="Times New Roman"/>
-          <w:kern w:val="0"/>
-          <w:sz w:val="20"/>
-          <w:szCs w:val="20"/>
-          <w:lang w:val="en-GB" w:eastAsia="en-GB"/>
-          <w14:ligatures w14:val="none"/>
-        </w:rPr>
-        <w:t>.</w:t>
-      </w:r>
-      <w:r>
-        <w:rPr>
-          <w:rFonts w:ascii="Times New Roman" w:eastAsia="Times New Roman" w:hAnsi="Times New Roman" w:cs="Times New Roman"/>
-          <w:kern w:val="0"/>
-          <w:sz w:val="20"/>
-          <w:szCs w:val="20"/>
-          <w:lang w:val="en-GB" w:eastAsia="en-GB"/>
-          <w14:ligatures w14:val="none"/>
-        </w:rPr>
-        <w:t xml:space="preserve"> </w:t>
-      </w:r>
-      <w:proofErr w:type="spellStart"/>
-      <w:r>
-        <w:rPr>
-          <w:rFonts w:ascii="Times New Roman" w:eastAsia="Times New Roman" w:hAnsi="Times New Roman" w:cs="Times New Roman"/>
-          <w:kern w:val="0"/>
-          <w:sz w:val="20"/>
-          <w:szCs w:val="20"/>
-          <w:lang w:val="en-GB" w:eastAsia="en-GB"/>
-          <w14:ligatures w14:val="none"/>
-        </w:rPr>
         <w:t>U+061C</w:t>
       </w:r>
-      <w:proofErr w:type="spellEnd"/>
       <w:r>
         <w:rPr>
           <w:rFonts w:ascii="Times New Roman" w:eastAsia="Times New Roman" w:hAnsi="Times New Roman" w:cs="Times New Roman"/>
@@ -2819,7 +2490,6 @@
         </w:rPr>
         <w:t xml:space="preserve">: map to </w:t>
       </w:r>
-      <w:proofErr w:type="spellStart"/>
       <w:r>
         <w:rPr>
           <w:rFonts w:ascii="Times New Roman" w:eastAsia="Times New Roman" w:hAnsi="Times New Roman" w:cs="Times New Roman"/>
@@ -2831,7 +2501,6 @@
         </w:rPr>
         <w:t>U+200F</w:t>
       </w:r>
-      <w:proofErr w:type="spellEnd"/>
       <w:r>
         <w:rPr>
           <w:rFonts w:ascii="Times New Roman" w:eastAsia="Times New Roman" w:hAnsi="Times New Roman" w:cs="Times New Roman"/>
@@ -2893,7 +2562,6 @@
         </w:rPr>
         <w:t xml:space="preserve">Fixed width spaces: </w:t>
       </w:r>
-      <w:proofErr w:type="spellStart"/>
       <w:r>
         <w:rPr>
           <w:rFonts w:ascii="Times New Roman" w:eastAsia="Times New Roman" w:hAnsi="Times New Roman" w:cs="Times New Roman"/>
@@ -2938,29 +2606,16 @@
         </w:rPr>
         <w:t>200B</w:t>
       </w:r>
-      <w:proofErr w:type="spellEnd"/>
-      <w:r>
-        <w:rPr>
-          <w:rFonts w:ascii="Times New Roman" w:eastAsia="Times New Roman" w:hAnsi="Times New Roman" w:cs="Times New Roman"/>
-          <w:kern w:val="0"/>
-          <w:sz w:val="20"/>
-          <w:szCs w:val="20"/>
-          <w:lang w:val="en-GB" w:eastAsia="en-GB"/>
-          <w14:ligatures w14:val="none"/>
-        </w:rPr>
-        <w:t xml:space="preserve">: map to </w:t>
-      </w:r>
-      <w:proofErr w:type="spellStart"/>
-      <w:r>
-        <w:rPr>
-          <w:rFonts w:ascii="Times New Roman" w:eastAsia="Times New Roman" w:hAnsi="Times New Roman" w:cs="Times New Roman"/>
-          <w:kern w:val="0"/>
-          <w:sz w:val="20"/>
-          <w:szCs w:val="20"/>
-          <w:lang w:val="en-GB" w:eastAsia="en-GB"/>
-          <w14:ligatures w14:val="none"/>
-        </w:rPr>
-        <w:t>U+</w:t>
+      <w:r>
+        <w:rPr>
+          <w:rFonts w:ascii="Times New Roman" w:eastAsia="Times New Roman" w:hAnsi="Times New Roman" w:cs="Times New Roman"/>
+          <w:kern w:val="0"/>
+          <w:sz w:val="20"/>
+          <w:szCs w:val="20"/>
+          <w:lang w:val="en-GB" w:eastAsia="en-GB"/>
+          <w14:ligatures w14:val="none"/>
+        </w:rPr>
+        <w:t>: map to U+</w:t>
       </w:r>
       <w:r>
         <w:rPr>
@@ -2973,7 +2628,6 @@
         </w:rPr>
         <w:t>FFFD</w:t>
       </w:r>
-      <w:proofErr w:type="spellEnd"/>
       <w:r>
         <w:rPr>
           <w:rFonts w:ascii="Times New Roman" w:eastAsia="Times New Roman" w:hAnsi="Times New Roman" w:cs="Times New Roman"/>
@@ -3024,7 +2678,6 @@
         </w:rPr>
         <w:t xml:space="preserve">Arabic letter: </w:t>
       </w:r>
-      <w:proofErr w:type="spellStart"/>
       <w:r>
         <w:rPr>
           <w:rFonts w:ascii="Times New Roman" w:eastAsia="Times New Roman" w:hAnsi="Times New Roman" w:cs="Times New Roman"/>
@@ -3047,7 +2700,6 @@
         </w:rPr>
         <w:t>200C</w:t>
       </w:r>
-      <w:proofErr w:type="spellEnd"/>
       <w:r>
         <w:rPr>
           <w:rFonts w:ascii="Times New Roman" w:eastAsia="Times New Roman" w:hAnsi="Times New Roman" w:cs="Times New Roman"/>
@@ -3079,19 +2731,7 @@
           <w:lang w:val="en-GB" w:eastAsia="en-GB"/>
           <w14:ligatures w14:val="none"/>
         </w:rPr>
-        <w:t xml:space="preserve">map to </w:t>
-      </w:r>
-      <w:proofErr w:type="spellStart"/>
-      <w:r>
-        <w:rPr>
-          <w:rFonts w:ascii="Times New Roman" w:eastAsia="Times New Roman" w:hAnsi="Times New Roman" w:cs="Times New Roman"/>
-          <w:kern w:val="0"/>
-          <w:sz w:val="20"/>
-          <w:szCs w:val="20"/>
-          <w:lang w:val="en-GB" w:eastAsia="en-GB"/>
-          <w14:ligatures w14:val="none"/>
-        </w:rPr>
-        <w:t>U+</w:t>
+        <w:t>map to U+</w:t>
       </w:r>
       <w:r>
         <w:rPr>
@@ -3104,29 +2744,16 @@
         </w:rPr>
         <w:t>00B7</w:t>
       </w:r>
-      <w:proofErr w:type="spellEnd"/>
-      <w:r>
-        <w:rPr>
-          <w:rFonts w:ascii="Times New Roman" w:eastAsia="Times New Roman" w:hAnsi="Times New Roman" w:cs="Times New Roman"/>
-          <w:kern w:val="0"/>
-          <w:sz w:val="20"/>
-          <w:szCs w:val="20"/>
-          <w:lang w:val="en-GB" w:eastAsia="en-GB"/>
-          <w14:ligatures w14:val="none"/>
-        </w:rPr>
-        <w:t xml:space="preserve"> (use middle dot as non-joiner). </w:t>
-      </w:r>
-      <w:proofErr w:type="spellStart"/>
-      <w:r>
-        <w:rPr>
-          <w:rFonts w:ascii="Times New Roman" w:eastAsia="Times New Roman" w:hAnsi="Times New Roman" w:cs="Times New Roman"/>
-          <w:kern w:val="0"/>
-          <w:sz w:val="20"/>
-          <w:szCs w:val="20"/>
-          <w:lang w:val="en-GB" w:eastAsia="en-GB"/>
-          <w14:ligatures w14:val="none"/>
-        </w:rPr>
-        <w:t>U+</w:t>
+      <w:r>
+        <w:rPr>
+          <w:rFonts w:ascii="Times New Roman" w:eastAsia="Times New Roman" w:hAnsi="Times New Roman" w:cs="Times New Roman"/>
+          <w:kern w:val="0"/>
+          <w:sz w:val="20"/>
+          <w:szCs w:val="20"/>
+          <w:lang w:val="en-GB" w:eastAsia="en-GB"/>
+          <w14:ligatures w14:val="none"/>
+        </w:rPr>
+        <w:t xml:space="preserve"> (use middle dot as non-joiner). U+</w:t>
       </w:r>
       <w:r>
         <w:rPr>
@@ -3139,7 +2766,6 @@
         </w:rPr>
         <w:t>200D</w:t>
       </w:r>
-      <w:proofErr w:type="spellEnd"/>
       <w:r>
         <w:rPr>
           <w:rFonts w:ascii="Times New Roman" w:eastAsia="Times New Roman" w:hAnsi="Times New Roman" w:cs="Times New Roman"/>
@@ -3171,19 +2797,7 @@
           <w:lang w:val="en-GB" w:eastAsia="en-GB"/>
           <w14:ligatures w14:val="none"/>
         </w:rPr>
-        <w:t xml:space="preserve"> map to </w:t>
-      </w:r>
-      <w:proofErr w:type="spellStart"/>
-      <w:r>
-        <w:rPr>
-          <w:rFonts w:ascii="Times New Roman" w:eastAsia="Times New Roman" w:hAnsi="Times New Roman" w:cs="Times New Roman"/>
-          <w:kern w:val="0"/>
-          <w:sz w:val="20"/>
-          <w:szCs w:val="20"/>
-          <w:lang w:val="en-GB" w:eastAsia="en-GB"/>
-          <w14:ligatures w14:val="none"/>
-        </w:rPr>
-        <w:t>U+</w:t>
+        <w:t xml:space="preserve"> map to U+</w:t>
       </w:r>
       <w:r>
         <w:rPr>
@@ -3196,64 +2810,27 @@
         </w:rPr>
         <w:t>0640</w:t>
       </w:r>
-      <w:proofErr w:type="spellEnd"/>
-      <w:r>
-        <w:rPr>
-          <w:rFonts w:ascii="Times New Roman" w:eastAsia="Times New Roman" w:hAnsi="Times New Roman" w:cs="Times New Roman"/>
-          <w:kern w:val="0"/>
-          <w:sz w:val="20"/>
-          <w:szCs w:val="20"/>
-          <w:lang w:val="en-GB" w:eastAsia="en-GB"/>
-          <w14:ligatures w14:val="none"/>
-        </w:rPr>
-        <w:t xml:space="preserve"> (use </w:t>
-      </w:r>
-      <w:proofErr w:type="spellStart"/>
-      <w:r>
-        <w:rPr>
-          <w:rFonts w:ascii="Times New Roman" w:eastAsia="Times New Roman" w:hAnsi="Times New Roman" w:cs="Times New Roman"/>
-          <w:kern w:val="0"/>
-          <w:sz w:val="20"/>
-          <w:szCs w:val="20"/>
-          <w:lang w:val="en-GB" w:eastAsia="en-GB"/>
-          <w14:ligatures w14:val="none"/>
-        </w:rPr>
-        <w:t>kashida</w:t>
-      </w:r>
-      <w:proofErr w:type="spellEnd"/>
-      <w:r>
-        <w:rPr>
-          <w:rFonts w:ascii="Times New Roman" w:eastAsia="Times New Roman" w:hAnsi="Times New Roman" w:cs="Times New Roman"/>
-          <w:kern w:val="0"/>
-          <w:sz w:val="20"/>
-          <w:szCs w:val="20"/>
-          <w:lang w:val="en-GB" w:eastAsia="en-GB"/>
-          <w14:ligatures w14:val="none"/>
-        </w:rPr>
-        <w:t xml:space="preserve"> as joiner).</w:t>
-      </w:r>
-      <w:r>
-        <w:rPr>
-          <w:rFonts w:ascii="Times New Roman" w:eastAsia="Times New Roman" w:hAnsi="Times New Roman" w:cs="Times New Roman"/>
-          <w:kern w:val="0"/>
-          <w:sz w:val="20"/>
-          <w:szCs w:val="20"/>
-          <w:lang w:val="en-GB" w:eastAsia="en-GB"/>
-          <w14:ligatures w14:val="none"/>
-        </w:rPr>
-        <w:t xml:space="preserve"> Note that </w:t>
-      </w:r>
-      <w:proofErr w:type="spellStart"/>
-      <w:r>
-        <w:rPr>
-          <w:rFonts w:ascii="Times New Roman" w:eastAsia="Times New Roman" w:hAnsi="Times New Roman" w:cs="Times New Roman"/>
-          <w:kern w:val="0"/>
-          <w:sz w:val="20"/>
-          <w:szCs w:val="20"/>
-          <w:lang w:val="en-GB" w:eastAsia="en-GB"/>
-          <w14:ligatures w14:val="none"/>
-        </w:rPr>
-        <w:t>U+200</w:t>
+      <w:r>
+        <w:rPr>
+          <w:rFonts w:ascii="Times New Roman" w:eastAsia="Times New Roman" w:hAnsi="Times New Roman" w:cs="Times New Roman"/>
+          <w:kern w:val="0"/>
+          <w:sz w:val="20"/>
+          <w:szCs w:val="20"/>
+          <w:lang w:val="en-GB" w:eastAsia="en-GB"/>
+          <w14:ligatures w14:val="none"/>
+        </w:rPr>
+        <w:t xml:space="preserve"> (use kashida as joiner).</w:t>
+      </w:r>
+      <w:r>
+        <w:rPr>
+          <w:rFonts w:ascii="Times New Roman" w:eastAsia="Times New Roman" w:hAnsi="Times New Roman" w:cs="Times New Roman"/>
+          <w:kern w:val="0"/>
+          <w:sz w:val="20"/>
+          <w:szCs w:val="20"/>
+          <w:lang w:val="en-GB" w:eastAsia="en-GB"/>
+          <w14:ligatures w14:val="none"/>
+        </w:rPr>
+        <w:t xml:space="preserve"> Note that U+200</w:t>
       </w:r>
       <w:r>
         <w:rPr>
@@ -3266,31 +2843,17 @@
         </w:rPr>
         <w:t>D</w:t>
       </w:r>
-      <w:proofErr w:type="spellEnd"/>
-      <w:r>
-        <w:rPr>
-          <w:rFonts w:ascii="Times New Roman" w:eastAsia="Times New Roman" w:hAnsi="Times New Roman" w:cs="Times New Roman"/>
-          <w:kern w:val="0"/>
-          <w:sz w:val="20"/>
-          <w:szCs w:val="20"/>
-          <w:lang w:val="en-GB" w:eastAsia="en-GB"/>
-          <w14:ligatures w14:val="none"/>
-        </w:rPr>
-        <w:t xml:space="preserve"> and </w:t>
-      </w:r>
-      <w:proofErr w:type="spellStart"/>
-      <w:r>
-        <w:rPr>
-          <w:rFonts w:ascii="Times New Roman" w:eastAsia="Times New Roman" w:hAnsi="Times New Roman" w:cs="Times New Roman"/>
-          <w:kern w:val="0"/>
-          <w:sz w:val="20"/>
-          <w:szCs w:val="20"/>
-          <w:lang w:val="en-GB" w:eastAsia="en-GB"/>
-          <w14:ligatures w14:val="none"/>
-        </w:rPr>
-        <w:t>U+200C</w:t>
-      </w:r>
-      <w:proofErr w:type="spellEnd"/>
+      <w:r>
+        <w:rPr>
+          <w:rFonts w:ascii="Times New Roman" w:eastAsia="Times New Roman" w:hAnsi="Times New Roman" w:cs="Times New Roman"/>
+          <w:kern w:val="0"/>
+          <w:sz w:val="20"/>
+          <w:szCs w:val="20"/>
+          <w:lang w:val="en-GB" w:eastAsia="en-GB"/>
+          <w14:ligatures w14:val="none"/>
+        </w:rPr>
+        <w:t xml:space="preserve"> and U+200C</w:t>
+      </w:r>
       <w:r>
         <w:rPr>
           <w:rFonts w:ascii="Times New Roman" w:eastAsia="Times New Roman" w:hAnsi="Times New Roman" w:cs="Times New Roman"/>
@@ -3366,31 +2929,7 @@
           <w:lang w:val="en-GB" w:eastAsia="en-GB"/>
           <w14:ligatures w14:val="none"/>
         </w:rPr>
-        <w:t xml:space="preserve">when converting to 7-bit alphabets (see section </w:t>
-      </w:r>
-      <w:proofErr w:type="spellStart"/>
-      <w:r>
-        <w:rPr>
-          <w:rFonts w:ascii="Times New Roman" w:eastAsia="Times New Roman" w:hAnsi="Times New Roman" w:cs="Times New Roman"/>
-          <w:kern w:val="0"/>
-          <w:sz w:val="20"/>
-          <w:szCs w:val="20"/>
-          <w:lang w:val="en-GB" w:eastAsia="en-GB"/>
-          <w14:ligatures w14:val="none"/>
-        </w:rPr>
-        <w:t>A.4</w:t>
-      </w:r>
-      <w:proofErr w:type="spellEnd"/>
-      <w:r>
-        <w:rPr>
-          <w:rFonts w:ascii="Times New Roman" w:eastAsia="Times New Roman" w:hAnsi="Times New Roman" w:cs="Times New Roman"/>
-          <w:kern w:val="0"/>
-          <w:sz w:val="20"/>
-          <w:szCs w:val="20"/>
-          <w:lang w:val="en-GB" w:eastAsia="en-GB"/>
-          <w14:ligatures w14:val="none"/>
-        </w:rPr>
-        <w:t>)</w:t>
+        <w:t>when converting to 7-bit alphabets (see section A.4)</w:t>
       </w:r>
       <w:r>
         <w:rPr>
@@ -3431,7 +2970,6 @@
         </w:rPr>
         <w:t xml:space="preserve">Various other characters not suited for SMS/CBS: </w:t>
       </w:r>
-      <w:proofErr w:type="spellStart"/>
       <w:r>
         <w:rPr>
           <w:rFonts w:ascii="Times New Roman" w:eastAsia="Times New Roman" w:hAnsi="Times New Roman" w:cs="Times New Roman"/>
@@ -3487,7 +3025,6 @@
         </w:rPr>
         <w:t>E</w:t>
       </w:r>
-      <w:proofErr w:type="spellEnd"/>
       <w:r>
         <w:rPr>
           <w:rFonts w:ascii="Times New Roman" w:eastAsia="Times New Roman" w:hAnsi="Times New Roman" w:cs="Times New Roman"/>
@@ -3499,7 +3036,6 @@
         </w:rPr>
         <w:t xml:space="preserve">, </w:t>
       </w:r>
-      <w:proofErr w:type="spellStart"/>
       <w:r>
         <w:rPr>
           <w:rFonts w:ascii="Times New Roman" w:eastAsia="Times New Roman" w:hAnsi="Times New Roman" w:cs="Times New Roman"/>
@@ -3555,7 +3091,6 @@
         </w:rPr>
         <w:t>F</w:t>
       </w:r>
-      <w:proofErr w:type="spellEnd"/>
       <w:r>
         <w:rPr>
           <w:rFonts w:ascii="Times New Roman" w:eastAsia="Times New Roman" w:hAnsi="Times New Roman" w:cs="Times New Roman"/>
@@ -3567,7 +3102,6 @@
         </w:rPr>
         <w:t xml:space="preserve">, </w:t>
       </w:r>
-      <w:proofErr w:type="spellStart"/>
       <w:r>
         <w:rPr>
           <w:rFonts w:ascii="Times New Roman" w:eastAsia="Times New Roman" w:hAnsi="Times New Roman" w:cs="Times New Roman"/>
@@ -3612,7 +3146,6 @@
         </w:rPr>
         <w:t>F8FF</w:t>
       </w:r>
-      <w:proofErr w:type="spellEnd"/>
       <w:r>
         <w:rPr>
           <w:rFonts w:ascii="Times New Roman" w:eastAsia="Times New Roman" w:hAnsi="Times New Roman" w:cs="Times New Roman"/>
@@ -3624,7 +3157,6 @@
         </w:rPr>
         <w:t xml:space="preserve">, </w:t>
       </w:r>
-      <w:proofErr w:type="spellStart"/>
       <w:r>
         <w:rPr>
           <w:rFonts w:ascii="Times New Roman" w:eastAsia="Times New Roman" w:hAnsi="Times New Roman" w:cs="Times New Roman"/>
@@ -3680,7 +3212,28 @@
         </w:rPr>
         <w:t>FDEF</w:t>
       </w:r>
-      <w:proofErr w:type="spellEnd"/>
+      <w:r>
+        <w:rPr>
+          <w:rFonts w:ascii="Times New Roman" w:eastAsia="Times New Roman" w:hAnsi="Times New Roman" w:cs="Times New Roman"/>
+          <w:kern w:val="0"/>
+          <w:sz w:val="20"/>
+          <w:szCs w:val="20"/>
+          <w:lang w:val="en-GB" w:eastAsia="en-GB"/>
+          <w14:ligatures w14:val="none"/>
+        </w:rPr>
+        <w:t>, U+</w:t>
+      </w:r>
+      <w:r>
+        <w:rPr>
+          <w:rFonts w:ascii="Times New Roman" w:eastAsia="Times New Roman" w:hAnsi="Times New Roman" w:cs="Times New Roman"/>
+          <w:kern w:val="0"/>
+          <w:sz w:val="20"/>
+          <w:szCs w:val="20"/>
+          <w:lang w:val="en-GB" w:eastAsia="en-GB"/>
+          <w14:ligatures w14:val="none"/>
+        </w:rPr>
+        <w:t>FEFF</w:t>
+      </w:r>
       <w:r>
         <w:rPr>
           <w:rFonts w:ascii="Times New Roman" w:eastAsia="Times New Roman" w:hAnsi="Times New Roman" w:cs="Times New Roman"/>
@@ -3692,7 +3245,6 @@
         </w:rPr>
         <w:t xml:space="preserve">, </w:t>
       </w:r>
-      <w:proofErr w:type="spellStart"/>
       <w:r>
         <w:rPr>
           <w:rFonts w:ascii="Times New Roman" w:eastAsia="Times New Roman" w:hAnsi="Times New Roman" w:cs="Times New Roman"/>
@@ -3713,9 +3265,8 @@
           <w:lang w:val="en-GB" w:eastAsia="en-GB"/>
           <w14:ligatures w14:val="none"/>
         </w:rPr>
-        <w:t>FEFF</w:t>
-      </w:r>
-      <w:proofErr w:type="spellEnd"/>
+        <w:t>FFFC</w:t>
+      </w:r>
       <w:r>
         <w:rPr>
           <w:rFonts w:ascii="Times New Roman" w:eastAsia="Times New Roman" w:hAnsi="Times New Roman" w:cs="Times New Roman"/>
@@ -3727,42 +3278,6 @@
         </w:rPr>
         <w:t xml:space="preserve">, </w:t>
       </w:r>
-      <w:proofErr w:type="spellStart"/>
-      <w:r>
-        <w:rPr>
-          <w:rFonts w:ascii="Times New Roman" w:eastAsia="Times New Roman" w:hAnsi="Times New Roman" w:cs="Times New Roman"/>
-          <w:kern w:val="0"/>
-          <w:sz w:val="20"/>
-          <w:szCs w:val="20"/>
-          <w:lang w:val="en-GB" w:eastAsia="en-GB"/>
-          <w14:ligatures w14:val="none"/>
-        </w:rPr>
-        <w:t>U+</w:t>
-      </w:r>
-      <w:r>
-        <w:rPr>
-          <w:rFonts w:ascii="Times New Roman" w:eastAsia="Times New Roman" w:hAnsi="Times New Roman" w:cs="Times New Roman"/>
-          <w:kern w:val="0"/>
-          <w:sz w:val="20"/>
-          <w:szCs w:val="20"/>
-          <w:lang w:val="en-GB" w:eastAsia="en-GB"/>
-          <w14:ligatures w14:val="none"/>
-        </w:rPr>
-        <w:t>FFFC</w:t>
-      </w:r>
-      <w:proofErr w:type="spellEnd"/>
-      <w:r>
-        <w:rPr>
-          <w:rFonts w:ascii="Times New Roman" w:eastAsia="Times New Roman" w:hAnsi="Times New Roman" w:cs="Times New Roman"/>
-          <w:kern w:val="0"/>
-          <w:sz w:val="20"/>
-          <w:szCs w:val="20"/>
-          <w:lang w:val="en-GB" w:eastAsia="en-GB"/>
-          <w14:ligatures w14:val="none"/>
-        </w:rPr>
-        <w:t xml:space="preserve">, </w:t>
-      </w:r>
-      <w:proofErr w:type="spellStart"/>
       <w:r>
         <w:rPr>
           <w:rFonts w:ascii="Times New Roman" w:eastAsia="Times New Roman" w:hAnsi="Times New Roman" w:cs="Times New Roman"/>
@@ -3807,7 +3322,6 @@
         </w:rPr>
         <w:t>FFFF</w:t>
       </w:r>
-      <w:proofErr w:type="spellEnd"/>
       <w:r>
         <w:rPr>
           <w:rFonts w:ascii="Times New Roman" w:eastAsia="Times New Roman" w:hAnsi="Times New Roman" w:cs="Times New Roman"/>
@@ -3886,19 +3400,7 @@
           <w:lang w:val="en-GB" w:eastAsia="en-GB"/>
           <w14:ligatures w14:val="none"/>
         </w:rPr>
-        <w:t xml:space="preserve">: map </w:t>
-      </w:r>
-      <w:proofErr w:type="spellStart"/>
-      <w:r>
-        <w:rPr>
-          <w:rFonts w:ascii="Times New Roman" w:eastAsia="Times New Roman" w:hAnsi="Times New Roman" w:cs="Times New Roman"/>
-          <w:kern w:val="0"/>
-          <w:sz w:val="20"/>
-          <w:szCs w:val="20"/>
-          <w:lang w:val="en-GB" w:eastAsia="en-GB"/>
-          <w14:ligatures w14:val="none"/>
-        </w:rPr>
-        <w:t>toU+</w:t>
+        <w:t>: map toU+</w:t>
       </w:r>
       <w:r>
         <w:rPr>
@@ -3911,7 +3413,6 @@
         </w:rPr>
         <w:t>FFFD</w:t>
       </w:r>
-      <w:proofErr w:type="spellEnd"/>
       <w:r>
         <w:rPr>
           <w:rFonts w:ascii="Times New Roman" w:eastAsia="Times New Roman" w:hAnsi="Times New Roman" w:cs="Times New Roman"/>
@@ -4406,31 +3907,7 @@
           <w:lang w:val="en-GB" w:eastAsia="en-GB"/>
           <w14:ligatures w14:val="none"/>
         </w:rPr>
-        <w:t xml:space="preserve">This exception is due to the commonality of using a space as thousands separator; though PUNCTUATION SPACE (which is not a </w:t>
-      </w:r>
-      <w:proofErr w:type="spellStart"/>
-      <w:r>
-        <w:rPr>
-          <w:rFonts w:ascii="Times New Roman" w:eastAsia="Times New Roman" w:hAnsi="Times New Roman" w:cs="Times New Roman"/>
-          <w:kern w:val="0"/>
-          <w:sz w:val="20"/>
-          <w:szCs w:val="20"/>
-          <w:lang w:val="en-GB" w:eastAsia="en-GB"/>
-          <w14:ligatures w14:val="none"/>
-        </w:rPr>
-        <w:t>line-break:SP</w:t>
-      </w:r>
-      <w:proofErr w:type="spellEnd"/>
-      <w:r>
-        <w:rPr>
-          <w:rFonts w:ascii="Times New Roman" w:eastAsia="Times New Roman" w:hAnsi="Times New Roman" w:cs="Times New Roman"/>
-          <w:kern w:val="0"/>
-          <w:sz w:val="20"/>
-          <w:szCs w:val="20"/>
-          <w:lang w:val="en-GB" w:eastAsia="en-GB"/>
-          <w14:ligatures w14:val="none"/>
-        </w:rPr>
-        <w:t xml:space="preserve">) would be ideal, but that character is in practice unused. </w:t>
+        <w:t xml:space="preserve">This exception is due to the commonality of using a space as thousands separator; though PUNCTUATION SPACE (which is not a line-break:SP) would be ideal, but that character is in practice unused. </w:t>
       </w:r>
       <w:r>
         <w:rPr>
@@ -4487,31 +3964,7 @@
           <w:lang w:val="en-GB" w:eastAsia="en-GB"/>
           <w14:ligatures w14:val="none"/>
         </w:rPr>
-        <w:t xml:space="preserve"> no special treatment for </w:t>
-      </w:r>
-      <w:proofErr w:type="spellStart"/>
-      <w:r>
-        <w:rPr>
-          <w:rFonts w:ascii="Times New Roman" w:eastAsia="Times New Roman" w:hAnsi="Times New Roman" w:cs="Times New Roman"/>
-          <w:kern w:val="0"/>
-          <w:sz w:val="20"/>
-          <w:szCs w:val="20"/>
-          <w:lang w:val="en-GB" w:eastAsia="en-GB"/>
-          <w14:ligatures w14:val="none"/>
-        </w:rPr>
-        <w:t>fr_FR</w:t>
-      </w:r>
-      <w:proofErr w:type="spellEnd"/>
-      <w:r>
-        <w:rPr>
-          <w:rFonts w:ascii="Times New Roman" w:eastAsia="Times New Roman" w:hAnsi="Times New Roman" w:cs="Times New Roman"/>
-          <w:kern w:val="0"/>
-          <w:sz w:val="20"/>
-          <w:szCs w:val="20"/>
-          <w:lang w:val="en-GB" w:eastAsia="en-GB"/>
-          <w14:ligatures w14:val="none"/>
-        </w:rPr>
-        <w:t xml:space="preserve"> (</w:t>
+        <w:t xml:space="preserve"> no special treatment for fr_FR (</w:t>
       </w:r>
       <w:r>
         <w:rPr>
@@ -4588,31 +4041,7 @@
           <w:lang w:val="en-GB" w:eastAsia="en-GB"/>
           <w14:ligatures w14:val="none"/>
         </w:rPr>
-        <w:t xml:space="preserve"> for the </w:t>
-      </w:r>
-      <w:proofErr w:type="spellStart"/>
-      <w:r>
-        <w:rPr>
-          <w:rFonts w:ascii="Times New Roman" w:eastAsia="Times New Roman" w:hAnsi="Times New Roman" w:cs="Times New Roman"/>
-          <w:kern w:val="0"/>
-          <w:sz w:val="20"/>
-          <w:szCs w:val="20"/>
-          <w:lang w:val="en-GB" w:eastAsia="en-GB"/>
-          <w14:ligatures w14:val="none"/>
-        </w:rPr>
-        <w:t>fr_FR</w:t>
-      </w:r>
-      <w:proofErr w:type="spellEnd"/>
-      <w:r>
-        <w:rPr>
-          <w:rFonts w:ascii="Times New Roman" w:eastAsia="Times New Roman" w:hAnsi="Times New Roman" w:cs="Times New Roman"/>
-          <w:kern w:val="0"/>
-          <w:sz w:val="20"/>
-          <w:szCs w:val="20"/>
-          <w:lang w:val="en-GB" w:eastAsia="en-GB"/>
-          <w14:ligatures w14:val="none"/>
-        </w:rPr>
-        <w:t xml:space="preserve"> locale, note the special space handling is NOT applied to </w:t>
+        <w:t xml:space="preserve"> for the fr_FR locale, note the special space handling is NOT applied to </w:t>
       </w:r>
       <w:r>
         <w:rPr>
@@ -4745,7 +4174,29 @@
           <w:lang w:val="en-GB" w:eastAsia="en-GB"/>
           <w14:ligatures w14:val="none"/>
         </w:rPr>
-        <w:t>;:,.?! and reverse ,;?, plus CL</w:t>
+        <w:t>;:,.?! and reverse ,;?</w:t>
+      </w:r>
+      <w:r>
+        <w:rPr>
+          <w:rFonts w:ascii="Times New Roman" w:eastAsia="Times New Roman" w:hAnsi="Times New Roman" w:cs="Times New Roman"/>
+          <w:kern w:val="0"/>
+          <w:sz w:val="20"/>
+          <w:szCs w:val="20"/>
+          <w:lang w:val="en-GB" w:eastAsia="en-GB"/>
+          <w14:ligatures w14:val="none"/>
+        </w:rPr>
+        <w:t xml:space="preserve"> and turned ,;</w:t>
+      </w:r>
+      <w:r>
+        <w:rPr>
+          <w:rFonts w:ascii="Times New Roman" w:eastAsia="Times New Roman" w:hAnsi="Times New Roman" w:cs="Times New Roman"/>
+          <w:kern w:val="0"/>
+          <w:sz w:val="20"/>
+          <w:szCs w:val="20"/>
+          <w:lang w:val="en-GB" w:eastAsia="en-GB"/>
+          <w14:ligatures w14:val="none"/>
+        </w:rPr>
+        <w:t>, plus CL</w:t>
       </w:r>
       <w:r>
         <w:rPr>
@@ -4802,31 +4253,7 @@
           <w:lang w:val="en-GB" w:eastAsia="en-GB"/>
           <w14:ligatures w14:val="none"/>
         </w:rPr>
-        <w:t xml:space="preserve"> if there is no LF or </w:t>
-      </w:r>
-      <w:proofErr w:type="spellStart"/>
-      <w:r>
-        <w:rPr>
-          <w:rFonts w:ascii="Times New Roman" w:eastAsia="Times New Roman" w:hAnsi="Times New Roman" w:cs="Times New Roman"/>
-          <w:kern w:val="0"/>
-          <w:sz w:val="20"/>
-          <w:szCs w:val="20"/>
-          <w:lang w:val="en-GB" w:eastAsia="en-GB"/>
-          <w14:ligatures w14:val="none"/>
-        </w:rPr>
-        <w:t>eos</w:t>
-      </w:r>
-      <w:proofErr w:type="spellEnd"/>
-      <w:r>
-        <w:rPr>
-          <w:rFonts w:ascii="Times New Roman" w:eastAsia="Times New Roman" w:hAnsi="Times New Roman" w:cs="Times New Roman"/>
-          <w:kern w:val="0"/>
-          <w:sz w:val="20"/>
-          <w:szCs w:val="20"/>
-          <w:lang w:val="en-GB" w:eastAsia="en-GB"/>
-          <w14:ligatures w14:val="none"/>
-        </w:rPr>
-        <w:t xml:space="preserve"> after it. However, there are two </w:t>
+        <w:t xml:space="preserve"> if there is no LF or eos after it. However, there are two </w:t>
       </w:r>
       <w:r>
         <w:rPr>
@@ -4919,55 +4346,7 @@
           <w:lang w:val="en-GB" w:eastAsia="en-GB"/>
           <w14:ligatures w14:val="none"/>
         </w:rPr>
-        <w:t>. For Brahmic scripts (Indic and more) also ‘</w:t>
-      </w:r>
-      <w:proofErr w:type="spellStart"/>
-      <w:r>
-        <w:rPr>
-          <w:rFonts w:ascii="Times New Roman" w:eastAsia="Times New Roman" w:hAnsi="Times New Roman" w:cs="Times New Roman"/>
-          <w:kern w:val="0"/>
-          <w:sz w:val="20"/>
-          <w:szCs w:val="20"/>
-          <w:lang w:val="en-GB" w:eastAsia="en-GB"/>
-          <w14:ligatures w14:val="none"/>
-        </w:rPr>
-        <w:t>danda</w:t>
-      </w:r>
-      <w:proofErr w:type="spellEnd"/>
-      <w:r>
-        <w:rPr>
-          <w:rFonts w:ascii="Times New Roman" w:eastAsia="Times New Roman" w:hAnsi="Times New Roman" w:cs="Times New Roman"/>
-          <w:kern w:val="0"/>
-          <w:sz w:val="20"/>
-          <w:szCs w:val="20"/>
-          <w:lang w:val="en-GB" w:eastAsia="en-GB"/>
-          <w14:ligatures w14:val="none"/>
-        </w:rPr>
-        <w:t xml:space="preserve">’ and ‘double </w:t>
-      </w:r>
-      <w:proofErr w:type="spellStart"/>
-      <w:r>
-        <w:rPr>
-          <w:rFonts w:ascii="Times New Roman" w:eastAsia="Times New Roman" w:hAnsi="Times New Roman" w:cs="Times New Roman"/>
-          <w:kern w:val="0"/>
-          <w:sz w:val="20"/>
-          <w:szCs w:val="20"/>
-          <w:lang w:val="en-GB" w:eastAsia="en-GB"/>
-          <w14:ligatures w14:val="none"/>
-        </w:rPr>
-        <w:t>danda</w:t>
-      </w:r>
-      <w:proofErr w:type="spellEnd"/>
-      <w:r>
-        <w:rPr>
-          <w:rFonts w:ascii="Times New Roman" w:eastAsia="Times New Roman" w:hAnsi="Times New Roman" w:cs="Times New Roman"/>
-          <w:kern w:val="0"/>
-          <w:sz w:val="20"/>
-          <w:szCs w:val="20"/>
-          <w:lang w:val="en-GB" w:eastAsia="en-GB"/>
-          <w14:ligatures w14:val="none"/>
-        </w:rPr>
-        <w:t>’ are also final punctuation; but these are rarely used in modern texts.</w:t>
+        <w:t>. For Brahmic scripts (Indic and more) also ‘danda’ and ‘double danda’ are also final punctuation; but these are rarely used in modern texts.</w:t>
       </w:r>
     </w:p>
     <w:p>
@@ -5517,21 +4896,8 @@
           <w:lang w:val="en-GB" w:eastAsia="en-GB"/>
           <w14:ligatures w14:val="none"/>
         </w:rPr>
-        <w:t xml:space="preserve">identifier </w:t>
-      </w:r>
-      <w:proofErr w:type="spellStart"/>
-      <w:r>
-        <w:rPr>
-          <w:rFonts w:ascii="Times New Roman" w:eastAsia="Times New Roman" w:hAnsi="Times New Roman" w:cs="Times New Roman"/>
-          <w:kern w:val="0"/>
-          <w:sz w:val="20"/>
-          <w:szCs w:val="20"/>
-          <w:lang w:val="en-GB" w:eastAsia="en-GB"/>
-          <w14:ligatures w14:val="none"/>
-        </w:rPr>
-        <w:t>0x10</w:t>
-      </w:r>
-      <w:proofErr w:type="spellEnd"/>
+        <w:t>identifier 0x10</w:t>
+      </w:r>
       <w:r>
         <w:rPr>
           <w:rFonts w:ascii="Times New Roman" w:eastAsia="Times New Roman" w:hAnsi="Times New Roman" w:cs="Times New Roman"/>
@@ -5717,21 +5083,151 @@
           <w:lang w:val="en-GB" w:eastAsia="en-GB"/>
           <w14:ligatures w14:val="none"/>
         </w:rPr>
-        <w:t xml:space="preserve"> identifier </w:t>
-      </w:r>
-      <w:proofErr w:type="spellStart"/>
-      <w:r>
-        <w:rPr>
-          <w:rFonts w:ascii="Times New Roman" w:eastAsia="Times New Roman" w:hAnsi="Times New Roman" w:cs="Times New Roman"/>
-          <w:kern w:val="0"/>
-          <w:sz w:val="20"/>
-          <w:szCs w:val="20"/>
-          <w:lang w:val="en-GB" w:eastAsia="en-GB"/>
-          <w14:ligatures w14:val="none"/>
-        </w:rPr>
-        <w:t>0x10</w:t>
-      </w:r>
-      <w:proofErr w:type="spellEnd"/>
+        <w:t xml:space="preserve"> identifier 0x10)</w:t>
+      </w:r>
+      <w:r>
+        <w:rPr>
+          <w:rFonts w:ascii="Times New Roman" w:eastAsia="Times New Roman" w:hAnsi="Times New Roman" w:cs="Times New Roman"/>
+          <w:kern w:val="0"/>
+          <w:sz w:val="20"/>
+          <w:szCs w:val="20"/>
+          <w:lang w:val="en-GB" w:eastAsia="en-GB"/>
+          <w14:ligatures w14:val="none"/>
+        </w:rPr>
+        <w:t xml:space="preserve">, </w:t>
+      </w:r>
+      <w:r>
+        <w:rPr>
+          <w:rFonts w:ascii="Times New Roman" w:eastAsia="Times New Roman" w:hAnsi="Times New Roman" w:cs="Times New Roman"/>
+          <w:kern w:val="0"/>
+          <w:sz w:val="20"/>
+          <w:szCs w:val="20"/>
+          <w:lang w:val="en-GB" w:eastAsia="en-GB"/>
+          <w14:ligatures w14:val="none"/>
+        </w:rPr>
+        <w:t>it</w:t>
+      </w:r>
+      <w:r>
+        <w:rPr>
+          <w:rFonts w:ascii="Times New Roman" w:eastAsia="Times New Roman" w:hAnsi="Times New Roman" w:cs="Times New Roman"/>
+          <w:kern w:val="0"/>
+          <w:sz w:val="20"/>
+          <w:szCs w:val="20"/>
+          <w:lang w:val="en-GB" w:eastAsia="en-GB"/>
+          <w14:ligatures w14:val="none"/>
+        </w:rPr>
+        <w:t xml:space="preserve"> </w:t>
+      </w:r>
+      <w:r>
+        <w:rPr>
+          <w:rFonts w:ascii="Times New Roman" w:eastAsia="Times New Roman" w:hAnsi="Times New Roman" w:cs="Times New Roman"/>
+          <w:kern w:val="0"/>
+          <w:sz w:val="20"/>
+          <w:szCs w:val="20"/>
+          <w:lang w:val="en-GB" w:eastAsia="en-GB"/>
+          <w14:ligatures w14:val="none"/>
+        </w:rPr>
+        <w:t>rel</w:t>
+      </w:r>
+      <w:r>
+        <w:rPr>
+          <w:rFonts w:ascii="Times New Roman" w:eastAsia="Times New Roman" w:hAnsi="Times New Roman" w:cs="Times New Roman"/>
+          <w:kern w:val="0"/>
+          <w:sz w:val="20"/>
+          <w:szCs w:val="20"/>
+          <w:lang w:val="en-GB" w:eastAsia="en-GB"/>
+          <w14:ligatures w14:val="none"/>
+        </w:rPr>
+        <w:t>ies</w:t>
+      </w:r>
+      <w:r>
+        <w:rPr>
+          <w:rFonts w:ascii="Times New Roman" w:eastAsia="Times New Roman" w:hAnsi="Times New Roman" w:cs="Times New Roman"/>
+          <w:kern w:val="0"/>
+          <w:sz w:val="20"/>
+          <w:szCs w:val="20"/>
+          <w:lang w:val="en-GB" w:eastAsia="en-GB"/>
+          <w14:ligatures w14:val="none"/>
+        </w:rPr>
+        <w:t xml:space="preserve"> on</w:t>
+      </w:r>
+      <w:r>
+        <w:rPr>
+          <w:rFonts w:ascii="Times New Roman" w:eastAsia="Times New Roman" w:hAnsi="Times New Roman" w:cs="Times New Roman"/>
+          <w:kern w:val="0"/>
+          <w:sz w:val="20"/>
+          <w:szCs w:val="20"/>
+          <w:lang w:val="en-GB" w:eastAsia="en-GB"/>
+          <w14:ligatures w14:val="none"/>
+        </w:rPr>
+        <w:t xml:space="preserve"> </w:t>
+      </w:r>
+      <w:r>
+        <w:rPr>
+          <w:rFonts w:ascii="Times New Roman" w:eastAsia="Times New Roman" w:hAnsi="Times New Roman" w:cs="Times New Roman"/>
+          <w:kern w:val="0"/>
+          <w:sz w:val="20"/>
+          <w:szCs w:val="20"/>
+          <w:lang w:val="en-GB" w:eastAsia="en-GB"/>
+          <w14:ligatures w14:val="none"/>
+        </w:rPr>
+        <w:t xml:space="preserve">using </w:t>
+      </w:r>
+      <w:r>
+        <w:rPr>
+          <w:rFonts w:ascii="Times New Roman" w:eastAsia="Times New Roman" w:hAnsi="Times New Roman" w:cs="Times New Roman"/>
+          <w:kern w:val="0"/>
+          <w:sz w:val="20"/>
+          <w:szCs w:val="20"/>
+          <w:lang w:val="en-GB" w:eastAsia="en-GB"/>
+          <w14:ligatures w14:val="none"/>
+        </w:rPr>
+        <w:t>combining characters, in particular for East European languages</w:t>
+      </w:r>
+      <w:r>
+        <w:rPr>
+          <w:rFonts w:ascii="Times New Roman" w:eastAsia="Times New Roman" w:hAnsi="Times New Roman" w:cs="Times New Roman"/>
+          <w:kern w:val="0"/>
+          <w:sz w:val="20"/>
+          <w:szCs w:val="20"/>
+          <w:lang w:val="en-GB" w:eastAsia="en-GB"/>
+          <w14:ligatures w14:val="none"/>
+        </w:rPr>
+        <w:t xml:space="preserve"> and Vietnamese</w:t>
+      </w:r>
+      <w:r>
+        <w:rPr>
+          <w:rFonts w:ascii="Times New Roman" w:eastAsia="Times New Roman" w:hAnsi="Times New Roman" w:cs="Times New Roman"/>
+          <w:kern w:val="0"/>
+          <w:sz w:val="20"/>
+          <w:szCs w:val="20"/>
+          <w:lang w:val="en-GB" w:eastAsia="en-GB"/>
+          <w14:ligatures w14:val="none"/>
+        </w:rPr>
+        <w:t xml:space="preserve">. Similarly for </w:t>
+      </w:r>
+      <w:r>
+        <w:rPr>
+          <w:rFonts w:ascii="Times New Roman" w:eastAsia="Times New Roman" w:hAnsi="Times New Roman" w:cs="Times New Roman"/>
+          <w:kern w:val="0"/>
+          <w:sz w:val="20"/>
+          <w:szCs w:val="20"/>
+          <w:lang w:val="en-GB" w:eastAsia="en-GB"/>
+          <w14:ligatures w14:val="none"/>
+        </w:rPr>
+        <w:t>polytonic</w:t>
+      </w:r>
+      <w:r>
+        <w:rPr>
+          <w:rFonts w:ascii="Times New Roman" w:eastAsia="Times New Roman" w:hAnsi="Times New Roman" w:cs="Times New Roman"/>
+          <w:kern w:val="0"/>
+          <w:sz w:val="20"/>
+          <w:szCs w:val="20"/>
+          <w:lang w:val="en-GB" w:eastAsia="en-GB"/>
+          <w14:ligatures w14:val="none"/>
+        </w:rPr>
+        <w:t xml:space="preserve"> (traditional, until 1980</w:t>
+      </w:r>
       <w:r>
         <w:rPr>
           <w:rFonts w:ascii="Times New Roman" w:eastAsia="Times New Roman" w:hAnsi="Times New Roman" w:cs="Times New Roman"/>
@@ -5752,160 +5248,6 @@
           <w:lang w:val="en-GB" w:eastAsia="en-GB"/>
           <w14:ligatures w14:val="none"/>
         </w:rPr>
-        <w:t xml:space="preserve">, </w:t>
-      </w:r>
-      <w:r>
-        <w:rPr>
-          <w:rFonts w:ascii="Times New Roman" w:eastAsia="Times New Roman" w:hAnsi="Times New Roman" w:cs="Times New Roman"/>
-          <w:kern w:val="0"/>
-          <w:sz w:val="20"/>
-          <w:szCs w:val="20"/>
-          <w:lang w:val="en-GB" w:eastAsia="en-GB"/>
-          <w14:ligatures w14:val="none"/>
-        </w:rPr>
-        <w:t>it</w:t>
-      </w:r>
-      <w:r>
-        <w:rPr>
-          <w:rFonts w:ascii="Times New Roman" w:eastAsia="Times New Roman" w:hAnsi="Times New Roman" w:cs="Times New Roman"/>
-          <w:kern w:val="0"/>
-          <w:sz w:val="20"/>
-          <w:szCs w:val="20"/>
-          <w:lang w:val="en-GB" w:eastAsia="en-GB"/>
-          <w14:ligatures w14:val="none"/>
-        </w:rPr>
-        <w:t xml:space="preserve"> </w:t>
-      </w:r>
-      <w:r>
-        <w:rPr>
-          <w:rFonts w:ascii="Times New Roman" w:eastAsia="Times New Roman" w:hAnsi="Times New Roman" w:cs="Times New Roman"/>
-          <w:kern w:val="0"/>
-          <w:sz w:val="20"/>
-          <w:szCs w:val="20"/>
-          <w:lang w:val="en-GB" w:eastAsia="en-GB"/>
-          <w14:ligatures w14:val="none"/>
-        </w:rPr>
-        <w:t>rel</w:t>
-      </w:r>
-      <w:r>
-        <w:rPr>
-          <w:rFonts w:ascii="Times New Roman" w:eastAsia="Times New Roman" w:hAnsi="Times New Roman" w:cs="Times New Roman"/>
-          <w:kern w:val="0"/>
-          <w:sz w:val="20"/>
-          <w:szCs w:val="20"/>
-          <w:lang w:val="en-GB" w:eastAsia="en-GB"/>
-          <w14:ligatures w14:val="none"/>
-        </w:rPr>
-        <w:t>ies</w:t>
-      </w:r>
-      <w:r>
-        <w:rPr>
-          <w:rFonts w:ascii="Times New Roman" w:eastAsia="Times New Roman" w:hAnsi="Times New Roman" w:cs="Times New Roman"/>
-          <w:kern w:val="0"/>
-          <w:sz w:val="20"/>
-          <w:szCs w:val="20"/>
-          <w:lang w:val="en-GB" w:eastAsia="en-GB"/>
-          <w14:ligatures w14:val="none"/>
-        </w:rPr>
-        <w:t xml:space="preserve"> on</w:t>
-      </w:r>
-      <w:r>
-        <w:rPr>
-          <w:rFonts w:ascii="Times New Roman" w:eastAsia="Times New Roman" w:hAnsi="Times New Roman" w:cs="Times New Roman"/>
-          <w:kern w:val="0"/>
-          <w:sz w:val="20"/>
-          <w:szCs w:val="20"/>
-          <w:lang w:val="en-GB" w:eastAsia="en-GB"/>
-          <w14:ligatures w14:val="none"/>
-        </w:rPr>
-        <w:t xml:space="preserve"> </w:t>
-      </w:r>
-      <w:r>
-        <w:rPr>
-          <w:rFonts w:ascii="Times New Roman" w:eastAsia="Times New Roman" w:hAnsi="Times New Roman" w:cs="Times New Roman"/>
-          <w:kern w:val="0"/>
-          <w:sz w:val="20"/>
-          <w:szCs w:val="20"/>
-          <w:lang w:val="en-GB" w:eastAsia="en-GB"/>
-          <w14:ligatures w14:val="none"/>
-        </w:rPr>
-        <w:t xml:space="preserve">using </w:t>
-      </w:r>
-      <w:r>
-        <w:rPr>
-          <w:rFonts w:ascii="Times New Roman" w:eastAsia="Times New Roman" w:hAnsi="Times New Roman" w:cs="Times New Roman"/>
-          <w:kern w:val="0"/>
-          <w:sz w:val="20"/>
-          <w:szCs w:val="20"/>
-          <w:lang w:val="en-GB" w:eastAsia="en-GB"/>
-          <w14:ligatures w14:val="none"/>
-        </w:rPr>
-        <w:t>combining characters, in particular for East European languages</w:t>
-      </w:r>
-      <w:r>
-        <w:rPr>
-          <w:rFonts w:ascii="Times New Roman" w:eastAsia="Times New Roman" w:hAnsi="Times New Roman" w:cs="Times New Roman"/>
-          <w:kern w:val="0"/>
-          <w:sz w:val="20"/>
-          <w:szCs w:val="20"/>
-          <w:lang w:val="en-GB" w:eastAsia="en-GB"/>
-          <w14:ligatures w14:val="none"/>
-        </w:rPr>
-        <w:t xml:space="preserve"> and Vietnamese</w:t>
-      </w:r>
-      <w:r>
-        <w:rPr>
-          <w:rFonts w:ascii="Times New Roman" w:eastAsia="Times New Roman" w:hAnsi="Times New Roman" w:cs="Times New Roman"/>
-          <w:kern w:val="0"/>
-          <w:sz w:val="20"/>
-          <w:szCs w:val="20"/>
-          <w:lang w:val="en-GB" w:eastAsia="en-GB"/>
-          <w14:ligatures w14:val="none"/>
-        </w:rPr>
-        <w:t xml:space="preserve">. Similarly for </w:t>
-      </w:r>
-      <w:r>
-        <w:rPr>
-          <w:rFonts w:ascii="Times New Roman" w:eastAsia="Times New Roman" w:hAnsi="Times New Roman" w:cs="Times New Roman"/>
-          <w:kern w:val="0"/>
-          <w:sz w:val="20"/>
-          <w:szCs w:val="20"/>
-          <w:lang w:val="en-GB" w:eastAsia="en-GB"/>
-          <w14:ligatures w14:val="none"/>
-        </w:rPr>
-        <w:t>polytonic</w:t>
-      </w:r>
-      <w:r>
-        <w:rPr>
-          <w:rFonts w:ascii="Times New Roman" w:eastAsia="Times New Roman" w:hAnsi="Times New Roman" w:cs="Times New Roman"/>
-          <w:kern w:val="0"/>
-          <w:sz w:val="20"/>
-          <w:szCs w:val="20"/>
-          <w:lang w:val="en-GB" w:eastAsia="en-GB"/>
-          <w14:ligatures w14:val="none"/>
-        </w:rPr>
-        <w:t xml:space="preserve"> (traditional, until 1980</w:t>
-      </w:r>
-      <w:r>
-        <w:rPr>
-          <w:rFonts w:ascii="Times New Roman" w:eastAsia="Times New Roman" w:hAnsi="Times New Roman" w:cs="Times New Roman"/>
-          <w:kern w:val="0"/>
-          <w:sz w:val="20"/>
-          <w:szCs w:val="20"/>
-          <w:lang w:val="en-GB" w:eastAsia="en-GB"/>
-          <w14:ligatures w14:val="none"/>
-        </w:rPr>
-        <w:t>)</w:t>
-      </w:r>
-      <w:r>
-        <w:rPr>
-          <w:rFonts w:ascii="Times New Roman" w:eastAsia="Times New Roman" w:hAnsi="Times New Roman" w:cs="Times New Roman"/>
-          <w:kern w:val="0"/>
-          <w:sz w:val="20"/>
-          <w:szCs w:val="20"/>
-          <w:lang w:val="en-GB" w:eastAsia="en-GB"/>
-          <w14:ligatures w14:val="none"/>
-        </w:rPr>
         <w:t xml:space="preserve"> Greek</w:t>
       </w:r>
       <w:r>
@@ -5994,21 +5336,8 @@
           <w:lang w:val="en-GB" w:eastAsia="en-GB"/>
           <w14:ligatures w14:val="none"/>
         </w:rPr>
-        <w:t xml:space="preserve">, identifier </w:t>
-      </w:r>
-      <w:proofErr w:type="spellStart"/>
-      <w:r>
-        <w:rPr>
-          <w:rFonts w:ascii="Times New Roman" w:eastAsia="Times New Roman" w:hAnsi="Times New Roman" w:cs="Times New Roman"/>
-          <w:kern w:val="0"/>
-          <w:sz w:val="20"/>
-          <w:szCs w:val="20"/>
-          <w:lang w:val="en-GB" w:eastAsia="en-GB"/>
-          <w14:ligatures w14:val="none"/>
-        </w:rPr>
-        <w:t>0x11</w:t>
-      </w:r>
-      <w:proofErr w:type="spellEnd"/>
+        <w:t>, identifier 0x11</w:t>
+      </w:r>
       <w:r>
         <w:rPr>
           <w:rFonts w:ascii="Times New Roman" w:eastAsia="Times New Roman" w:hAnsi="Times New Roman" w:cs="Times New Roman"/>
@@ -6095,55 +5424,7 @@
           <w:lang w:val="en-GB" w:eastAsia="en-GB"/>
           <w14:ligatures w14:val="none"/>
         </w:rPr>
-        <w:t>Latin (</w:t>
-      </w:r>
-      <w:proofErr w:type="spellStart"/>
-      <w:r>
-        <w:rPr>
-          <w:rFonts w:ascii="Times New Roman" w:eastAsia="Times New Roman" w:hAnsi="Times New Roman" w:cs="Times New Roman"/>
-          <w:kern w:val="0"/>
-          <w:sz w:val="20"/>
-          <w:szCs w:val="20"/>
-          <w:lang w:val="en-GB" w:eastAsia="en-GB"/>
-          <w14:ligatures w14:val="none"/>
-        </w:rPr>
-        <w:t>0x10</w:t>
-      </w:r>
-      <w:proofErr w:type="spellEnd"/>
-      <w:r>
-        <w:rPr>
-          <w:rFonts w:ascii="Times New Roman" w:eastAsia="Times New Roman" w:hAnsi="Times New Roman" w:cs="Times New Roman"/>
-          <w:kern w:val="0"/>
-          <w:sz w:val="20"/>
-          <w:szCs w:val="20"/>
-          <w:lang w:val="en-GB" w:eastAsia="en-GB"/>
-          <w14:ligatures w14:val="none"/>
-        </w:rPr>
-        <w:t>) or Greek (</w:t>
-      </w:r>
-      <w:proofErr w:type="spellStart"/>
-      <w:r>
-        <w:rPr>
-          <w:rFonts w:ascii="Times New Roman" w:eastAsia="Times New Roman" w:hAnsi="Times New Roman" w:cs="Times New Roman"/>
-          <w:kern w:val="0"/>
-          <w:sz w:val="20"/>
-          <w:szCs w:val="20"/>
-          <w:lang w:val="en-GB" w:eastAsia="en-GB"/>
-          <w14:ligatures w14:val="none"/>
-        </w:rPr>
-        <w:t>0x11</w:t>
-      </w:r>
-      <w:proofErr w:type="spellEnd"/>
-      <w:r>
-        <w:rPr>
-          <w:rFonts w:ascii="Times New Roman" w:eastAsia="Times New Roman" w:hAnsi="Times New Roman" w:cs="Times New Roman"/>
-          <w:kern w:val="0"/>
-          <w:sz w:val="20"/>
-          <w:szCs w:val="20"/>
-          <w:lang w:val="en-GB" w:eastAsia="en-GB"/>
-          <w14:ligatures w14:val="none"/>
-        </w:rPr>
-        <w:t xml:space="preserve">) </w:t>
+        <w:t xml:space="preserve">Latin (0x10) or Greek (0x11) </w:t>
       </w:r>
       <w:r>
         <w:rPr>
@@ -6843,7 +6124,6 @@
         </w:rPr>
         <w:t xml:space="preserve">lready in the mappings above we noted: </w:t>
       </w:r>
-      <w:proofErr w:type="spellStart"/>
       <w:r>
         <w:rPr>
           <w:rFonts w:ascii="Times New Roman" w:eastAsia="Times New Roman" w:hAnsi="Times New Roman" w:cs="Times New Roman"/>
@@ -6855,7 +6135,6 @@
         </w:rPr>
         <w:t>U+061C</w:t>
       </w:r>
-      <w:proofErr w:type="spellEnd"/>
       <w:r>
         <w:rPr>
           <w:rFonts w:ascii="Times New Roman" w:eastAsia="Times New Roman" w:hAnsi="Times New Roman" w:cs="Times New Roman"/>
@@ -6876,21 +6155,8 @@
           <w:lang w:val="en-GB" w:eastAsia="en-GB"/>
           <w14:ligatures w14:val="none"/>
         </w:rPr>
-        <w:t xml:space="preserve">: map to </w:t>
-      </w:r>
-      <w:proofErr w:type="spellStart"/>
-      <w:r>
-        <w:rPr>
-          <w:rFonts w:ascii="Times New Roman" w:eastAsia="Times New Roman" w:hAnsi="Times New Roman" w:cs="Times New Roman"/>
-          <w:kern w:val="0"/>
-          <w:sz w:val="20"/>
-          <w:szCs w:val="20"/>
-          <w:lang w:val="en-GB" w:eastAsia="en-GB"/>
-          <w14:ligatures w14:val="none"/>
-        </w:rPr>
-        <w:t>U+200F</w:t>
-      </w:r>
-      <w:proofErr w:type="spellEnd"/>
+        <w:t>: map to U+200F</w:t>
+      </w:r>
       <w:r>
         <w:rPr>
           <w:rFonts w:ascii="Times New Roman" w:eastAsia="Times New Roman" w:hAnsi="Times New Roman" w:cs="Times New Roman"/>
@@ -7661,19 +6927,7 @@
           <w:lang w:val="en-GB" w:eastAsia="en-GB"/>
           <w14:ligatures w14:val="none"/>
         </w:rPr>
-        <w:t xml:space="preserve"> (or they are not interpreted in the simplified bidi algorithm, in case the mappings above have not been applied); for SMS/CBS bidi controls should be mapped to </w:t>
-      </w:r>
-      <w:proofErr w:type="spellStart"/>
-      <w:r>
-        <w:rPr>
-          <w:rFonts w:ascii="Times New Roman" w:eastAsia="Times New Roman" w:hAnsi="Times New Roman" w:cs="Times New Roman"/>
-          <w:kern w:val="0"/>
-          <w:sz w:val="20"/>
-          <w:szCs w:val="20"/>
-          <w:lang w:val="en-GB" w:eastAsia="en-GB"/>
-          <w14:ligatures w14:val="none"/>
-        </w:rPr>
-        <w:t>U+</w:t>
+        <w:t xml:space="preserve"> (or they are not interpreted in the simplified bidi algorithm, in case the mappings above have not been applied); for SMS/CBS bidi controls should be mapped to U+</w:t>
       </w:r>
       <w:r>
         <w:rPr>
@@ -7686,7 +6940,6 @@
         </w:rPr>
         <w:t>FFFD</w:t>
       </w:r>
-      <w:proofErr w:type="spellEnd"/>
       <w:r>
         <w:rPr>
           <w:rFonts w:ascii="Times New Roman" w:eastAsia="Times New Roman" w:hAnsi="Times New Roman" w:cs="Times New Roman"/>
@@ -7796,31 +7049,7 @@
           <w:lang w:val="en-GB" w:eastAsia="en-GB"/>
           <w14:ligatures w14:val="none"/>
         </w:rPr>
-        <w:t xml:space="preserve">, no use of </w:t>
-      </w:r>
-      <w:proofErr w:type="spellStart"/>
-      <w:r>
-        <w:rPr>
-          <w:rFonts w:ascii="Times New Roman" w:eastAsia="Times New Roman" w:hAnsi="Times New Roman" w:cs="Times New Roman"/>
-          <w:kern w:val="0"/>
-          <w:sz w:val="20"/>
-          <w:szCs w:val="20"/>
-          <w:lang w:val="en-GB" w:eastAsia="en-GB"/>
-          <w14:ligatures w14:val="none"/>
-        </w:rPr>
-        <w:t>preshaped</w:t>
-      </w:r>
-      <w:proofErr w:type="spellEnd"/>
-      <w:r>
-        <w:rPr>
-          <w:rFonts w:ascii="Times New Roman" w:eastAsia="Times New Roman" w:hAnsi="Times New Roman" w:cs="Times New Roman"/>
-          <w:kern w:val="0"/>
-          <w:sz w:val="20"/>
-          <w:szCs w:val="20"/>
-          <w:lang w:val="en-GB" w:eastAsia="en-GB"/>
-          <w14:ligatures w14:val="none"/>
-        </w:rPr>
-        <w:t xml:space="preserve"> Arabic letters in SMS/CBS</w:t>
+        <w:t>, no use of preshaped Arabic letters in SMS/CBS</w:t>
       </w:r>
       <w:r>
         <w:rPr>
@@ -8065,9 +7294,8 @@
           <w:lang w:val="en-GB" w:eastAsia="en-GB"/>
           <w14:ligatures w14:val="none"/>
         </w:rPr>
-        <w:t xml:space="preserve"> (</w:t>
-      </w:r>
-      <w:proofErr w:type="spellStart"/>
+        <w:t xml:space="preserve"> (line-break:QU)</w:t>
+      </w:r>
       <w:r>
         <w:rPr>
           <w:rFonts w:ascii="Arial" w:eastAsia="Times New Roman" w:hAnsi="Arial" w:cs="Times New Roman"/>
@@ -8079,9 +7307,8 @@
           <w:lang w:val="en-GB" w:eastAsia="en-GB"/>
           <w14:ligatures w14:val="none"/>
         </w:rPr>
-        <w:t>line-break:QU</w:t>
-      </w:r>
-      <w:proofErr w:type="spellEnd"/>
+        <w:t xml:space="preserve"> disambiguation</w:t>
+      </w:r>
       <w:r>
         <w:rPr>
           <w:rFonts w:ascii="Arial" w:eastAsia="Times New Roman" w:hAnsi="Arial" w:cs="Times New Roman"/>
@@ -8093,32 +7320,6 @@
           <w:lang w:val="en-GB" w:eastAsia="en-GB"/>
           <w14:ligatures w14:val="none"/>
         </w:rPr>
-        <w:t>)</w:t>
-      </w:r>
-      <w:r>
-        <w:rPr>
-          <w:rFonts w:ascii="Arial" w:eastAsia="Times New Roman" w:hAnsi="Arial" w:cs="Times New Roman"/>
-          <w:i w:val="0"/>
-          <w:iCs w:val="0"/>
-          <w:color w:val="auto"/>
-          <w:kern w:val="0"/>
-          <w:szCs w:val="20"/>
-          <w:lang w:val="en-GB" w:eastAsia="en-GB"/>
-          <w14:ligatures w14:val="none"/>
-        </w:rPr>
-        <w:t xml:space="preserve"> disambiguation</w:t>
-      </w:r>
-      <w:r>
-        <w:rPr>
-          <w:rFonts w:ascii="Arial" w:eastAsia="Times New Roman" w:hAnsi="Arial" w:cs="Times New Roman"/>
-          <w:i w:val="0"/>
-          <w:iCs w:val="0"/>
-          <w:color w:val="auto"/>
-          <w:kern w:val="0"/>
-          <w:szCs w:val="20"/>
-          <w:lang w:val="en-GB" w:eastAsia="en-GB"/>
-          <w14:ligatures w14:val="none"/>
-        </w:rPr>
         <w:t xml:space="preserve"> for bidi and automatic line break</w:t>
       </w:r>
     </w:p>
@@ -8474,21 +7675,8 @@
           <w:lang w:val="en-GB" w:eastAsia="en-GB"/>
           <w14:ligatures w14:val="none"/>
         </w:rPr>
-        <w:t xml:space="preserve">hether a quote mark is a start one or an end </w:t>
-      </w:r>
-      <w:proofErr w:type="spellStart"/>
-      <w:r>
-        <w:rPr>
-          <w:rFonts w:ascii="Times New Roman" w:eastAsia="Times New Roman" w:hAnsi="Times New Roman" w:cs="Times New Roman"/>
-          <w:kern w:val="0"/>
-          <w:sz w:val="20"/>
-          <w:szCs w:val="20"/>
-          <w:lang w:val="en-GB" w:eastAsia="en-GB"/>
-          <w14:ligatures w14:val="none"/>
-        </w:rPr>
-        <w:t>one</w:t>
-      </w:r>
-      <w:proofErr w:type="spellEnd"/>
+        <w:t>hether a quote mark is a start one or an end one</w:t>
+      </w:r>
       <w:r>
         <w:rPr>
           <w:rFonts w:ascii="Times New Roman" w:eastAsia="Times New Roman" w:hAnsi="Times New Roman" w:cs="Times New Roman"/>
@@ -8796,31 +7984,7 @@
           <w:lang w:val="en-GB" w:eastAsia="en-GB"/>
           <w14:ligatures w14:val="none"/>
         </w:rPr>
-        <w:t xml:space="preserve">. I.e. one can use the Pi and </w:t>
-      </w:r>
-      <w:proofErr w:type="spellStart"/>
-      <w:r>
-        <w:rPr>
-          <w:rFonts w:ascii="Times New Roman" w:eastAsia="Times New Roman" w:hAnsi="Times New Roman" w:cs="Times New Roman"/>
-          <w:kern w:val="0"/>
-          <w:sz w:val="20"/>
-          <w:szCs w:val="20"/>
-          <w:lang w:val="en-GB" w:eastAsia="en-GB"/>
-          <w14:ligatures w14:val="none"/>
-        </w:rPr>
-        <w:t>Pf</w:t>
-      </w:r>
-      <w:proofErr w:type="spellEnd"/>
-      <w:r>
-        <w:rPr>
-          <w:rFonts w:ascii="Times New Roman" w:eastAsia="Times New Roman" w:hAnsi="Times New Roman" w:cs="Times New Roman"/>
-          <w:kern w:val="0"/>
-          <w:sz w:val="20"/>
-          <w:szCs w:val="20"/>
-          <w:lang w:val="en-GB" w:eastAsia="en-GB"/>
-          <w14:ligatures w14:val="none"/>
-        </w:rPr>
-        <w:t xml:space="preserve"> general category </w:t>
+        <w:t xml:space="preserve">. I.e. one can use the Pi and Pf general category </w:t>
       </w:r>
       <w:r>
         <w:rPr>
@@ -9102,101 +8266,27 @@
         </w:rPr>
         <w:t xml:space="preserve">. These should be resolved (ad hoc) to either </w:t>
       </w:r>
-      <w:proofErr w:type="spellStart"/>
-      <w:r>
-        <w:rPr>
-          <w:rFonts w:ascii="Times New Roman" w:eastAsia="Times New Roman" w:hAnsi="Times New Roman" w:cs="Times New Roman"/>
-          <w:kern w:val="0"/>
-          <w:sz w:val="20"/>
-          <w:szCs w:val="20"/>
-          <w:lang w:val="en-GB" w:eastAsia="en-GB"/>
-          <w14:ligatures w14:val="none"/>
-        </w:rPr>
-        <w:t>line-break:OP</w:t>
-      </w:r>
-      <w:proofErr w:type="spellEnd"/>
-      <w:r>
-        <w:rPr>
-          <w:rFonts w:ascii="Times New Roman" w:eastAsia="Times New Roman" w:hAnsi="Times New Roman" w:cs="Times New Roman"/>
-          <w:kern w:val="0"/>
-          <w:sz w:val="20"/>
-          <w:szCs w:val="20"/>
-          <w:lang w:val="en-GB" w:eastAsia="en-GB"/>
-          <w14:ligatures w14:val="none"/>
-        </w:rPr>
-        <w:t xml:space="preserve"> (opening; and </w:t>
-      </w:r>
-      <w:proofErr w:type="spellStart"/>
-      <w:r>
-        <w:rPr>
-          <w:rFonts w:ascii="Times New Roman" w:eastAsia="Times New Roman" w:hAnsi="Times New Roman" w:cs="Times New Roman"/>
-          <w:kern w:val="0"/>
-          <w:sz w:val="20"/>
-          <w:szCs w:val="20"/>
-          <w:lang w:val="en-GB" w:eastAsia="en-GB"/>
-          <w14:ligatures w14:val="none"/>
-        </w:rPr>
-        <w:t>bidi-bracket:o</w:t>
-      </w:r>
-      <w:proofErr w:type="spellEnd"/>
-      <w:r>
-        <w:rPr>
-          <w:rFonts w:ascii="Times New Roman" w:eastAsia="Times New Roman" w:hAnsi="Times New Roman" w:cs="Times New Roman"/>
-          <w:kern w:val="0"/>
-          <w:sz w:val="20"/>
-          <w:szCs w:val="20"/>
-          <w:lang w:val="en-GB" w:eastAsia="en-GB"/>
-          <w14:ligatures w14:val="none"/>
-        </w:rPr>
-        <w:t xml:space="preserve">, opening) or to </w:t>
-      </w:r>
-      <w:proofErr w:type="spellStart"/>
-      <w:r>
-        <w:rPr>
-          <w:rFonts w:ascii="Times New Roman" w:eastAsia="Times New Roman" w:hAnsi="Times New Roman" w:cs="Times New Roman"/>
-          <w:kern w:val="0"/>
-          <w:sz w:val="20"/>
-          <w:szCs w:val="20"/>
-          <w:lang w:val="en-GB" w:eastAsia="en-GB"/>
-          <w14:ligatures w14:val="none"/>
-        </w:rPr>
-        <w:t>line-break:CL</w:t>
-      </w:r>
-      <w:proofErr w:type="spellEnd"/>
-      <w:r>
-        <w:rPr>
-          <w:rFonts w:ascii="Times New Roman" w:eastAsia="Times New Roman" w:hAnsi="Times New Roman" w:cs="Times New Roman"/>
-          <w:kern w:val="0"/>
-          <w:sz w:val="20"/>
-          <w:szCs w:val="20"/>
-          <w:lang w:val="en-GB" w:eastAsia="en-GB"/>
-          <w14:ligatures w14:val="none"/>
-        </w:rPr>
-        <w:t xml:space="preserve"> (closing; and </w:t>
-      </w:r>
-      <w:proofErr w:type="spellStart"/>
-      <w:r>
-        <w:rPr>
-          <w:rFonts w:ascii="Times New Roman" w:eastAsia="Times New Roman" w:hAnsi="Times New Roman" w:cs="Times New Roman"/>
-          <w:kern w:val="0"/>
-          <w:sz w:val="20"/>
-          <w:szCs w:val="20"/>
-          <w:lang w:val="en-GB" w:eastAsia="en-GB"/>
-          <w14:ligatures w14:val="none"/>
-        </w:rPr>
-        <w:t>bidi_bracket:c</w:t>
-      </w:r>
-      <w:proofErr w:type="spellEnd"/>
-      <w:r>
-        <w:rPr>
-          <w:rFonts w:ascii="Times New Roman" w:eastAsia="Times New Roman" w:hAnsi="Times New Roman" w:cs="Times New Roman"/>
-          <w:kern w:val="0"/>
-          <w:sz w:val="20"/>
-          <w:szCs w:val="20"/>
-          <w:lang w:val="en-GB" w:eastAsia="en-GB"/>
-          <w14:ligatures w14:val="none"/>
-        </w:rPr>
-        <w:t>, closing).</w:t>
+      <w:r>
+        <w:rPr>
+          <w:rFonts w:ascii="Times New Roman" w:eastAsia="Times New Roman" w:hAnsi="Times New Roman" w:cs="Times New Roman"/>
+          <w:kern w:val="0"/>
+          <w:sz w:val="20"/>
+          <w:szCs w:val="20"/>
+          <w:lang w:val="en-GB" w:eastAsia="en-GB"/>
+          <w14:ligatures w14:val="none"/>
+        </w:rPr>
+        <w:t xml:space="preserve">line-break:OP (opening; and bidi-bracket:o, opening) or to </w:t>
+      </w:r>
+      <w:r>
+        <w:rPr>
+          <w:rFonts w:ascii="Times New Roman" w:eastAsia="Times New Roman" w:hAnsi="Times New Roman" w:cs="Times New Roman"/>
+          <w:kern w:val="0"/>
+          <w:sz w:val="20"/>
+          <w:szCs w:val="20"/>
+          <w:lang w:val="en-GB" w:eastAsia="en-GB"/>
+          <w14:ligatures w14:val="none"/>
+        </w:rPr>
+        <w:t>line-break:CL (closing; and bidi_bracket:c, closing).</w:t>
       </w:r>
       <w:r>
         <w:rPr>
@@ -9306,45 +8396,8 @@
           <w:lang w:val="en-GB" w:eastAsia="en-GB"/>
           <w14:ligatures w14:val="none"/>
         </w:rPr>
-        <w:t xml:space="preserve">are to be regarded as </w:t>
-      </w:r>
-      <w:proofErr w:type="spellStart"/>
-      <w:r>
-        <w:rPr>
-          <w:rFonts w:ascii="Times New Roman" w:eastAsia="Times New Roman" w:hAnsi="Times New Roman" w:cs="Times New Roman"/>
-          <w:kern w:val="0"/>
-          <w:sz w:val="20"/>
-          <w:szCs w:val="20"/>
-          <w:lang w:val="en-GB" w:eastAsia="en-GB"/>
-          <w14:ligatures w14:val="none"/>
-        </w:rPr>
-        <w:t>line-breaking:SY</w:t>
-      </w:r>
-      <w:proofErr w:type="spellEnd"/>
-      <w:r>
-        <w:rPr>
-          <w:rFonts w:ascii="Times New Roman" w:eastAsia="Times New Roman" w:hAnsi="Times New Roman" w:cs="Times New Roman"/>
-          <w:kern w:val="0"/>
-          <w:sz w:val="20"/>
-          <w:szCs w:val="20"/>
-          <w:lang w:val="en-GB" w:eastAsia="en-GB"/>
-          <w14:ligatures w14:val="none"/>
-        </w:rPr>
-        <w:t xml:space="preserve"> (symbol; and </w:t>
-      </w:r>
-      <w:proofErr w:type="spellStart"/>
-      <w:r>
-        <w:rPr>
-          <w:rFonts w:ascii="Times New Roman" w:eastAsia="Times New Roman" w:hAnsi="Times New Roman" w:cs="Times New Roman"/>
-          <w:kern w:val="0"/>
-          <w:sz w:val="20"/>
-          <w:szCs w:val="20"/>
-          <w:lang w:val="en-GB" w:eastAsia="en-GB"/>
-          <w14:ligatures w14:val="none"/>
-        </w:rPr>
-        <w:t>bidi-bracket:n</w:t>
-      </w:r>
-      <w:proofErr w:type="spellEnd"/>
+        <w:t>are to be regarded as line-breaking:SY (symbol; and bidi-bracket:n</w:t>
+      </w:r>
       <w:r>
         <w:rPr>
           <w:rFonts w:ascii="Times New Roman" w:eastAsia="Times New Roman" w:hAnsi="Times New Roman" w:cs="Times New Roman"/>
@@ -9398,66 +8451,29 @@
           <w:lang w:val="en-GB" w:eastAsia="en-GB"/>
           <w14:ligatures w14:val="none"/>
         </w:rPr>
+        <w:t>, bos is beginning of string</w:t>
+      </w:r>
+      <w:r>
+        <w:rPr>
+          <w:rFonts w:ascii="Times New Roman" w:eastAsia="Times New Roman" w:hAnsi="Times New Roman" w:cs="Times New Roman"/>
+          <w:kern w:val="0"/>
+          <w:sz w:val="20"/>
+          <w:szCs w:val="20"/>
+          <w:lang w:val="en-GB" w:eastAsia="en-GB"/>
+          <w14:ligatures w14:val="none"/>
+        </w:rPr>
         <w:t xml:space="preserve">, </w:t>
       </w:r>
-      <w:proofErr w:type="spellStart"/>
-      <w:r>
-        <w:rPr>
-          <w:rFonts w:ascii="Times New Roman" w:eastAsia="Times New Roman" w:hAnsi="Times New Roman" w:cs="Times New Roman"/>
-          <w:kern w:val="0"/>
-          <w:sz w:val="20"/>
-          <w:szCs w:val="20"/>
-          <w:lang w:val="en-GB" w:eastAsia="en-GB"/>
-          <w14:ligatures w14:val="none"/>
-        </w:rPr>
-        <w:t>bos</w:t>
-      </w:r>
-      <w:proofErr w:type="spellEnd"/>
-      <w:r>
-        <w:rPr>
-          <w:rFonts w:ascii="Times New Roman" w:eastAsia="Times New Roman" w:hAnsi="Times New Roman" w:cs="Times New Roman"/>
-          <w:kern w:val="0"/>
-          <w:sz w:val="20"/>
-          <w:szCs w:val="20"/>
-          <w:lang w:val="en-GB" w:eastAsia="en-GB"/>
-          <w14:ligatures w14:val="none"/>
-        </w:rPr>
-        <w:t xml:space="preserve"> is beginning of string</w:t>
-      </w:r>
-      <w:r>
-        <w:rPr>
-          <w:rFonts w:ascii="Times New Roman" w:eastAsia="Times New Roman" w:hAnsi="Times New Roman" w:cs="Times New Roman"/>
-          <w:kern w:val="0"/>
-          <w:sz w:val="20"/>
-          <w:szCs w:val="20"/>
-          <w:lang w:val="en-GB" w:eastAsia="en-GB"/>
-          <w14:ligatures w14:val="none"/>
-        </w:rPr>
-        <w:t xml:space="preserve">, </w:t>
-      </w:r>
-      <w:proofErr w:type="spellStart"/>
-      <w:r>
-        <w:rPr>
-          <w:rFonts w:ascii="Times New Roman" w:eastAsia="Times New Roman" w:hAnsi="Times New Roman" w:cs="Times New Roman"/>
-          <w:kern w:val="0"/>
-          <w:sz w:val="20"/>
-          <w:szCs w:val="20"/>
-          <w:lang w:val="en-GB" w:eastAsia="en-GB"/>
-          <w14:ligatures w14:val="none"/>
-        </w:rPr>
-        <w:t>eos</w:t>
-      </w:r>
-      <w:proofErr w:type="spellEnd"/>
-      <w:r>
-        <w:rPr>
-          <w:rFonts w:ascii="Times New Roman" w:eastAsia="Times New Roman" w:hAnsi="Times New Roman" w:cs="Times New Roman"/>
-          <w:kern w:val="0"/>
-          <w:sz w:val="20"/>
-          <w:szCs w:val="20"/>
-          <w:lang w:val="en-GB" w:eastAsia="en-GB"/>
-          <w14:ligatures w14:val="none"/>
-        </w:rPr>
-        <w:t xml:space="preserve"> is end of string, </w:t>
+      <w:r>
+        <w:rPr>
+          <w:rFonts w:ascii="Times New Roman" w:eastAsia="Times New Roman" w:hAnsi="Times New Roman" w:cs="Times New Roman"/>
+          <w:kern w:val="0"/>
+          <w:sz w:val="20"/>
+          <w:szCs w:val="20"/>
+          <w:lang w:val="en-GB" w:eastAsia="en-GB"/>
+          <w14:ligatures w14:val="none"/>
+        </w:rPr>
+        <w:t xml:space="preserve">eos is end of string, </w:t>
       </w:r>
       <w:r>
         <w:rPr>
@@ -10383,18 +9399,51 @@
           <w:lang w:val="en-GB" w:eastAsia="en-GB"/>
           <w14:ligatures w14:val="none"/>
         </w:rPr>
-        <w:t xml:space="preserve"> REVERSE question mark, reverse </w:t>
-      </w:r>
-      <w:r>
-        <w:rPr>
-          <w:rFonts w:ascii="Times New Roman" w:eastAsia="Times New Roman" w:hAnsi="Times New Roman" w:cs="Times New Roman"/>
-          <w:kern w:val="0"/>
-          <w:sz w:val="20"/>
-          <w:szCs w:val="20"/>
-          <w:lang w:val="en-GB" w:eastAsia="en-GB"/>
-          <w14:ligatures w14:val="none"/>
-        </w:rPr>
-        <w:t>comma, reverse semicolon are regarded as ?,; here.</w:t>
+        <w:t xml:space="preserve"> REVERSE question mark, reverse</w:t>
+      </w:r>
+      <w:r>
+        <w:rPr>
+          <w:rFonts w:ascii="Times New Roman" w:eastAsia="Times New Roman" w:hAnsi="Times New Roman" w:cs="Times New Roman"/>
+          <w:kern w:val="0"/>
+          <w:sz w:val="20"/>
+          <w:szCs w:val="20"/>
+          <w:lang w:val="en-GB" w:eastAsia="en-GB"/>
+          <w14:ligatures w14:val="none"/>
+        </w:rPr>
+        <w:t xml:space="preserve">d or turned </w:t>
+      </w:r>
+      <w:r>
+        <w:rPr>
+          <w:rFonts w:ascii="Times New Roman" w:eastAsia="Times New Roman" w:hAnsi="Times New Roman" w:cs="Times New Roman"/>
+          <w:kern w:val="0"/>
+          <w:sz w:val="20"/>
+          <w:szCs w:val="20"/>
+          <w:lang w:val="en-GB" w:eastAsia="en-GB"/>
+          <w14:ligatures w14:val="none"/>
+        </w:rPr>
+        <w:t>comma, reverse</w:t>
+      </w:r>
+      <w:r>
+        <w:rPr>
+          <w:rFonts w:ascii="Times New Roman" w:eastAsia="Times New Roman" w:hAnsi="Times New Roman" w:cs="Times New Roman"/>
+          <w:kern w:val="0"/>
+          <w:sz w:val="20"/>
+          <w:szCs w:val="20"/>
+          <w:lang w:val="en-GB" w:eastAsia="en-GB"/>
+          <w14:ligatures w14:val="none"/>
+        </w:rPr>
+        <w:t>d or turned</w:t>
+      </w:r>
+      <w:r>
+        <w:rPr>
+          <w:rFonts w:ascii="Times New Roman" w:eastAsia="Times New Roman" w:hAnsi="Times New Roman" w:cs="Times New Roman"/>
+          <w:kern w:val="0"/>
+          <w:sz w:val="20"/>
+          <w:szCs w:val="20"/>
+          <w:lang w:val="en-GB" w:eastAsia="en-GB"/>
+          <w14:ligatures w14:val="none"/>
+        </w:rPr>
+        <w:t xml:space="preserve"> semicolon are regarded as ?,; here.</w:t>
       </w:r>
     </w:p>
     <w:p>
@@ -10572,31 +9621,7 @@
           <w:lang w:val="en-GB" w:eastAsia="en-GB"/>
           <w14:ligatures w14:val="none"/>
         </w:rPr>
-        <w:t xml:space="preserve">A QU that is Pi, regard it as line-break OP as well as </w:t>
-      </w:r>
-      <w:proofErr w:type="spellStart"/>
-      <w:r>
-        <w:rPr>
-          <w:rFonts w:ascii="Times New Roman" w:eastAsia="Times New Roman" w:hAnsi="Times New Roman" w:cs="Times New Roman"/>
-          <w:kern w:val="0"/>
-          <w:sz w:val="20"/>
-          <w:szCs w:val="20"/>
-          <w:lang w:val="en-GB" w:eastAsia="en-GB"/>
-          <w14:ligatures w14:val="none"/>
-        </w:rPr>
-        <w:t>bidi-bracket:o</w:t>
-      </w:r>
-      <w:proofErr w:type="spellEnd"/>
-      <w:r>
-        <w:rPr>
-          <w:rFonts w:ascii="Times New Roman" w:eastAsia="Times New Roman" w:hAnsi="Times New Roman" w:cs="Times New Roman"/>
-          <w:kern w:val="0"/>
-          <w:sz w:val="20"/>
-          <w:szCs w:val="20"/>
-          <w:lang w:val="en-GB" w:eastAsia="en-GB"/>
-          <w14:ligatures w14:val="none"/>
-        </w:rPr>
-        <w:t>, open</w:t>
+        <w:t>A QU that is Pi, regard it as line-break OP as well as bidi-bracket:o, open</w:t>
       </w:r>
       <w:r>
         <w:rPr>
@@ -10630,21 +9655,8 @@
           <w:lang w:val="en-GB" w:eastAsia="en-GB"/>
           <w14:ligatures w14:val="none"/>
         </w:rPr>
-        <w:t xml:space="preserve">A QU that is </w:t>
-      </w:r>
-      <w:proofErr w:type="spellStart"/>
-      <w:r>
-        <w:rPr>
-          <w:rFonts w:ascii="Times New Roman" w:eastAsia="Times New Roman" w:hAnsi="Times New Roman" w:cs="Times New Roman"/>
-          <w:kern w:val="0"/>
-          <w:sz w:val="20"/>
-          <w:szCs w:val="20"/>
-          <w:lang w:val="en-GB" w:eastAsia="en-GB"/>
-          <w14:ligatures w14:val="none"/>
-        </w:rPr>
-        <w:t>Pf</w:t>
-      </w:r>
-      <w:proofErr w:type="spellEnd"/>
+        <w:t>A QU that is Pf</w:t>
+      </w:r>
       <w:r>
         <w:rPr>
           <w:rFonts w:ascii="Times New Roman" w:eastAsia="Times New Roman" w:hAnsi="Times New Roman" w:cs="Times New Roman"/>
@@ -10700,31 +9712,7 @@
           <w:lang w:val="en-GB" w:eastAsia="en-GB"/>
           <w14:ligatures w14:val="none"/>
         </w:rPr>
-        <w:t xml:space="preserve">, regard it as line-break CL as well as </w:t>
-      </w:r>
-      <w:proofErr w:type="spellStart"/>
-      <w:r>
-        <w:rPr>
-          <w:rFonts w:ascii="Times New Roman" w:eastAsia="Times New Roman" w:hAnsi="Times New Roman" w:cs="Times New Roman"/>
-          <w:kern w:val="0"/>
-          <w:sz w:val="20"/>
-          <w:szCs w:val="20"/>
-          <w:lang w:val="en-GB" w:eastAsia="en-GB"/>
-          <w14:ligatures w14:val="none"/>
-        </w:rPr>
-        <w:t>bidi-bracket:c</w:t>
-      </w:r>
-      <w:proofErr w:type="spellEnd"/>
-      <w:r>
-        <w:rPr>
-          <w:rFonts w:ascii="Times New Roman" w:eastAsia="Times New Roman" w:hAnsi="Times New Roman" w:cs="Times New Roman"/>
-          <w:kern w:val="0"/>
-          <w:sz w:val="20"/>
-          <w:szCs w:val="20"/>
-          <w:lang w:val="en-GB" w:eastAsia="en-GB"/>
-          <w14:ligatures w14:val="none"/>
-        </w:rPr>
-        <w:t>, close</w:t>
+        <w:t>, regard it as line-break CL as well as bidi-bracket:c, close</w:t>
       </w:r>
       <w:r>
         <w:rPr>
@@ -10868,31 +9856,7 @@
           <w:lang w:val="en-GB" w:eastAsia="en-GB"/>
           <w14:ligatures w14:val="none"/>
         </w:rPr>
-        <w:t xml:space="preserve">No </w:t>
-      </w:r>
-      <w:proofErr w:type="spellStart"/>
-      <w:r>
-        <w:rPr>
-          <w:rFonts w:ascii="Times New Roman" w:eastAsia="Times New Roman" w:hAnsi="Times New Roman" w:cs="Times New Roman"/>
-          <w:kern w:val="0"/>
-          <w:sz w:val="20"/>
-          <w:szCs w:val="20"/>
-          <w:lang w:val="en-GB" w:eastAsia="en-GB"/>
-          <w14:ligatures w14:val="none"/>
-        </w:rPr>
-        <w:t>line-break:QU</w:t>
-      </w:r>
-      <w:proofErr w:type="spellEnd"/>
-      <w:r>
-        <w:rPr>
-          <w:rFonts w:ascii="Times New Roman" w:eastAsia="Times New Roman" w:hAnsi="Times New Roman" w:cs="Times New Roman"/>
-          <w:kern w:val="0"/>
-          <w:sz w:val="20"/>
-          <w:szCs w:val="20"/>
-          <w:lang w:val="en-GB" w:eastAsia="en-GB"/>
-          <w14:ligatures w14:val="none"/>
-        </w:rPr>
-        <w:t xml:space="preserve"> remains</w:t>
+        <w:t>No line-break:QU remains</w:t>
       </w:r>
       <w:r>
         <w:rPr>
@@ -11281,19 +10245,28 @@
         </w:rPr>
         <w:t xml:space="preserve">ap all </w:t>
       </w:r>
-      <w:proofErr w:type="spellStart"/>
-      <w:r>
-        <w:rPr>
-          <w:rFonts w:ascii="Times New Roman" w:eastAsia="Times New Roman" w:hAnsi="Times New Roman" w:cs="Times New Roman"/>
-          <w:kern w:val="0"/>
-          <w:sz w:val="20"/>
-          <w:szCs w:val="20"/>
-          <w:lang w:val="en-GB" w:eastAsia="en-GB"/>
-          <w14:ligatures w14:val="none"/>
-        </w:rPr>
-        <w:t>U+0086</w:t>
-      </w:r>
-      <w:proofErr w:type="spellEnd"/>
+      <w:r>
+        <w:rPr>
+          <w:rFonts w:ascii="Times New Roman" w:eastAsia="Times New Roman" w:hAnsi="Times New Roman" w:cs="Times New Roman"/>
+          <w:kern w:val="0"/>
+          <w:sz w:val="20"/>
+          <w:szCs w:val="20"/>
+          <w:lang w:val="en-GB" w:eastAsia="en-GB"/>
+          <w14:ligatures w14:val="none"/>
+        </w:rPr>
+        <w:t>U+0086, U+0087, U+0096, U+0097</w:t>
+      </w:r>
+      <w:r>
+        <w:rPr>
+          <w:rFonts w:ascii="Times New Roman" w:eastAsia="Times New Roman" w:hAnsi="Times New Roman" w:cs="Times New Roman"/>
+          <w:kern w:val="0"/>
+          <w:sz w:val="20"/>
+          <w:szCs w:val="20"/>
+          <w:lang w:val="en-GB" w:eastAsia="en-GB"/>
+          <w14:ligatures w14:val="none"/>
+        </w:rPr>
+        <w:t xml:space="preserve"> to SUBSTITUTE (or REPLACEMENT CHARACTER</w:t>
+      </w:r>
       <w:r>
         <w:rPr>
           <w:rFonts w:ascii="Times New Roman" w:eastAsia="Times New Roman" w:hAnsi="Times New Roman" w:cs="Times New Roman"/>
@@ -11305,89 +10278,6 @@
         </w:rPr>
         <w:t xml:space="preserve">, </w:t>
       </w:r>
-      <w:proofErr w:type="spellStart"/>
-      <w:r>
-        <w:rPr>
-          <w:rFonts w:ascii="Times New Roman" w:eastAsia="Times New Roman" w:hAnsi="Times New Roman" w:cs="Times New Roman"/>
-          <w:kern w:val="0"/>
-          <w:sz w:val="20"/>
-          <w:szCs w:val="20"/>
-          <w:lang w:val="en-GB" w:eastAsia="en-GB"/>
-          <w14:ligatures w14:val="none"/>
-        </w:rPr>
-        <w:t>U+0087</w:t>
-      </w:r>
-      <w:proofErr w:type="spellEnd"/>
-      <w:r>
-        <w:rPr>
-          <w:rFonts w:ascii="Times New Roman" w:eastAsia="Times New Roman" w:hAnsi="Times New Roman" w:cs="Times New Roman"/>
-          <w:kern w:val="0"/>
-          <w:sz w:val="20"/>
-          <w:szCs w:val="20"/>
-          <w:lang w:val="en-GB" w:eastAsia="en-GB"/>
-          <w14:ligatures w14:val="none"/>
-        </w:rPr>
-        <w:t xml:space="preserve">, </w:t>
-      </w:r>
-      <w:proofErr w:type="spellStart"/>
-      <w:r>
-        <w:rPr>
-          <w:rFonts w:ascii="Times New Roman" w:eastAsia="Times New Roman" w:hAnsi="Times New Roman" w:cs="Times New Roman"/>
-          <w:kern w:val="0"/>
-          <w:sz w:val="20"/>
-          <w:szCs w:val="20"/>
-          <w:lang w:val="en-GB" w:eastAsia="en-GB"/>
-          <w14:ligatures w14:val="none"/>
-        </w:rPr>
-        <w:t>U+0096</w:t>
-      </w:r>
-      <w:proofErr w:type="spellEnd"/>
-      <w:r>
-        <w:rPr>
-          <w:rFonts w:ascii="Times New Roman" w:eastAsia="Times New Roman" w:hAnsi="Times New Roman" w:cs="Times New Roman"/>
-          <w:kern w:val="0"/>
-          <w:sz w:val="20"/>
-          <w:szCs w:val="20"/>
-          <w:lang w:val="en-GB" w:eastAsia="en-GB"/>
-          <w14:ligatures w14:val="none"/>
-        </w:rPr>
-        <w:t xml:space="preserve">, </w:t>
-      </w:r>
-      <w:proofErr w:type="spellStart"/>
-      <w:r>
-        <w:rPr>
-          <w:rFonts w:ascii="Times New Roman" w:eastAsia="Times New Roman" w:hAnsi="Times New Roman" w:cs="Times New Roman"/>
-          <w:kern w:val="0"/>
-          <w:sz w:val="20"/>
-          <w:szCs w:val="20"/>
-          <w:lang w:val="en-GB" w:eastAsia="en-GB"/>
-          <w14:ligatures w14:val="none"/>
-        </w:rPr>
-        <w:t>U+0097</w:t>
-      </w:r>
-      <w:proofErr w:type="spellEnd"/>
-      <w:r>
-        <w:rPr>
-          <w:rFonts w:ascii="Times New Roman" w:eastAsia="Times New Roman" w:hAnsi="Times New Roman" w:cs="Times New Roman"/>
-          <w:kern w:val="0"/>
-          <w:sz w:val="20"/>
-          <w:szCs w:val="20"/>
-          <w:lang w:val="en-GB" w:eastAsia="en-GB"/>
-          <w14:ligatures w14:val="none"/>
-        </w:rPr>
-        <w:t xml:space="preserve"> to SUBSTITUTE (or REPLACEMENT CHARACTER</w:t>
-      </w:r>
-      <w:r>
-        <w:rPr>
-          <w:rFonts w:ascii="Times New Roman" w:eastAsia="Times New Roman" w:hAnsi="Times New Roman" w:cs="Times New Roman"/>
-          <w:kern w:val="0"/>
-          <w:sz w:val="20"/>
-          <w:szCs w:val="20"/>
-          <w:lang w:val="en-GB" w:eastAsia="en-GB"/>
-          <w14:ligatures w14:val="none"/>
-        </w:rPr>
-        <w:t xml:space="preserve">, </w:t>
-      </w:r>
       <w:r>
         <w:rPr>
           <w:rFonts w:ascii="Times New Roman" w:eastAsia="Times New Roman" w:hAnsi="Times New Roman" w:cs="Times New Roman"/>
@@ -11496,29 +10386,7 @@
           <w:lang w:val="en-GB" w:eastAsia="en-GB"/>
           <w14:ligatures w14:val="none"/>
         </w:rPr>
-        <w:t xml:space="preserve">, as specified in section </w:t>
-      </w:r>
-      <w:r>
-        <w:rPr>
-          <w:rFonts w:ascii="Times New Roman" w:eastAsia="Times New Roman" w:hAnsi="Times New Roman" w:cs="Times New Roman"/>
-          <w:kern w:val="0"/>
-          <w:sz w:val="20"/>
-          <w:szCs w:val="20"/>
-          <w:lang w:val="en-GB" w:eastAsia="en-GB"/>
-          <w14:ligatures w14:val="none"/>
-        </w:rPr>
-        <w:t>6.2.3.1</w:t>
-      </w:r>
-      <w:r>
-        <w:rPr>
-          <w:rFonts w:ascii="Times New Roman" w:eastAsia="Times New Roman" w:hAnsi="Times New Roman" w:cs="Times New Roman"/>
-          <w:kern w:val="0"/>
-          <w:sz w:val="20"/>
-          <w:szCs w:val="20"/>
-          <w:lang w:val="en-GB" w:eastAsia="en-GB"/>
-          <w14:ligatures w14:val="none"/>
-        </w:rPr>
-        <w:t>.</w:t>
+        <w:t>, as specified in section 6.2.3.1.</w:t>
       </w:r>
       <w:r>
         <w:rPr>
@@ -11585,103 +10453,7 @@
           <w:lang w:val="en-GB" w:eastAsia="en-GB"/>
           <w14:ligatures w14:val="none"/>
         </w:rPr>
-        <w:t xml:space="preserve"> characters, </w:t>
-      </w:r>
-      <w:proofErr w:type="spellStart"/>
-      <w:r>
-        <w:rPr>
-          <w:rFonts w:ascii="Times New Roman" w:eastAsia="Times New Roman" w:hAnsi="Times New Roman" w:cs="Times New Roman"/>
-          <w:kern w:val="0"/>
-          <w:sz w:val="20"/>
-          <w:szCs w:val="20"/>
-          <w:lang w:val="en-GB" w:eastAsia="en-GB"/>
-          <w14:ligatures w14:val="none"/>
-        </w:rPr>
-        <w:t>U+0086</w:t>
-      </w:r>
-      <w:proofErr w:type="spellEnd"/>
-      <w:r>
-        <w:rPr>
-          <w:rFonts w:ascii="Times New Roman" w:eastAsia="Times New Roman" w:hAnsi="Times New Roman" w:cs="Times New Roman"/>
-          <w:kern w:val="0"/>
-          <w:sz w:val="20"/>
-          <w:szCs w:val="20"/>
-          <w:lang w:val="en-GB" w:eastAsia="en-GB"/>
-          <w14:ligatures w14:val="none"/>
-        </w:rPr>
-        <w:t xml:space="preserve">, </w:t>
-      </w:r>
-      <w:proofErr w:type="spellStart"/>
-      <w:r>
-        <w:rPr>
-          <w:rFonts w:ascii="Times New Roman" w:eastAsia="Times New Roman" w:hAnsi="Times New Roman" w:cs="Times New Roman"/>
-          <w:kern w:val="0"/>
-          <w:sz w:val="20"/>
-          <w:szCs w:val="20"/>
-          <w:lang w:val="en-GB" w:eastAsia="en-GB"/>
-          <w14:ligatures w14:val="none"/>
-        </w:rPr>
-        <w:t>U+0087</w:t>
-      </w:r>
-      <w:proofErr w:type="spellEnd"/>
-      <w:r>
-        <w:rPr>
-          <w:rFonts w:ascii="Times New Roman" w:eastAsia="Times New Roman" w:hAnsi="Times New Roman" w:cs="Times New Roman"/>
-          <w:kern w:val="0"/>
-          <w:sz w:val="20"/>
-          <w:szCs w:val="20"/>
-          <w:lang w:val="en-GB" w:eastAsia="en-GB"/>
-          <w14:ligatures w14:val="none"/>
-        </w:rPr>
-        <w:t xml:space="preserve">, </w:t>
-      </w:r>
-      <w:proofErr w:type="spellStart"/>
-      <w:r>
-        <w:rPr>
-          <w:rFonts w:ascii="Times New Roman" w:eastAsia="Times New Roman" w:hAnsi="Times New Roman" w:cs="Times New Roman"/>
-          <w:kern w:val="0"/>
-          <w:sz w:val="20"/>
-          <w:szCs w:val="20"/>
-          <w:lang w:val="en-GB" w:eastAsia="en-GB"/>
-          <w14:ligatures w14:val="none"/>
-        </w:rPr>
-        <w:t>U+0096</w:t>
-      </w:r>
-      <w:proofErr w:type="spellEnd"/>
-      <w:r>
-        <w:rPr>
-          <w:rFonts w:ascii="Times New Roman" w:eastAsia="Times New Roman" w:hAnsi="Times New Roman" w:cs="Times New Roman"/>
-          <w:kern w:val="0"/>
-          <w:sz w:val="20"/>
-          <w:szCs w:val="20"/>
-          <w:lang w:val="en-GB" w:eastAsia="en-GB"/>
-          <w14:ligatures w14:val="none"/>
-        </w:rPr>
-        <w:t xml:space="preserve">, </w:t>
-      </w:r>
-      <w:proofErr w:type="spellStart"/>
-      <w:r>
-        <w:rPr>
-          <w:rFonts w:ascii="Times New Roman" w:eastAsia="Times New Roman" w:hAnsi="Times New Roman" w:cs="Times New Roman"/>
-          <w:kern w:val="0"/>
-          <w:sz w:val="20"/>
-          <w:szCs w:val="20"/>
-          <w:lang w:val="en-GB" w:eastAsia="en-GB"/>
-          <w14:ligatures w14:val="none"/>
-        </w:rPr>
-        <w:t>U+0097</w:t>
-      </w:r>
-      <w:proofErr w:type="spellEnd"/>
-      <w:r>
-        <w:rPr>
-          <w:rFonts w:ascii="Times New Roman" w:eastAsia="Times New Roman" w:hAnsi="Times New Roman" w:cs="Times New Roman"/>
-          <w:kern w:val="0"/>
-          <w:sz w:val="20"/>
-          <w:szCs w:val="20"/>
-          <w:lang w:val="en-GB" w:eastAsia="en-GB"/>
-          <w14:ligatures w14:val="none"/>
-        </w:rPr>
-        <w:t>.</w:t>
+        <w:t xml:space="preserve"> characters, U+0086, U+0087, U+0096, U+0097.</w:t>
       </w:r>
       <w:r>
         <w:rPr>
@@ -11714,160 +10486,40 @@
           <w:lang w:val="en-GB" w:eastAsia="en-GB"/>
           <w14:ligatures w14:val="none"/>
         </w:rPr>
-        <w:t xml:space="preserve"> all have </w:t>
-      </w:r>
-      <w:proofErr w:type="spellStart"/>
-      <w:r>
-        <w:rPr>
-          <w:rFonts w:ascii="Times New Roman" w:eastAsia="Times New Roman" w:hAnsi="Times New Roman" w:cs="Times New Roman"/>
-          <w:kern w:val="0"/>
-          <w:sz w:val="20"/>
-          <w:szCs w:val="20"/>
-          <w:lang w:val="en-GB" w:eastAsia="en-GB"/>
-          <w14:ligatures w14:val="none"/>
-        </w:rPr>
-        <w:t>bidi-mirroring:Y</w:t>
-      </w:r>
-      <w:proofErr w:type="spellEnd"/>
-      <w:r>
-        <w:rPr>
-          <w:rFonts w:ascii="Times New Roman" w:eastAsia="Times New Roman" w:hAnsi="Times New Roman" w:cs="Times New Roman"/>
-          <w:kern w:val="0"/>
-          <w:sz w:val="20"/>
-          <w:szCs w:val="20"/>
-          <w:lang w:val="en-GB" w:eastAsia="en-GB"/>
-          <w14:ligatures w14:val="none"/>
-        </w:rPr>
-        <w:t xml:space="preserve"> and the first two are each other’s mirror, likewise the last two are each other’s mirror.</w:t>
-      </w:r>
-      <w:r>
-        <w:rPr>
-          <w:rFonts w:ascii="Times New Roman" w:eastAsia="Times New Roman" w:hAnsi="Times New Roman" w:cs="Times New Roman"/>
-          <w:kern w:val="0"/>
-          <w:sz w:val="20"/>
-          <w:szCs w:val="20"/>
-          <w:lang w:val="en-GB" w:eastAsia="en-GB"/>
-          <w14:ligatures w14:val="none"/>
-        </w:rPr>
-        <w:t xml:space="preserve"> The first two are </w:t>
-      </w:r>
-      <w:proofErr w:type="spellStart"/>
-      <w:r>
-        <w:rPr>
-          <w:rFonts w:ascii="Times New Roman" w:eastAsia="Times New Roman" w:hAnsi="Times New Roman" w:cs="Times New Roman"/>
-          <w:kern w:val="0"/>
-          <w:sz w:val="20"/>
-          <w:szCs w:val="20"/>
-          <w:lang w:val="en-GB" w:eastAsia="en-GB"/>
-          <w14:ligatures w14:val="none"/>
-        </w:rPr>
-        <w:t>bidi-bracket</w:t>
-      </w:r>
-      <w:r>
-        <w:rPr>
-          <w:rFonts w:ascii="Times New Roman" w:eastAsia="Times New Roman" w:hAnsi="Times New Roman" w:cs="Times New Roman"/>
-          <w:kern w:val="0"/>
-          <w:sz w:val="20"/>
-          <w:szCs w:val="20"/>
-          <w:lang w:val="en-GB" w:eastAsia="en-GB"/>
-          <w14:ligatures w14:val="none"/>
-        </w:rPr>
-        <w:t>:o</w:t>
-      </w:r>
-      <w:proofErr w:type="spellEnd"/>
-      <w:r>
-        <w:rPr>
-          <w:rFonts w:ascii="Times New Roman" w:eastAsia="Times New Roman" w:hAnsi="Times New Roman" w:cs="Times New Roman"/>
-          <w:kern w:val="0"/>
-          <w:sz w:val="20"/>
-          <w:szCs w:val="20"/>
-          <w:lang w:val="en-GB" w:eastAsia="en-GB"/>
-          <w14:ligatures w14:val="none"/>
-        </w:rPr>
-        <w:t xml:space="preserve"> and c respectively, and the last two are </w:t>
-      </w:r>
-      <w:proofErr w:type="spellStart"/>
-      <w:r>
-        <w:rPr>
-          <w:rFonts w:ascii="Times New Roman" w:eastAsia="Times New Roman" w:hAnsi="Times New Roman" w:cs="Times New Roman"/>
-          <w:kern w:val="0"/>
-          <w:sz w:val="20"/>
-          <w:szCs w:val="20"/>
-          <w:lang w:val="en-GB" w:eastAsia="en-GB"/>
-          <w14:ligatures w14:val="none"/>
-        </w:rPr>
-        <w:t>bidi-bracket:wo</w:t>
-      </w:r>
-      <w:proofErr w:type="spellEnd"/>
-      <w:r>
-        <w:rPr>
-          <w:rFonts w:ascii="Times New Roman" w:eastAsia="Times New Roman" w:hAnsi="Times New Roman" w:cs="Times New Roman"/>
-          <w:kern w:val="0"/>
-          <w:sz w:val="20"/>
-          <w:szCs w:val="20"/>
-          <w:lang w:val="en-GB" w:eastAsia="en-GB"/>
-          <w14:ligatures w14:val="none"/>
-        </w:rPr>
-        <w:t xml:space="preserve"> and </w:t>
-      </w:r>
-      <w:proofErr w:type="spellStart"/>
-      <w:r>
-        <w:rPr>
-          <w:rFonts w:ascii="Times New Roman" w:eastAsia="Times New Roman" w:hAnsi="Times New Roman" w:cs="Times New Roman"/>
-          <w:kern w:val="0"/>
-          <w:sz w:val="20"/>
-          <w:szCs w:val="20"/>
-          <w:lang w:val="en-GB" w:eastAsia="en-GB"/>
-          <w14:ligatures w14:val="none"/>
-        </w:rPr>
-        <w:t>wc</w:t>
-      </w:r>
-      <w:proofErr w:type="spellEnd"/>
-      <w:r>
-        <w:rPr>
-          <w:rFonts w:ascii="Times New Roman" w:eastAsia="Times New Roman" w:hAnsi="Times New Roman" w:cs="Times New Roman"/>
-          <w:kern w:val="0"/>
-          <w:sz w:val="20"/>
-          <w:szCs w:val="20"/>
-          <w:lang w:val="en-GB" w:eastAsia="en-GB"/>
-          <w14:ligatures w14:val="none"/>
-        </w:rPr>
-        <w:t xml:space="preserve"> respectively</w:t>
-      </w:r>
-      <w:r>
-        <w:rPr>
-          <w:rFonts w:ascii="Times New Roman" w:eastAsia="Times New Roman" w:hAnsi="Times New Roman" w:cs="Times New Roman"/>
-          <w:kern w:val="0"/>
-          <w:sz w:val="20"/>
-          <w:szCs w:val="20"/>
-          <w:lang w:val="en-GB" w:eastAsia="en-GB"/>
-          <w14:ligatures w14:val="none"/>
-        </w:rPr>
-        <w:t xml:space="preserve">; wo and </w:t>
-      </w:r>
-      <w:proofErr w:type="spellStart"/>
-      <w:r>
-        <w:rPr>
-          <w:rFonts w:ascii="Times New Roman" w:eastAsia="Times New Roman" w:hAnsi="Times New Roman" w:cs="Times New Roman"/>
-          <w:kern w:val="0"/>
-          <w:sz w:val="20"/>
-          <w:szCs w:val="20"/>
-          <w:lang w:val="en-GB" w:eastAsia="en-GB"/>
-          <w14:ligatures w14:val="none"/>
-        </w:rPr>
-        <w:t>wc</w:t>
-      </w:r>
-      <w:proofErr w:type="spellEnd"/>
-      <w:r>
-        <w:rPr>
-          <w:rFonts w:ascii="Times New Roman" w:eastAsia="Times New Roman" w:hAnsi="Times New Roman" w:cs="Times New Roman"/>
-          <w:kern w:val="0"/>
-          <w:sz w:val="20"/>
-          <w:szCs w:val="20"/>
-          <w:lang w:val="en-GB" w:eastAsia="en-GB"/>
-          <w14:ligatures w14:val="none"/>
-        </w:rPr>
-        <w:t xml:space="preserve"> are new bidi-bracket values that we will use below.</w:t>
+        <w:t xml:space="preserve"> all have bidi-mirroring:Y and the first two are each other’s mirror, likewise the last two are each other’s mirror.</w:t>
+      </w:r>
+      <w:r>
+        <w:rPr>
+          <w:rFonts w:ascii="Times New Roman" w:eastAsia="Times New Roman" w:hAnsi="Times New Roman" w:cs="Times New Roman"/>
+          <w:kern w:val="0"/>
+          <w:sz w:val="20"/>
+          <w:szCs w:val="20"/>
+          <w:lang w:val="en-GB" w:eastAsia="en-GB"/>
+          <w14:ligatures w14:val="none"/>
+        </w:rPr>
+        <w:t xml:space="preserve"> The first two are bidi-bracket</w:t>
+      </w:r>
+      <w:r>
+        <w:rPr>
+          <w:rFonts w:ascii="Times New Roman" w:eastAsia="Times New Roman" w:hAnsi="Times New Roman" w:cs="Times New Roman"/>
+          <w:kern w:val="0"/>
+          <w:sz w:val="20"/>
+          <w:szCs w:val="20"/>
+          <w:lang w:val="en-GB" w:eastAsia="en-GB"/>
+          <w14:ligatures w14:val="none"/>
+        </w:rPr>
+        <w:t>:o and c respectively, and the last two are bidi-bracket:wo and wc respectively</w:t>
+      </w:r>
+      <w:r>
+        <w:rPr>
+          <w:rFonts w:ascii="Times New Roman" w:eastAsia="Times New Roman" w:hAnsi="Times New Roman" w:cs="Times New Roman"/>
+          <w:kern w:val="0"/>
+          <w:sz w:val="20"/>
+          <w:szCs w:val="20"/>
+          <w:lang w:val="en-GB" w:eastAsia="en-GB"/>
+          <w14:ligatures w14:val="none"/>
+        </w:rPr>
+        <w:t>; wo and wc are new bidi-bracket values that we will use below.</w:t>
       </w:r>
     </w:p>
     <w:p>
@@ -11934,138 +10586,18 @@
           <w:lang w:val="en-GB" w:eastAsia="en-GB"/>
           <w14:ligatures w14:val="none"/>
         </w:rPr>
-        <w:t>---</w:t>
-      </w:r>
-      <w:proofErr w:type="spellStart"/>
-      <w:r>
-        <w:rPr>
-          <w:rFonts w:ascii="Times New Roman" w:eastAsia="Times New Roman" w:hAnsi="Times New Roman" w:cs="Times New Roman"/>
-          <w:kern w:val="0"/>
-          <w:sz w:val="20"/>
-          <w:szCs w:val="20"/>
-          <w:lang w:val="en-GB" w:eastAsia="en-GB"/>
-          <w14:ligatures w14:val="none"/>
-        </w:rPr>
-        <w:t>PDI</w:t>
-      </w:r>
-      <w:proofErr w:type="spellEnd"/>
-      <w:r>
-        <w:rPr>
-          <w:rFonts w:ascii="Times New Roman" w:eastAsia="Times New Roman" w:hAnsi="Times New Roman" w:cs="Times New Roman"/>
-          <w:kern w:val="0"/>
-          <w:sz w:val="20"/>
-          <w:szCs w:val="20"/>
-          <w:lang w:val="en-GB" w:eastAsia="en-GB"/>
-          <w14:ligatures w14:val="none"/>
-        </w:rPr>
-        <w:t>, and several others). They must nest in “one pass”; not just in separate “passes”.</w:t>
-      </w:r>
-      <w:r>
-        <w:rPr>
-          <w:rFonts w:ascii="Times New Roman" w:eastAsia="Times New Roman" w:hAnsi="Times New Roman" w:cs="Times New Roman"/>
-          <w:kern w:val="0"/>
-          <w:sz w:val="20"/>
-          <w:szCs w:val="20"/>
-          <w:lang w:val="en-GB" w:eastAsia="en-GB"/>
-          <w14:ligatures w14:val="none"/>
-        </w:rPr>
-        <w:t xml:space="preserve"> We will insert </w:t>
-      </w:r>
-      <w:proofErr w:type="spellStart"/>
-      <w:r>
-        <w:rPr>
-          <w:rFonts w:ascii="Times New Roman" w:eastAsia="Times New Roman" w:hAnsi="Times New Roman" w:cs="Times New Roman"/>
-          <w:kern w:val="0"/>
-          <w:sz w:val="20"/>
-          <w:szCs w:val="20"/>
-          <w:lang w:val="en-GB" w:eastAsia="en-GB"/>
-          <w14:ligatures w14:val="none"/>
-        </w:rPr>
-        <w:t>U+0086</w:t>
-      </w:r>
-      <w:proofErr w:type="spellEnd"/>
-      <w:r>
-        <w:rPr>
-          <w:rFonts w:ascii="Times New Roman" w:eastAsia="Times New Roman" w:hAnsi="Times New Roman" w:cs="Times New Roman"/>
-          <w:kern w:val="0"/>
-          <w:sz w:val="20"/>
-          <w:szCs w:val="20"/>
-          <w:lang w:val="en-GB" w:eastAsia="en-GB"/>
-          <w14:ligatures w14:val="none"/>
-        </w:rPr>
-        <w:t xml:space="preserve">, </w:t>
-      </w:r>
-      <w:proofErr w:type="spellStart"/>
-      <w:r>
-        <w:rPr>
-          <w:rFonts w:ascii="Times New Roman" w:eastAsia="Times New Roman" w:hAnsi="Times New Roman" w:cs="Times New Roman"/>
-          <w:kern w:val="0"/>
-          <w:sz w:val="20"/>
-          <w:szCs w:val="20"/>
-          <w:lang w:val="en-GB" w:eastAsia="en-GB"/>
-          <w14:ligatures w14:val="none"/>
-        </w:rPr>
-        <w:t>U+0087</w:t>
-      </w:r>
-      <w:proofErr w:type="spellEnd"/>
-      <w:r>
-        <w:rPr>
-          <w:rFonts w:ascii="Times New Roman" w:eastAsia="Times New Roman" w:hAnsi="Times New Roman" w:cs="Times New Roman"/>
-          <w:kern w:val="0"/>
-          <w:sz w:val="20"/>
-          <w:szCs w:val="20"/>
-          <w:lang w:val="en-GB" w:eastAsia="en-GB"/>
-          <w14:ligatures w14:val="none"/>
-        </w:rPr>
-        <w:t xml:space="preserve">, </w:t>
-      </w:r>
-      <w:proofErr w:type="spellStart"/>
-      <w:r>
-        <w:rPr>
-          <w:rFonts w:ascii="Times New Roman" w:eastAsia="Times New Roman" w:hAnsi="Times New Roman" w:cs="Times New Roman"/>
-          <w:kern w:val="0"/>
-          <w:sz w:val="20"/>
-          <w:szCs w:val="20"/>
-          <w:lang w:val="en-GB" w:eastAsia="en-GB"/>
-          <w14:ligatures w14:val="none"/>
-        </w:rPr>
-        <w:t>U+0096</w:t>
-      </w:r>
-      <w:proofErr w:type="spellEnd"/>
-      <w:r>
-        <w:rPr>
-          <w:rFonts w:ascii="Times New Roman" w:eastAsia="Times New Roman" w:hAnsi="Times New Roman" w:cs="Times New Roman"/>
-          <w:kern w:val="0"/>
-          <w:sz w:val="20"/>
-          <w:szCs w:val="20"/>
-          <w:lang w:val="en-GB" w:eastAsia="en-GB"/>
-          <w14:ligatures w14:val="none"/>
-        </w:rPr>
-        <w:t xml:space="preserve">, </w:t>
-      </w:r>
-      <w:proofErr w:type="spellStart"/>
-      <w:r>
-        <w:rPr>
-          <w:rFonts w:ascii="Times New Roman" w:eastAsia="Times New Roman" w:hAnsi="Times New Roman" w:cs="Times New Roman"/>
-          <w:kern w:val="0"/>
-          <w:sz w:val="20"/>
-          <w:szCs w:val="20"/>
-          <w:lang w:val="en-GB" w:eastAsia="en-GB"/>
-          <w14:ligatures w14:val="none"/>
-        </w:rPr>
-        <w:t>U+0097</w:t>
-      </w:r>
-      <w:proofErr w:type="spellEnd"/>
-      <w:r>
-        <w:rPr>
-          <w:rFonts w:ascii="Times New Roman" w:eastAsia="Times New Roman" w:hAnsi="Times New Roman" w:cs="Times New Roman"/>
-          <w:kern w:val="0"/>
-          <w:sz w:val="20"/>
-          <w:szCs w:val="20"/>
-          <w:lang w:val="en-GB" w:eastAsia="en-GB"/>
-          <w14:ligatures w14:val="none"/>
-        </w:rPr>
-        <w:t xml:space="preserve"> </w:t>
+        <w:t>---PDI, and several others). They must nest in “one pass”; not just in separate “passes”.</w:t>
+      </w:r>
+      <w:r>
+        <w:rPr>
+          <w:rFonts w:ascii="Times New Roman" w:eastAsia="Times New Roman" w:hAnsi="Times New Roman" w:cs="Times New Roman"/>
+          <w:kern w:val="0"/>
+          <w:sz w:val="20"/>
+          <w:szCs w:val="20"/>
+          <w:lang w:val="en-GB" w:eastAsia="en-GB"/>
+          <w14:ligatures w14:val="none"/>
+        </w:rPr>
+        <w:t xml:space="preserve"> We will insert U+0086, U+0087, U+0096, U+0097 </w:t>
       </w:r>
       <w:r>
         <w:rPr>
@@ -12131,103 +10663,7 @@
           <w:lang w:val="en-GB" w:eastAsia="en-GB"/>
           <w14:ligatures w14:val="none"/>
         </w:rPr>
-        <w:t xml:space="preserve">; </w:t>
-      </w:r>
-      <w:proofErr w:type="spellStart"/>
-      <w:r>
-        <w:rPr>
-          <w:rFonts w:ascii="Times New Roman" w:eastAsia="Times New Roman" w:hAnsi="Times New Roman" w:cs="Times New Roman"/>
-          <w:kern w:val="0"/>
-          <w:sz w:val="20"/>
-          <w:szCs w:val="20"/>
-          <w:lang w:val="en-GB" w:eastAsia="en-GB"/>
-          <w14:ligatures w14:val="none"/>
-        </w:rPr>
-        <w:t>U+0086</w:t>
-      </w:r>
-      <w:proofErr w:type="spellEnd"/>
-      <w:r>
-        <w:rPr>
-          <w:rFonts w:ascii="Times New Roman" w:eastAsia="Times New Roman" w:hAnsi="Times New Roman" w:cs="Times New Roman"/>
-          <w:kern w:val="0"/>
-          <w:sz w:val="20"/>
-          <w:szCs w:val="20"/>
-          <w:lang w:val="en-GB" w:eastAsia="en-GB"/>
-          <w14:ligatures w14:val="none"/>
-        </w:rPr>
-        <w:t xml:space="preserve">, </w:t>
-      </w:r>
-      <w:proofErr w:type="spellStart"/>
-      <w:r>
-        <w:rPr>
-          <w:rFonts w:ascii="Times New Roman" w:eastAsia="Times New Roman" w:hAnsi="Times New Roman" w:cs="Times New Roman"/>
-          <w:kern w:val="0"/>
-          <w:sz w:val="20"/>
-          <w:szCs w:val="20"/>
-          <w:lang w:val="en-GB" w:eastAsia="en-GB"/>
-          <w14:ligatures w14:val="none"/>
-        </w:rPr>
-        <w:t>U+0087</w:t>
-      </w:r>
-      <w:proofErr w:type="spellEnd"/>
-      <w:r>
-        <w:rPr>
-          <w:rFonts w:ascii="Times New Roman" w:eastAsia="Times New Roman" w:hAnsi="Times New Roman" w:cs="Times New Roman"/>
-          <w:kern w:val="0"/>
-          <w:sz w:val="20"/>
-          <w:szCs w:val="20"/>
-          <w:lang w:val="en-GB" w:eastAsia="en-GB"/>
-          <w14:ligatures w14:val="none"/>
-        </w:rPr>
-        <w:t xml:space="preserve">, </w:t>
-      </w:r>
-      <w:proofErr w:type="spellStart"/>
-      <w:r>
-        <w:rPr>
-          <w:rFonts w:ascii="Times New Roman" w:eastAsia="Times New Roman" w:hAnsi="Times New Roman" w:cs="Times New Roman"/>
-          <w:kern w:val="0"/>
-          <w:sz w:val="20"/>
-          <w:szCs w:val="20"/>
-          <w:lang w:val="en-GB" w:eastAsia="en-GB"/>
-          <w14:ligatures w14:val="none"/>
-        </w:rPr>
-        <w:t>U+0096</w:t>
-      </w:r>
-      <w:proofErr w:type="spellEnd"/>
-      <w:r>
-        <w:rPr>
-          <w:rFonts w:ascii="Times New Roman" w:eastAsia="Times New Roman" w:hAnsi="Times New Roman" w:cs="Times New Roman"/>
-          <w:kern w:val="0"/>
-          <w:sz w:val="20"/>
-          <w:szCs w:val="20"/>
-          <w:lang w:val="en-GB" w:eastAsia="en-GB"/>
-          <w14:ligatures w14:val="none"/>
-        </w:rPr>
-        <w:t xml:space="preserve">, </w:t>
-      </w:r>
-      <w:proofErr w:type="spellStart"/>
-      <w:r>
-        <w:rPr>
-          <w:rFonts w:ascii="Times New Roman" w:eastAsia="Times New Roman" w:hAnsi="Times New Roman" w:cs="Times New Roman"/>
-          <w:kern w:val="0"/>
-          <w:sz w:val="20"/>
-          <w:szCs w:val="20"/>
-          <w:lang w:val="en-GB" w:eastAsia="en-GB"/>
-          <w14:ligatures w14:val="none"/>
-        </w:rPr>
-        <w:t>U+0097</w:t>
-      </w:r>
-      <w:proofErr w:type="spellEnd"/>
-      <w:r>
-        <w:rPr>
-          <w:rFonts w:ascii="Times New Roman" w:eastAsia="Times New Roman" w:hAnsi="Times New Roman" w:cs="Times New Roman"/>
-          <w:kern w:val="0"/>
-          <w:sz w:val="20"/>
-          <w:szCs w:val="20"/>
-          <w:lang w:val="en-GB" w:eastAsia="en-GB"/>
-          <w14:ligatures w14:val="none"/>
-        </w:rPr>
-        <w:t xml:space="preserve"> act as ‘stand in’ brackets</w:t>
+        <w:t>; U+0086, U+0087, U+0096, U+0097 act as ‘stand in’ brackets</w:t>
       </w:r>
       <w:r>
         <w:rPr>
@@ -12271,66 +10707,18 @@
           <w:lang w:val="en-GB" w:eastAsia="en-GB"/>
           <w14:ligatures w14:val="none"/>
         </w:rPr>
-        <w:t xml:space="preserve"> We also need to regard all begin-bidi-controls as </w:t>
-      </w:r>
-      <w:proofErr w:type="spellStart"/>
-      <w:r>
-        <w:rPr>
-          <w:rFonts w:ascii="Times New Roman" w:eastAsia="Times New Roman" w:hAnsi="Times New Roman" w:cs="Times New Roman"/>
-          <w:kern w:val="0"/>
-          <w:sz w:val="20"/>
-          <w:szCs w:val="20"/>
-          <w:lang w:val="en-GB" w:eastAsia="en-GB"/>
-          <w14:ligatures w14:val="none"/>
-        </w:rPr>
-        <w:t>bidi-bracket:c</w:t>
-      </w:r>
-      <w:proofErr w:type="spellEnd"/>
-      <w:r>
-        <w:rPr>
-          <w:rFonts w:ascii="Times New Roman" w:eastAsia="Times New Roman" w:hAnsi="Times New Roman" w:cs="Times New Roman"/>
-          <w:kern w:val="0"/>
-          <w:sz w:val="20"/>
-          <w:szCs w:val="20"/>
-          <w:lang w:val="en-GB" w:eastAsia="en-GB"/>
-          <w14:ligatures w14:val="none"/>
-        </w:rPr>
-        <w:t>, and all end-bidi-control</w:t>
-      </w:r>
-      <w:r>
-        <w:rPr>
-          <w:rFonts w:ascii="Times New Roman" w:eastAsia="Times New Roman" w:hAnsi="Times New Roman" w:cs="Times New Roman"/>
-          <w:kern w:val="0"/>
-          <w:sz w:val="20"/>
-          <w:szCs w:val="20"/>
-          <w:lang w:val="en-GB" w:eastAsia="en-GB"/>
-          <w14:ligatures w14:val="none"/>
-        </w:rPr>
-        <w:t xml:space="preserve">s as </w:t>
-      </w:r>
-      <w:proofErr w:type="spellStart"/>
-      <w:r>
-        <w:rPr>
-          <w:rFonts w:ascii="Times New Roman" w:eastAsia="Times New Roman" w:hAnsi="Times New Roman" w:cs="Times New Roman"/>
-          <w:kern w:val="0"/>
-          <w:sz w:val="20"/>
-          <w:szCs w:val="20"/>
-          <w:lang w:val="en-GB" w:eastAsia="en-GB"/>
-          <w14:ligatures w14:val="none"/>
-        </w:rPr>
-        <w:t>bidi-bracket:c</w:t>
-      </w:r>
-      <w:proofErr w:type="spellEnd"/>
-      <w:r>
-        <w:rPr>
-          <w:rFonts w:ascii="Times New Roman" w:eastAsia="Times New Roman" w:hAnsi="Times New Roman" w:cs="Times New Roman"/>
-          <w:kern w:val="0"/>
-          <w:sz w:val="20"/>
-          <w:szCs w:val="20"/>
-          <w:lang w:val="en-GB" w:eastAsia="en-GB"/>
-          <w14:ligatures w14:val="none"/>
-        </w:rPr>
-        <w:t>.</w:t>
+        <w:t xml:space="preserve"> We also need to regard all begin-bidi-controls as bidi-bracket:c, and all end-bidi-control</w:t>
+      </w:r>
+      <w:r>
+        <w:rPr>
+          <w:rFonts w:ascii="Times New Roman" w:eastAsia="Times New Roman" w:hAnsi="Times New Roman" w:cs="Times New Roman"/>
+          <w:kern w:val="0"/>
+          <w:sz w:val="20"/>
+          <w:szCs w:val="20"/>
+          <w:lang w:val="en-GB" w:eastAsia="en-GB"/>
+          <w14:ligatures w14:val="none"/>
+        </w:rPr>
+        <w:t>s as bidi-bracket:c.</w:t>
       </w:r>
       <w:r>
         <w:rPr>
@@ -13413,31 +11801,7 @@
           <w:lang w:val="en-GB" w:eastAsia="en-GB"/>
           <w14:ligatures w14:val="none"/>
         </w:rPr>
-        <w:t xml:space="preserve"> For (</w:t>
-      </w:r>
-      <w:proofErr w:type="spellStart"/>
-      <w:r>
-        <w:rPr>
-          <w:rFonts w:ascii="Times New Roman" w:eastAsia="Times New Roman" w:hAnsi="Times New Roman" w:cs="Times New Roman"/>
-          <w:kern w:val="0"/>
-          <w:sz w:val="20"/>
-          <w:szCs w:val="20"/>
-          <w:lang w:val="en-GB" w:eastAsia="en-GB"/>
-          <w14:ligatures w14:val="none"/>
-        </w:rPr>
-        <w:t>bos|LF|SP</w:t>
-      </w:r>
-      <w:proofErr w:type="spellEnd"/>
-      <w:r>
-        <w:rPr>
-          <w:rFonts w:ascii="Times New Roman" w:eastAsia="Times New Roman" w:hAnsi="Times New Roman" w:cs="Times New Roman"/>
-          <w:kern w:val="0"/>
-          <w:sz w:val="20"/>
-          <w:szCs w:val="20"/>
-          <w:lang w:val="en-GB" w:eastAsia="en-GB"/>
-          <w14:ligatures w14:val="none"/>
-        </w:rPr>
-        <w:t>)COMMA</w:t>
+        <w:t xml:space="preserve"> For (bos|LF|SP)COMMA</w:t>
       </w:r>
       <w:r>
         <w:rPr>
@@ -13830,31 +12194,7 @@
           <w:lang w:val="en-GB" w:eastAsia="en-GB"/>
           <w14:ligatures w14:val="none"/>
         </w:rPr>
-        <w:t>9 QUOTATION MARK. For (</w:t>
-      </w:r>
-      <w:proofErr w:type="spellStart"/>
-      <w:r>
-        <w:rPr>
-          <w:rFonts w:ascii="Times New Roman" w:eastAsia="Times New Roman" w:hAnsi="Times New Roman" w:cs="Times New Roman"/>
-          <w:kern w:val="0"/>
-          <w:sz w:val="20"/>
-          <w:szCs w:val="20"/>
-          <w:lang w:val="en-GB" w:eastAsia="en-GB"/>
-          <w14:ligatures w14:val="none"/>
-        </w:rPr>
-        <w:t>bos|LF|SP</w:t>
-      </w:r>
-      <w:proofErr w:type="spellEnd"/>
-      <w:r>
-        <w:rPr>
-          <w:rFonts w:ascii="Times New Roman" w:eastAsia="Times New Roman" w:hAnsi="Times New Roman" w:cs="Times New Roman"/>
-          <w:kern w:val="0"/>
-          <w:sz w:val="20"/>
-          <w:szCs w:val="20"/>
-          <w:lang w:val="en-GB" w:eastAsia="en-GB"/>
-          <w14:ligatures w14:val="none"/>
-        </w:rPr>
-        <w:t>)COMMA</w:t>
+        <w:t>9 QUOTATION MARK. For (bos|LF|SP)COMMA</w:t>
       </w:r>
       <w:r>
         <w:rPr>
@@ -14285,55 +12625,18 @@
           <w:lang w:val="en-GB" w:eastAsia="en-GB"/>
           <w14:ligatures w14:val="none"/>
         </w:rPr>
-        <w:t xml:space="preserve">) DOUBLE PRIME QUOTATION </w:t>
-      </w:r>
-      <w:proofErr w:type="spellStart"/>
-      <w:r>
-        <w:rPr>
-          <w:rFonts w:ascii="Times New Roman" w:eastAsia="Times New Roman" w:hAnsi="Times New Roman" w:cs="Times New Roman"/>
-          <w:kern w:val="0"/>
-          <w:sz w:val="20"/>
-          <w:szCs w:val="20"/>
-          <w:lang w:val="en-GB" w:eastAsia="en-GB"/>
-          <w14:ligatures w14:val="none"/>
-        </w:rPr>
-        <w:t>MARKs</w:t>
-      </w:r>
-      <w:proofErr w:type="spellEnd"/>
-      <w:r>
-        <w:rPr>
-          <w:rFonts w:ascii="Times New Roman" w:eastAsia="Times New Roman" w:hAnsi="Times New Roman" w:cs="Times New Roman"/>
-          <w:kern w:val="0"/>
-          <w:sz w:val="20"/>
-          <w:szCs w:val="20"/>
-          <w:lang w:val="en-GB" w:eastAsia="en-GB"/>
-          <w14:ligatures w14:val="none"/>
-        </w:rPr>
-        <w:t xml:space="preserve"> as well as the </w:t>
-      </w:r>
-      <w:proofErr w:type="spellStart"/>
-      <w:r>
-        <w:rPr>
-          <w:rFonts w:ascii="Times New Roman" w:eastAsia="Times New Roman" w:hAnsi="Times New Roman" w:cs="Times New Roman"/>
-          <w:kern w:val="0"/>
-          <w:sz w:val="20"/>
-          <w:szCs w:val="20"/>
-          <w:lang w:val="en-GB" w:eastAsia="en-GB"/>
-          <w14:ligatures w14:val="none"/>
-        </w:rPr>
-        <w:t>CJK</w:t>
-      </w:r>
-      <w:proofErr w:type="spellEnd"/>
-      <w:r>
-        <w:rPr>
-          <w:rFonts w:ascii="Times New Roman" w:eastAsia="Times New Roman" w:hAnsi="Times New Roman" w:cs="Times New Roman"/>
-          <w:kern w:val="0"/>
-          <w:sz w:val="20"/>
-          <w:szCs w:val="20"/>
-          <w:lang w:val="en-GB" w:eastAsia="en-GB"/>
-          <w14:ligatures w14:val="none"/>
-        </w:rPr>
-        <w:t xml:space="preserve"> quotation marks</w:t>
+        <w:t>) DOUBLE PRIME QUOTATION MARKs</w:t>
+      </w:r>
+      <w:r>
+        <w:rPr>
+          <w:rFonts w:ascii="Times New Roman" w:eastAsia="Times New Roman" w:hAnsi="Times New Roman" w:cs="Times New Roman"/>
+          <w:kern w:val="0"/>
+          <w:sz w:val="20"/>
+          <w:szCs w:val="20"/>
+          <w:lang w:val="en-GB" w:eastAsia="en-GB"/>
+          <w14:ligatures w14:val="none"/>
+        </w:rPr>
+        <w:t xml:space="preserve"> as well as the CJK quotation marks</w:t>
       </w:r>
       <w:r>
         <w:rPr>
@@ -14455,42 +12758,18 @@
           <w:lang w:val="en-GB" w:eastAsia="en-GB"/>
           <w14:ligatures w14:val="none"/>
         </w:rPr>
-        <w:t xml:space="preserve"> it is a </w:t>
-      </w:r>
-      <w:proofErr w:type="spellStart"/>
-      <w:r>
-        <w:rPr>
-          <w:rFonts w:ascii="Times New Roman" w:eastAsia="Times New Roman" w:hAnsi="Times New Roman" w:cs="Times New Roman"/>
-          <w:kern w:val="0"/>
-          <w:sz w:val="20"/>
-          <w:szCs w:val="20"/>
-          <w:lang w:val="en-GB" w:eastAsia="en-GB"/>
-          <w14:ligatures w14:val="none"/>
-        </w:rPr>
-        <w:t>bidi-</w:t>
-      </w:r>
-      <w:r>
-        <w:rPr>
-          <w:rFonts w:ascii="Times New Roman" w:eastAsia="Times New Roman" w:hAnsi="Times New Roman" w:cs="Times New Roman"/>
-          <w:kern w:val="0"/>
-          <w:sz w:val="20"/>
-          <w:szCs w:val="20"/>
-          <w:lang w:val="en-GB" w:eastAsia="en-GB"/>
-          <w14:ligatures w14:val="none"/>
-        </w:rPr>
-        <w:t>bracket:o</w:t>
-      </w:r>
-      <w:proofErr w:type="spellEnd"/>
-      <w:r>
-        <w:rPr>
-          <w:rFonts w:ascii="Times New Roman" w:eastAsia="Times New Roman" w:hAnsi="Times New Roman" w:cs="Times New Roman"/>
-          <w:kern w:val="0"/>
-          <w:sz w:val="20"/>
-          <w:szCs w:val="20"/>
-          <w:lang w:val="en-GB" w:eastAsia="en-GB"/>
-          <w14:ligatures w14:val="none"/>
-        </w:rPr>
-        <w:t xml:space="preserve">, </w:t>
+        <w:t xml:space="preserve"> it is a bidi-</w:t>
+      </w:r>
+      <w:r>
+        <w:rPr>
+          <w:rFonts w:ascii="Times New Roman" w:eastAsia="Times New Roman" w:hAnsi="Times New Roman" w:cs="Times New Roman"/>
+          <w:kern w:val="0"/>
+          <w:sz w:val="20"/>
+          <w:szCs w:val="20"/>
+          <w:lang w:val="en-GB" w:eastAsia="en-GB"/>
+          <w14:ligatures w14:val="none"/>
+        </w:rPr>
+        <w:t xml:space="preserve">bracket:o, </w:t>
       </w:r>
       <w:r>
         <w:rPr>
@@ -14536,53 +12815,16 @@
         </w:rPr>
         <w:t xml:space="preserve"> insert a (matching!) </w:t>
       </w:r>
-      <w:proofErr w:type="spellStart"/>
-      <w:r>
-        <w:rPr>
-          <w:rFonts w:ascii="Times New Roman" w:eastAsia="Times New Roman" w:hAnsi="Times New Roman" w:cs="Times New Roman"/>
-          <w:kern w:val="0"/>
-          <w:sz w:val="20"/>
-          <w:szCs w:val="20"/>
-          <w:lang w:val="en-GB" w:eastAsia="en-GB"/>
-          <w14:ligatures w14:val="none"/>
-        </w:rPr>
-        <w:t>U+0087</w:t>
-      </w:r>
-      <w:proofErr w:type="spellEnd"/>
-      <w:r>
-        <w:rPr>
-          <w:rFonts w:ascii="Times New Roman" w:eastAsia="Times New Roman" w:hAnsi="Times New Roman" w:cs="Times New Roman"/>
-          <w:kern w:val="0"/>
-          <w:sz w:val="20"/>
-          <w:szCs w:val="20"/>
-          <w:lang w:val="en-GB" w:eastAsia="en-GB"/>
-          <w14:ligatures w14:val="none"/>
-        </w:rPr>
-        <w:t xml:space="preserve">, b) if it is a </w:t>
-      </w:r>
-      <w:proofErr w:type="spellStart"/>
-      <w:r>
-        <w:rPr>
-          <w:rFonts w:ascii="Times New Roman" w:eastAsia="Times New Roman" w:hAnsi="Times New Roman" w:cs="Times New Roman"/>
-          <w:kern w:val="0"/>
-          <w:sz w:val="20"/>
-          <w:szCs w:val="20"/>
-          <w:lang w:val="en-GB" w:eastAsia="en-GB"/>
-          <w14:ligatures w14:val="none"/>
-        </w:rPr>
-        <w:t>bidi-bracket:c</w:t>
-      </w:r>
-      <w:proofErr w:type="spellEnd"/>
-      <w:r>
-        <w:rPr>
-          <w:rFonts w:ascii="Times New Roman" w:eastAsia="Times New Roman" w:hAnsi="Times New Roman" w:cs="Times New Roman"/>
-          <w:kern w:val="0"/>
-          <w:sz w:val="20"/>
-          <w:szCs w:val="20"/>
-          <w:lang w:val="en-GB" w:eastAsia="en-GB"/>
-          <w14:ligatures w14:val="none"/>
-        </w:rPr>
-        <w:t xml:space="preserve">, </w:t>
+      <w:r>
+        <w:rPr>
+          <w:rFonts w:ascii="Times New Roman" w:eastAsia="Times New Roman" w:hAnsi="Times New Roman" w:cs="Times New Roman"/>
+          <w:kern w:val="0"/>
+          <w:sz w:val="20"/>
+          <w:szCs w:val="20"/>
+          <w:lang w:val="en-GB" w:eastAsia="en-GB"/>
+          <w14:ligatures w14:val="none"/>
+        </w:rPr>
+        <w:t xml:space="preserve">U+0087, b) if it is a bidi-bracket:c, </w:t>
       </w:r>
       <w:r>
         <w:rPr>
@@ -14626,31 +12868,7 @@
           <w:lang w:val="en-GB" w:eastAsia="en-GB"/>
           <w14:ligatures w14:val="none"/>
         </w:rPr>
-        <w:t xml:space="preserve">, insert a (matching!) </w:t>
-      </w:r>
-      <w:proofErr w:type="spellStart"/>
-      <w:r>
-        <w:rPr>
-          <w:rFonts w:ascii="Times New Roman" w:eastAsia="Times New Roman" w:hAnsi="Times New Roman" w:cs="Times New Roman"/>
-          <w:kern w:val="0"/>
-          <w:sz w:val="20"/>
-          <w:szCs w:val="20"/>
-          <w:lang w:val="en-GB" w:eastAsia="en-GB"/>
-          <w14:ligatures w14:val="none"/>
-        </w:rPr>
-        <w:t>U+0086</w:t>
-      </w:r>
-      <w:proofErr w:type="spellEnd"/>
-      <w:r>
-        <w:rPr>
-          <w:rFonts w:ascii="Times New Roman" w:eastAsia="Times New Roman" w:hAnsi="Times New Roman" w:cs="Times New Roman"/>
-          <w:kern w:val="0"/>
-          <w:sz w:val="20"/>
-          <w:szCs w:val="20"/>
-          <w:lang w:val="en-GB" w:eastAsia="en-GB"/>
-          <w14:ligatures w14:val="none"/>
-        </w:rPr>
-        <w:t>.</w:t>
+        <w:t>, insert a (matching!) U+0086.</w:t>
       </w:r>
     </w:p>
     <w:p>
@@ -15022,19 +13240,7 @@
           <w:lang w:val="en-GB" w:eastAsia="en-GB"/>
           <w14:ligatures w14:val="none"/>
         </w:rPr>
-        <w:t xml:space="preserve">; we will use </w:t>
-      </w:r>
-      <w:proofErr w:type="spellStart"/>
-      <w:r>
-        <w:rPr>
-          <w:rFonts w:ascii="Times New Roman" w:eastAsia="Times New Roman" w:hAnsi="Times New Roman" w:cs="Times New Roman"/>
-          <w:kern w:val="0"/>
-          <w:sz w:val="20"/>
-          <w:szCs w:val="20"/>
-          <w:lang w:val="en-GB" w:eastAsia="en-GB"/>
-          <w14:ligatures w14:val="none"/>
-        </w:rPr>
-        <w:t>U+</w:t>
+        <w:t>; we will use U+</w:t>
       </w:r>
       <w:r>
         <w:rPr>
@@ -15069,7 +13275,6 @@
         </w:rPr>
         <w:t>6</w:t>
       </w:r>
-      <w:proofErr w:type="spellEnd"/>
       <w:r>
         <w:rPr>
           <w:rFonts w:ascii="Times New Roman" w:eastAsia="Times New Roman" w:hAnsi="Times New Roman" w:cs="Times New Roman"/>
@@ -15090,19 +13295,7 @@
           <w:lang w:val="en-GB" w:eastAsia="en-GB"/>
           <w14:ligatures w14:val="none"/>
         </w:rPr>
-        <w:t xml:space="preserve"> for begin phrase bracket, and </w:t>
-      </w:r>
-      <w:proofErr w:type="spellStart"/>
-      <w:r>
-        <w:rPr>
-          <w:rFonts w:ascii="Times New Roman" w:eastAsia="Times New Roman" w:hAnsi="Times New Roman" w:cs="Times New Roman"/>
-          <w:kern w:val="0"/>
-          <w:sz w:val="20"/>
-          <w:szCs w:val="20"/>
-          <w:lang w:val="en-GB" w:eastAsia="en-GB"/>
-          <w14:ligatures w14:val="none"/>
-        </w:rPr>
-        <w:t>U+</w:t>
+        <w:t xml:space="preserve"> for begin phrase bracket, and U+</w:t>
       </w:r>
       <w:r>
         <w:rPr>
@@ -15137,7 +13330,6 @@
         </w:rPr>
         <w:t>7</w:t>
       </w:r>
-      <w:proofErr w:type="spellEnd"/>
       <w:r>
         <w:rPr>
           <w:rFonts w:ascii="Times New Roman" w:eastAsia="Times New Roman" w:hAnsi="Times New Roman" w:cs="Times New Roman"/>
@@ -15182,7 +13374,6 @@
         </w:rPr>
         <w:t xml:space="preserve">, note that not all instances of these are </w:t>
       </w:r>
-      <w:proofErr w:type="spellStart"/>
       <w:r>
         <w:rPr>
           <w:rFonts w:ascii="Times New Roman" w:eastAsia="Times New Roman" w:hAnsi="Times New Roman" w:cs="Times New Roman"/>
@@ -15194,7 +13385,6 @@
         </w:rPr>
         <w:t>wc</w:t>
       </w:r>
-      <w:proofErr w:type="spellEnd"/>
       <w:r>
         <w:rPr>
           <w:rFonts w:ascii="Times New Roman" w:eastAsia="Times New Roman" w:hAnsi="Times New Roman" w:cs="Times New Roman"/>
@@ -15295,110 +13485,49 @@
         </w:rPr>
         <w:t xml:space="preserve">[for </w:t>
       </w:r>
-      <w:proofErr w:type="spellStart"/>
-      <w:r>
-        <w:rPr>
-          <w:rFonts w:ascii="Times New Roman" w:eastAsia="Times New Roman" w:hAnsi="Times New Roman" w:cs="Times New Roman"/>
-          <w:kern w:val="0"/>
-          <w:sz w:val="20"/>
-          <w:szCs w:val="20"/>
-          <w:lang w:val="en-GB" w:eastAsia="en-GB"/>
-          <w14:ligatures w14:val="none"/>
-        </w:rPr>
-        <w:t>U+0096</w:t>
-      </w:r>
-      <w:proofErr w:type="spellEnd"/>
-      <w:r>
-        <w:rPr>
-          <w:rFonts w:ascii="Times New Roman" w:eastAsia="Times New Roman" w:hAnsi="Times New Roman" w:cs="Times New Roman"/>
-          <w:kern w:val="0"/>
-          <w:sz w:val="20"/>
-          <w:szCs w:val="20"/>
-          <w:lang w:val="en-GB" w:eastAsia="en-GB"/>
-          <w14:ligatures w14:val="none"/>
-        </w:rPr>
-        <w:t xml:space="preserve"> and some SPACE] </w:t>
-      </w:r>
-      <w:r>
-        <w:rPr>
-          <w:rFonts w:ascii="Times New Roman" w:eastAsia="Times New Roman" w:hAnsi="Times New Roman" w:cs="Times New Roman"/>
-          <w:kern w:val="0"/>
-          <w:sz w:val="20"/>
-          <w:szCs w:val="20"/>
-          <w:lang w:val="en-GB" w:eastAsia="en-GB"/>
-          <w14:ligatures w14:val="none"/>
-        </w:rPr>
-        <w:t>and weak-close (</w:t>
-      </w:r>
-      <w:proofErr w:type="spellStart"/>
-      <w:r>
-        <w:rPr>
-          <w:rFonts w:ascii="Times New Roman" w:eastAsia="Times New Roman" w:hAnsi="Times New Roman" w:cs="Times New Roman"/>
-          <w:kern w:val="0"/>
-          <w:sz w:val="20"/>
-          <w:szCs w:val="20"/>
-          <w:lang w:val="en-GB" w:eastAsia="en-GB"/>
-          <w14:ligatures w14:val="none"/>
-        </w:rPr>
-        <w:t>wc</w:t>
-      </w:r>
-      <w:proofErr w:type="spellEnd"/>
-      <w:r>
-        <w:rPr>
-          <w:rFonts w:ascii="Times New Roman" w:eastAsia="Times New Roman" w:hAnsi="Times New Roman" w:cs="Times New Roman"/>
-          <w:kern w:val="0"/>
-          <w:sz w:val="20"/>
-          <w:szCs w:val="20"/>
-          <w:lang w:val="en-GB" w:eastAsia="en-GB"/>
-          <w14:ligatures w14:val="none"/>
-        </w:rPr>
-        <w:t>)</w:t>
-      </w:r>
-      <w:r>
-        <w:rPr>
-          <w:rFonts w:ascii="Times New Roman" w:eastAsia="Times New Roman" w:hAnsi="Times New Roman" w:cs="Times New Roman"/>
-          <w:kern w:val="0"/>
-          <w:sz w:val="20"/>
-          <w:szCs w:val="20"/>
-          <w:lang w:val="en-GB" w:eastAsia="en-GB"/>
-          <w14:ligatures w14:val="none"/>
-        </w:rPr>
-        <w:t xml:space="preserve"> [for </w:t>
-      </w:r>
-      <w:proofErr w:type="spellStart"/>
-      <w:r>
-        <w:rPr>
-          <w:rFonts w:ascii="Times New Roman" w:eastAsia="Times New Roman" w:hAnsi="Times New Roman" w:cs="Times New Roman"/>
-          <w:kern w:val="0"/>
-          <w:sz w:val="20"/>
-          <w:szCs w:val="20"/>
-          <w:lang w:val="en-GB" w:eastAsia="en-GB"/>
-          <w14:ligatures w14:val="none"/>
-        </w:rPr>
-        <w:t>U+</w:t>
-      </w:r>
-      <w:r>
-        <w:rPr>
-          <w:rFonts w:ascii="Times New Roman" w:eastAsia="Times New Roman" w:hAnsi="Times New Roman" w:cs="Times New Roman"/>
-          <w:kern w:val="0"/>
-          <w:sz w:val="20"/>
-          <w:szCs w:val="20"/>
-          <w:lang w:val="en-GB" w:eastAsia="en-GB"/>
-          <w14:ligatures w14:val="none"/>
-        </w:rPr>
-        <w:t>0097</w:t>
-      </w:r>
-      <w:proofErr w:type="spellEnd"/>
-      <w:r>
-        <w:rPr>
-          <w:rFonts w:ascii="Times New Roman" w:eastAsia="Times New Roman" w:hAnsi="Times New Roman" w:cs="Times New Roman"/>
-          <w:kern w:val="0"/>
-          <w:sz w:val="20"/>
-          <w:szCs w:val="20"/>
-          <w:lang w:val="en-GB" w:eastAsia="en-GB"/>
-          <w14:ligatures w14:val="none"/>
-        </w:rPr>
-        <w:t xml:space="preserve"> and ,;.:?!)</w:t>
+      <w:r>
+        <w:rPr>
+          <w:rFonts w:ascii="Times New Roman" w:eastAsia="Times New Roman" w:hAnsi="Times New Roman" w:cs="Times New Roman"/>
+          <w:kern w:val="0"/>
+          <w:sz w:val="20"/>
+          <w:szCs w:val="20"/>
+          <w:lang w:val="en-GB" w:eastAsia="en-GB"/>
+          <w14:ligatures w14:val="none"/>
+        </w:rPr>
+        <w:t xml:space="preserve">U+0096 and some SPACE] </w:t>
+      </w:r>
+      <w:r>
+        <w:rPr>
+          <w:rFonts w:ascii="Times New Roman" w:eastAsia="Times New Roman" w:hAnsi="Times New Roman" w:cs="Times New Roman"/>
+          <w:kern w:val="0"/>
+          <w:sz w:val="20"/>
+          <w:szCs w:val="20"/>
+          <w:lang w:val="en-GB" w:eastAsia="en-GB"/>
+          <w14:ligatures w14:val="none"/>
+        </w:rPr>
+        <w:t>and weak-close (wc)</w:t>
+      </w:r>
+      <w:r>
+        <w:rPr>
+          <w:rFonts w:ascii="Times New Roman" w:eastAsia="Times New Roman" w:hAnsi="Times New Roman" w:cs="Times New Roman"/>
+          <w:kern w:val="0"/>
+          <w:sz w:val="20"/>
+          <w:szCs w:val="20"/>
+          <w:lang w:val="en-GB" w:eastAsia="en-GB"/>
+          <w14:ligatures w14:val="none"/>
+        </w:rPr>
+        <w:t xml:space="preserve"> [for U+</w:t>
+      </w:r>
+      <w:r>
+        <w:rPr>
+          <w:rFonts w:ascii="Times New Roman" w:eastAsia="Times New Roman" w:hAnsi="Times New Roman" w:cs="Times New Roman"/>
+          <w:kern w:val="0"/>
+          <w:sz w:val="20"/>
+          <w:szCs w:val="20"/>
+          <w:lang w:val="en-GB" w:eastAsia="en-GB"/>
+          <w14:ligatures w14:val="none"/>
+        </w:rPr>
+        <w:t>0097 and ,;.:?!)</w:t>
       </w:r>
       <w:r>
         <w:rPr>
@@ -15488,56 +13617,19 @@
           <w:lang w:val="en-GB" w:eastAsia="en-GB"/>
           <w14:ligatures w14:val="none"/>
         </w:rPr>
-        <w:t xml:space="preserve"> except for </w:t>
-      </w:r>
-      <w:proofErr w:type="spellStart"/>
-      <w:r>
-        <w:rPr>
-          <w:rFonts w:ascii="Times New Roman" w:eastAsia="Times New Roman" w:hAnsi="Times New Roman" w:cs="Times New Roman"/>
-          <w:kern w:val="0"/>
-          <w:sz w:val="20"/>
-          <w:szCs w:val="20"/>
-          <w:lang w:val="en-GB" w:eastAsia="en-GB"/>
-          <w14:ligatures w14:val="none"/>
-        </w:rPr>
-        <w:t>U+00</w:t>
-      </w:r>
-      <w:r>
-        <w:rPr>
-          <w:rFonts w:ascii="Times New Roman" w:eastAsia="Times New Roman" w:hAnsi="Times New Roman" w:cs="Times New Roman"/>
-          <w:kern w:val="0"/>
-          <w:sz w:val="20"/>
-          <w:szCs w:val="20"/>
-          <w:lang w:val="en-GB" w:eastAsia="en-GB"/>
-          <w14:ligatures w14:val="none"/>
-        </w:rPr>
-        <w:t>96</w:t>
-      </w:r>
-      <w:proofErr w:type="spellEnd"/>
-      <w:r>
-        <w:rPr>
-          <w:rFonts w:ascii="Times New Roman" w:eastAsia="Times New Roman" w:hAnsi="Times New Roman" w:cs="Times New Roman"/>
-          <w:kern w:val="0"/>
-          <w:sz w:val="20"/>
-          <w:szCs w:val="20"/>
-          <w:lang w:val="en-GB" w:eastAsia="en-GB"/>
-          <w14:ligatures w14:val="none"/>
-        </w:rPr>
-        <w:t xml:space="preserve"> and </w:t>
-      </w:r>
-      <w:proofErr w:type="spellStart"/>
-      <w:r>
-        <w:rPr>
-          <w:rFonts w:ascii="Times New Roman" w:eastAsia="Times New Roman" w:hAnsi="Times New Roman" w:cs="Times New Roman"/>
-          <w:kern w:val="0"/>
-          <w:sz w:val="20"/>
-          <w:szCs w:val="20"/>
-          <w:lang w:val="en-GB" w:eastAsia="en-GB"/>
-          <w14:ligatures w14:val="none"/>
-        </w:rPr>
-        <w:t>U+0097</w:t>
-      </w:r>
-      <w:proofErr w:type="spellEnd"/>
+        <w:t xml:space="preserve"> except for U+00</w:t>
+      </w:r>
+      <w:r>
+        <w:rPr>
+          <w:rFonts w:ascii="Times New Roman" w:eastAsia="Times New Roman" w:hAnsi="Times New Roman" w:cs="Times New Roman"/>
+          <w:kern w:val="0"/>
+          <w:sz w:val="20"/>
+          <w:szCs w:val="20"/>
+          <w:lang w:val="en-GB" w:eastAsia="en-GB"/>
+          <w14:ligatures w14:val="none"/>
+        </w:rPr>
+        <w:t>96 and U+0097</w:t>
+      </w:r>
       <w:r>
         <w:rPr>
           <w:rFonts w:ascii="Times New Roman" w:eastAsia="Times New Roman" w:hAnsi="Times New Roman" w:cs="Times New Roman"/>
@@ -15619,21 +13711,8 @@
           <w:lang w:val="en-GB" w:eastAsia="en-GB"/>
           <w14:ligatures w14:val="none"/>
         </w:rPr>
-        <w:t xml:space="preserve">For </w:t>
-      </w:r>
-      <w:proofErr w:type="spellStart"/>
-      <w:r>
-        <w:rPr>
-          <w:rFonts w:ascii="Times New Roman" w:eastAsia="Times New Roman" w:hAnsi="Times New Roman" w:cs="Times New Roman"/>
-          <w:kern w:val="0"/>
-          <w:sz w:val="20"/>
-          <w:szCs w:val="20"/>
-          <w:lang w:val="en-GB" w:eastAsia="en-GB"/>
-          <w14:ligatures w14:val="none"/>
-        </w:rPr>
-        <w:t>bos</w:t>
-      </w:r>
-      <w:proofErr w:type="spellEnd"/>
+        <w:t>For bos</w:t>
+      </w:r>
       <w:r>
         <w:rPr>
           <w:rFonts w:ascii="Times New Roman" w:eastAsia="Times New Roman" w:hAnsi="Times New Roman" w:cs="Times New Roman"/>
@@ -15654,21 +13733,8 @@
           <w:lang w:val="en-GB" w:eastAsia="en-GB"/>
           <w14:ligatures w14:val="none"/>
         </w:rPr>
-        <w:t xml:space="preserve"> just before </w:t>
-      </w:r>
-      <w:proofErr w:type="spellStart"/>
-      <w:r>
-        <w:rPr>
-          <w:rFonts w:ascii="Times New Roman" w:eastAsia="Times New Roman" w:hAnsi="Times New Roman" w:cs="Times New Roman"/>
-          <w:kern w:val="0"/>
-          <w:sz w:val="20"/>
-          <w:szCs w:val="20"/>
-          <w:lang w:val="en-GB" w:eastAsia="en-GB"/>
-          <w14:ligatures w14:val="none"/>
-        </w:rPr>
-        <w:t>eos</w:t>
-      </w:r>
-      <w:proofErr w:type="spellEnd"/>
+        <w:t xml:space="preserve"> just before eos</w:t>
+      </w:r>
       <w:r>
         <w:rPr>
           <w:rFonts w:ascii="Times New Roman" w:eastAsia="Times New Roman" w:hAnsi="Times New Roman" w:cs="Times New Roman"/>
@@ -15722,66 +13788,18 @@
           <w:lang w:val="en-GB" w:eastAsia="en-GB"/>
           <w14:ligatures w14:val="none"/>
         </w:rPr>
-        <w:t xml:space="preserve"> a </w:t>
-      </w:r>
-      <w:proofErr w:type="spellStart"/>
-      <w:r>
-        <w:rPr>
-          <w:rFonts w:ascii="Times New Roman" w:eastAsia="Times New Roman" w:hAnsi="Times New Roman" w:cs="Times New Roman"/>
-          <w:kern w:val="0"/>
-          <w:sz w:val="20"/>
-          <w:szCs w:val="20"/>
-          <w:lang w:val="en-GB" w:eastAsia="en-GB"/>
-          <w14:ligatures w14:val="none"/>
-        </w:rPr>
-        <w:t>bidi-bracket:o</w:t>
-      </w:r>
-      <w:proofErr w:type="spellEnd"/>
-      <w:r>
-        <w:rPr>
-          <w:rFonts w:ascii="Times New Roman" w:eastAsia="Times New Roman" w:hAnsi="Times New Roman" w:cs="Times New Roman"/>
-          <w:kern w:val="0"/>
-          <w:sz w:val="20"/>
-          <w:szCs w:val="20"/>
-          <w:lang w:val="en-GB" w:eastAsia="en-GB"/>
-          <w14:ligatures w14:val="none"/>
-        </w:rPr>
-        <w:t xml:space="preserve"> </w:t>
-      </w:r>
-      <w:r>
-        <w:rPr>
-          <w:rFonts w:ascii="Times New Roman" w:eastAsia="Times New Roman" w:hAnsi="Times New Roman" w:cs="Times New Roman"/>
-          <w:kern w:val="0"/>
-          <w:sz w:val="20"/>
-          <w:szCs w:val="20"/>
-          <w:lang w:val="en-GB" w:eastAsia="en-GB"/>
-          <w14:ligatures w14:val="none"/>
-        </w:rPr>
-        <w:t xml:space="preserve">char and a </w:t>
-      </w:r>
-      <w:proofErr w:type="spellStart"/>
-      <w:r>
-        <w:rPr>
-          <w:rFonts w:ascii="Times New Roman" w:eastAsia="Times New Roman" w:hAnsi="Times New Roman" w:cs="Times New Roman"/>
-          <w:kern w:val="0"/>
-          <w:sz w:val="20"/>
-          <w:szCs w:val="20"/>
-          <w:lang w:val="en-GB" w:eastAsia="en-GB"/>
-          <w14:ligatures w14:val="none"/>
-        </w:rPr>
-        <w:t>bidi-bracket:n</w:t>
-      </w:r>
-      <w:proofErr w:type="spellEnd"/>
-      <w:r>
-        <w:rPr>
-          <w:rFonts w:ascii="Times New Roman" w:eastAsia="Times New Roman" w:hAnsi="Times New Roman" w:cs="Times New Roman"/>
-          <w:kern w:val="0"/>
-          <w:sz w:val="20"/>
-          <w:szCs w:val="20"/>
-          <w:lang w:val="en-GB" w:eastAsia="en-GB"/>
-          <w14:ligatures w14:val="none"/>
-        </w:rPr>
-        <w:t xml:space="preserve"> char</w:t>
+        <w:t xml:space="preserve"> a bidi-bracket:o </w:t>
+      </w:r>
+      <w:r>
+        <w:rPr>
+          <w:rFonts w:ascii="Times New Roman" w:eastAsia="Times New Roman" w:hAnsi="Times New Roman" w:cs="Times New Roman"/>
+          <w:kern w:val="0"/>
+          <w:sz w:val="20"/>
+          <w:szCs w:val="20"/>
+          <w:lang w:val="en-GB" w:eastAsia="en-GB"/>
+          <w14:ligatures w14:val="none"/>
+        </w:rPr>
+        <w:t>char and a bidi-bracket:n char</w:t>
       </w:r>
       <w:r>
         <w:rPr>
@@ -15814,19 +13832,7 @@
           <w:lang w:val="en-GB" w:eastAsia="en-GB"/>
           <w14:ligatures w14:val="none"/>
         </w:rPr>
-        <w:t xml:space="preserve"> </w:t>
-      </w:r>
-      <w:proofErr w:type="spellStart"/>
-      <w:r>
-        <w:rPr>
-          <w:rFonts w:ascii="Times New Roman" w:eastAsia="Times New Roman" w:hAnsi="Times New Roman" w:cs="Times New Roman"/>
-          <w:kern w:val="0"/>
-          <w:sz w:val="20"/>
-          <w:szCs w:val="20"/>
-          <w:lang w:val="en-GB" w:eastAsia="en-GB"/>
-          <w14:ligatures w14:val="none"/>
-        </w:rPr>
-        <w:t>U+</w:t>
+        <w:t xml:space="preserve"> U+</w:t>
       </w:r>
       <w:r>
         <w:rPr>
@@ -15861,7 +13867,6 @@
         </w:rPr>
         <w:t>6</w:t>
       </w:r>
-      <w:proofErr w:type="spellEnd"/>
       <w:r>
         <w:rPr>
           <w:rFonts w:ascii="Times New Roman" w:eastAsia="Times New Roman" w:hAnsi="Times New Roman" w:cs="Times New Roman"/>
@@ -15893,31 +13898,7 @@
           <w:lang w:val="en-GB" w:eastAsia="en-GB"/>
           <w14:ligatures w14:val="none"/>
         </w:rPr>
-        <w:t xml:space="preserve">, the LF can get the </w:t>
-      </w:r>
-      <w:proofErr w:type="spellStart"/>
-      <w:r>
-        <w:rPr>
-          <w:rFonts w:ascii="Times New Roman" w:eastAsia="Times New Roman" w:hAnsi="Times New Roman" w:cs="Times New Roman"/>
-          <w:kern w:val="0"/>
-          <w:sz w:val="20"/>
-          <w:szCs w:val="20"/>
-          <w:lang w:val="en-GB" w:eastAsia="en-GB"/>
-          <w14:ligatures w14:val="none"/>
-        </w:rPr>
-        <w:t>bidi-bracket:wo</w:t>
-      </w:r>
-      <w:proofErr w:type="spellEnd"/>
-      <w:r>
-        <w:rPr>
-          <w:rFonts w:ascii="Times New Roman" w:eastAsia="Times New Roman" w:hAnsi="Times New Roman" w:cs="Times New Roman"/>
-          <w:kern w:val="0"/>
-          <w:sz w:val="20"/>
-          <w:szCs w:val="20"/>
-          <w:lang w:val="en-GB" w:eastAsia="en-GB"/>
-          <w14:ligatures w14:val="none"/>
-        </w:rPr>
-        <w:t>, avoiding the insertion)</w:t>
+        <w:t>, the LF can get the bidi-bracket:wo, avoiding the insertion)</w:t>
       </w:r>
       <w:r>
         <w:rPr>
@@ -16147,29 +14128,16 @@
         </w:rPr>
         <w:t xml:space="preserve">to be </w:t>
       </w:r>
-      <w:proofErr w:type="spellStart"/>
-      <w:r>
-        <w:rPr>
-          <w:rFonts w:ascii="Times New Roman" w:eastAsia="Times New Roman" w:hAnsi="Times New Roman" w:cs="Times New Roman"/>
-          <w:kern w:val="0"/>
-          <w:sz w:val="20"/>
-          <w:szCs w:val="20"/>
-          <w:lang w:val="en-GB" w:eastAsia="en-GB"/>
-          <w14:ligatures w14:val="none"/>
-        </w:rPr>
-        <w:t>bidi-bracket:wc</w:t>
-      </w:r>
-      <w:proofErr w:type="spellEnd"/>
-      <w:r>
-        <w:rPr>
-          <w:rFonts w:ascii="Times New Roman" w:eastAsia="Times New Roman" w:hAnsi="Times New Roman" w:cs="Times New Roman"/>
-          <w:kern w:val="0"/>
-          <w:sz w:val="20"/>
-          <w:szCs w:val="20"/>
-          <w:lang w:val="en-GB" w:eastAsia="en-GB"/>
-          <w14:ligatures w14:val="none"/>
-        </w:rPr>
-        <w:t xml:space="preserve"> (weak close) and the space just after</w:t>
+      <w:r>
+        <w:rPr>
+          <w:rFonts w:ascii="Times New Roman" w:eastAsia="Times New Roman" w:hAnsi="Times New Roman" w:cs="Times New Roman"/>
+          <w:kern w:val="0"/>
+          <w:sz w:val="20"/>
+          <w:szCs w:val="20"/>
+          <w:lang w:val="en-GB" w:eastAsia="en-GB"/>
+          <w14:ligatures w14:val="none"/>
+        </w:rPr>
+        <w:t>bidi-bracket:wc (weak close) and the space just after</w:t>
       </w:r>
       <w:r>
         <w:rPr>
@@ -16191,31 +14159,7 @@
           <w:lang w:val="en-GB" w:eastAsia="en-GB"/>
           <w14:ligatures w14:val="none"/>
         </w:rPr>
-        <w:t xml:space="preserve"> is as </w:t>
-      </w:r>
-      <w:proofErr w:type="spellStart"/>
-      <w:r>
-        <w:rPr>
-          <w:rFonts w:ascii="Times New Roman" w:eastAsia="Times New Roman" w:hAnsi="Times New Roman" w:cs="Times New Roman"/>
-          <w:kern w:val="0"/>
-          <w:sz w:val="20"/>
-          <w:szCs w:val="20"/>
-          <w:lang w:val="en-GB" w:eastAsia="en-GB"/>
-          <w14:ligatures w14:val="none"/>
-        </w:rPr>
-        <w:t>bidi-bracket:wo</w:t>
-      </w:r>
-      <w:proofErr w:type="spellEnd"/>
-      <w:r>
-        <w:rPr>
-          <w:rFonts w:ascii="Times New Roman" w:eastAsia="Times New Roman" w:hAnsi="Times New Roman" w:cs="Times New Roman"/>
-          <w:kern w:val="0"/>
-          <w:sz w:val="20"/>
-          <w:szCs w:val="20"/>
-          <w:lang w:val="en-GB" w:eastAsia="en-GB"/>
-          <w14:ligatures w14:val="none"/>
-        </w:rPr>
-        <w:t xml:space="preserve"> (weak open)</w:t>
+        <w:t xml:space="preserve"> is as bidi-bracket:wo (weak open)</w:t>
       </w:r>
       <w:r>
         <w:rPr>
@@ -16239,7 +14183,6 @@
         </w:rPr>
         <w:t>&lt;</w:t>
       </w:r>
-      <w:proofErr w:type="spellStart"/>
       <w:r>
         <w:rPr>
           <w:rFonts w:ascii="Times New Roman" w:eastAsia="Times New Roman" w:hAnsi="Times New Roman" w:cs="Times New Roman"/>
@@ -16282,21 +14225,8 @@
           <w:lang w:val="en-GB" w:eastAsia="en-GB"/>
           <w14:ligatures w14:val="none"/>
         </w:rPr>
-        <w:t>7</w:t>
-      </w:r>
-      <w:proofErr w:type="spellEnd"/>
-      <w:r>
-        <w:rPr>
-          <w:rFonts w:ascii="Times New Roman" w:eastAsia="Times New Roman" w:hAnsi="Times New Roman" w:cs="Times New Roman"/>
-          <w:kern w:val="0"/>
-          <w:sz w:val="20"/>
-          <w:szCs w:val="20"/>
-          <w:lang w:val="en-GB" w:eastAsia="en-GB"/>
-          <w14:ligatures w14:val="none"/>
-        </w:rPr>
-        <w:t xml:space="preserve">, </w:t>
-      </w:r>
-      <w:proofErr w:type="spellStart"/>
+        <w:t xml:space="preserve">7, </w:t>
+      </w:r>
       <w:r>
         <w:rPr>
           <w:rFonts w:ascii="Times New Roman" w:eastAsia="Times New Roman" w:hAnsi="Times New Roman" w:cs="Times New Roman"/>
@@ -16330,7 +14260,6 @@
         </w:rPr>
         <w:t>6</w:t>
       </w:r>
-      <w:proofErr w:type="spellEnd"/>
       <w:r>
         <w:rPr>
           <w:rFonts w:ascii="Times New Roman" w:eastAsia="Times New Roman" w:hAnsi="Times New Roman" w:cs="Times New Roman"/>
@@ -16471,29 +14400,16 @@
         </w:rPr>
         <w:t xml:space="preserve"> a </w:t>
       </w:r>
-      <w:proofErr w:type="spellStart"/>
-      <w:r>
-        <w:rPr>
-          <w:rFonts w:ascii="Times New Roman" w:eastAsia="Times New Roman" w:hAnsi="Times New Roman" w:cs="Times New Roman"/>
-          <w:kern w:val="0"/>
-          <w:sz w:val="20"/>
-          <w:szCs w:val="20"/>
-          <w:lang w:val="en-GB" w:eastAsia="en-GB"/>
-          <w14:ligatures w14:val="none"/>
-        </w:rPr>
-        <w:t>bidi-bracket:c</w:t>
-      </w:r>
-      <w:proofErr w:type="spellEnd"/>
-      <w:r>
-        <w:rPr>
-          <w:rFonts w:ascii="Times New Roman" w:eastAsia="Times New Roman" w:hAnsi="Times New Roman" w:cs="Times New Roman"/>
-          <w:kern w:val="0"/>
-          <w:sz w:val="20"/>
-          <w:szCs w:val="20"/>
-          <w:lang w:val="en-GB" w:eastAsia="en-GB"/>
-          <w14:ligatures w14:val="none"/>
-        </w:rPr>
-        <w:t xml:space="preserve"> </w:t>
+      <w:r>
+        <w:rPr>
+          <w:rFonts w:ascii="Times New Roman" w:eastAsia="Times New Roman" w:hAnsi="Times New Roman" w:cs="Times New Roman"/>
+          <w:kern w:val="0"/>
+          <w:sz w:val="20"/>
+          <w:szCs w:val="20"/>
+          <w:lang w:val="en-GB" w:eastAsia="en-GB"/>
+          <w14:ligatures w14:val="none"/>
+        </w:rPr>
+        <w:t xml:space="preserve">bidi-bracket:c </w:t>
       </w:r>
       <w:r>
         <w:rPr>
@@ -16515,31 +14431,7 @@
           <w:lang w:val="en-GB" w:eastAsia="en-GB"/>
           <w14:ligatures w14:val="none"/>
         </w:rPr>
-        <w:t xml:space="preserve"> </w:t>
-      </w:r>
-      <w:proofErr w:type="spellStart"/>
-      <w:r>
-        <w:rPr>
-          <w:rFonts w:ascii="Times New Roman" w:eastAsia="Times New Roman" w:hAnsi="Times New Roman" w:cs="Times New Roman"/>
-          <w:kern w:val="0"/>
-          <w:sz w:val="20"/>
-          <w:szCs w:val="20"/>
-          <w:lang w:val="en-GB" w:eastAsia="en-GB"/>
-          <w14:ligatures w14:val="none"/>
-        </w:rPr>
-        <w:t>eos</w:t>
-      </w:r>
-      <w:proofErr w:type="spellEnd"/>
-      <w:r>
-        <w:rPr>
-          <w:rFonts w:ascii="Times New Roman" w:eastAsia="Times New Roman" w:hAnsi="Times New Roman" w:cs="Times New Roman"/>
-          <w:kern w:val="0"/>
-          <w:sz w:val="20"/>
-          <w:szCs w:val="20"/>
-          <w:lang w:val="en-GB" w:eastAsia="en-GB"/>
-          <w14:ligatures w14:val="none"/>
-        </w:rPr>
-        <w:t xml:space="preserve"> </w:t>
+        <w:t xml:space="preserve"> eos </w:t>
       </w:r>
       <w:r>
         <w:rPr>
@@ -16618,29 +14510,16 @@
         </w:rPr>
         <w:t xml:space="preserve"> be </w:t>
       </w:r>
-      <w:proofErr w:type="spellStart"/>
-      <w:r>
-        <w:rPr>
-          <w:rFonts w:ascii="Times New Roman" w:eastAsia="Times New Roman" w:hAnsi="Times New Roman" w:cs="Times New Roman"/>
-          <w:kern w:val="0"/>
-          <w:sz w:val="20"/>
-          <w:szCs w:val="20"/>
-          <w:lang w:val="en-GB" w:eastAsia="en-GB"/>
-          <w14:ligatures w14:val="none"/>
-        </w:rPr>
-        <w:t>bidi-bracket:wc</w:t>
-      </w:r>
-      <w:proofErr w:type="spellEnd"/>
-      <w:r>
-        <w:rPr>
-          <w:rFonts w:ascii="Times New Roman" w:eastAsia="Times New Roman" w:hAnsi="Times New Roman" w:cs="Times New Roman"/>
-          <w:kern w:val="0"/>
-          <w:sz w:val="20"/>
-          <w:szCs w:val="20"/>
-          <w:lang w:val="en-GB" w:eastAsia="en-GB"/>
-          <w14:ligatures w14:val="none"/>
-        </w:rPr>
-        <w:t xml:space="preserve"> (weak close)</w:t>
+      <w:r>
+        <w:rPr>
+          <w:rFonts w:ascii="Times New Roman" w:eastAsia="Times New Roman" w:hAnsi="Times New Roman" w:cs="Times New Roman"/>
+          <w:kern w:val="0"/>
+          <w:sz w:val="20"/>
+          <w:szCs w:val="20"/>
+          <w:lang w:val="en-GB" w:eastAsia="en-GB"/>
+          <w14:ligatures w14:val="none"/>
+        </w:rPr>
+        <w:t>bidi-bracket:wc (weak close)</w:t>
       </w:r>
       <w:r>
         <w:rPr>
@@ -16690,33 +14569,74 @@
           <w:lang w:val="en-GB" w:eastAsia="en-GB"/>
           <w14:ligatures w14:val="none"/>
         </w:rPr>
-        <w:t xml:space="preserve">etween a </w:t>
-      </w:r>
-      <w:proofErr w:type="spellStart"/>
-      <w:r>
-        <w:rPr>
-          <w:rFonts w:ascii="Times New Roman" w:eastAsia="Times New Roman" w:hAnsi="Times New Roman" w:cs="Times New Roman"/>
-          <w:kern w:val="0"/>
-          <w:sz w:val="20"/>
-          <w:szCs w:val="20"/>
-          <w:lang w:val="en-GB" w:eastAsia="en-GB"/>
-          <w14:ligatures w14:val="none"/>
-        </w:rPr>
-        <w:t>bidi-bracket:n</w:t>
-      </w:r>
-      <w:proofErr w:type="spellEnd"/>
-      <w:r>
-        <w:rPr>
-          <w:rFonts w:ascii="Times New Roman" w:eastAsia="Times New Roman" w:hAnsi="Times New Roman" w:cs="Times New Roman"/>
-          <w:kern w:val="0"/>
-          <w:sz w:val="20"/>
-          <w:szCs w:val="20"/>
-          <w:lang w:val="en-GB" w:eastAsia="en-GB"/>
-          <w14:ligatures w14:val="none"/>
-        </w:rPr>
-        <w:t xml:space="preserve"> char and a </w:t>
-      </w:r>
-      <w:proofErr w:type="spellStart"/>
+        <w:t>etween a bidi-bracket:n char and a bidi-bracket:</w:t>
+      </w:r>
+      <w:r>
+        <w:rPr>
+          <w:rFonts w:ascii="Times New Roman" w:eastAsia="Times New Roman" w:hAnsi="Times New Roman" w:cs="Times New Roman"/>
+          <w:kern w:val="0"/>
+          <w:sz w:val="20"/>
+          <w:szCs w:val="20"/>
+          <w:lang w:val="en-GB" w:eastAsia="en-GB"/>
+          <w14:ligatures w14:val="none"/>
+        </w:rPr>
+        <w:t>c</w:t>
+      </w:r>
+      <w:r>
+        <w:rPr>
+          <w:rFonts w:ascii="Times New Roman" w:eastAsia="Times New Roman" w:hAnsi="Times New Roman" w:cs="Times New Roman"/>
+          <w:kern w:val="0"/>
+          <w:sz w:val="20"/>
+          <w:szCs w:val="20"/>
+          <w:lang w:val="en-GB" w:eastAsia="en-GB"/>
+          <w14:ligatures w14:val="none"/>
+        </w:rPr>
+        <w:t xml:space="preserve"> char</w:t>
+      </w:r>
+      <w:r>
+        <w:rPr>
+          <w:rFonts w:ascii="Times New Roman" w:eastAsia="Times New Roman" w:hAnsi="Times New Roman" w:cs="Times New Roman"/>
+          <w:kern w:val="0"/>
+          <w:sz w:val="20"/>
+          <w:szCs w:val="20"/>
+          <w:lang w:val="en-GB" w:eastAsia="en-GB"/>
+          <w14:ligatures w14:val="none"/>
+        </w:rPr>
+        <w:t>: insert a U+00</w:t>
+      </w:r>
+      <w:r>
+        <w:rPr>
+          <w:rFonts w:ascii="Times New Roman" w:eastAsia="Times New Roman" w:hAnsi="Times New Roman" w:cs="Times New Roman"/>
+          <w:kern w:val="0"/>
+          <w:sz w:val="20"/>
+          <w:szCs w:val="20"/>
+          <w:lang w:val="en-GB" w:eastAsia="en-GB"/>
+          <w14:ligatures w14:val="none"/>
+        </w:rPr>
+        <w:t>9</w:t>
+      </w:r>
+      <w:r>
+        <w:rPr>
+          <w:rFonts w:ascii="Times New Roman" w:eastAsia="Times New Roman" w:hAnsi="Times New Roman" w:cs="Times New Roman"/>
+          <w:kern w:val="0"/>
+          <w:sz w:val="20"/>
+          <w:szCs w:val="20"/>
+          <w:lang w:val="en-GB" w:eastAsia="en-GB"/>
+          <w14:ligatures w14:val="none"/>
+        </w:rPr>
+        <w:t>7</w:t>
+      </w:r>
+      <w:r>
+        <w:rPr>
+          <w:rFonts w:ascii="Times New Roman" w:eastAsia="Times New Roman" w:hAnsi="Times New Roman" w:cs="Times New Roman"/>
+          <w:kern w:val="0"/>
+          <w:sz w:val="20"/>
+          <w:szCs w:val="20"/>
+          <w:lang w:val="en-GB" w:eastAsia="en-GB"/>
+          <w14:ligatures w14:val="none"/>
+        </w:rPr>
+        <w:t xml:space="preserve"> (</w:t>
+      </w:r>
       <w:r>
         <w:rPr>
           <w:rFonts w:ascii="Times New Roman" w:eastAsia="Times New Roman" w:hAnsi="Times New Roman" w:cs="Times New Roman"/>
@@ -16737,111 +14657,7 @@
           <w:lang w:val="en-GB" w:eastAsia="en-GB"/>
           <w14:ligatures w14:val="none"/>
         </w:rPr>
-        <w:t>c</w:t>
-      </w:r>
-      <w:proofErr w:type="spellEnd"/>
-      <w:r>
-        <w:rPr>
-          <w:rFonts w:ascii="Times New Roman" w:eastAsia="Times New Roman" w:hAnsi="Times New Roman" w:cs="Times New Roman"/>
-          <w:kern w:val="0"/>
-          <w:sz w:val="20"/>
-          <w:szCs w:val="20"/>
-          <w:lang w:val="en-GB" w:eastAsia="en-GB"/>
-          <w14:ligatures w14:val="none"/>
-        </w:rPr>
-        <w:t xml:space="preserve"> char</w:t>
-      </w:r>
-      <w:r>
-        <w:rPr>
-          <w:rFonts w:ascii="Times New Roman" w:eastAsia="Times New Roman" w:hAnsi="Times New Roman" w:cs="Times New Roman"/>
-          <w:kern w:val="0"/>
-          <w:sz w:val="20"/>
-          <w:szCs w:val="20"/>
-          <w:lang w:val="en-GB" w:eastAsia="en-GB"/>
-          <w14:ligatures w14:val="none"/>
-        </w:rPr>
-        <w:t xml:space="preserve">: insert a </w:t>
-      </w:r>
-      <w:proofErr w:type="spellStart"/>
-      <w:r>
-        <w:rPr>
-          <w:rFonts w:ascii="Times New Roman" w:eastAsia="Times New Roman" w:hAnsi="Times New Roman" w:cs="Times New Roman"/>
-          <w:kern w:val="0"/>
-          <w:sz w:val="20"/>
-          <w:szCs w:val="20"/>
-          <w:lang w:val="en-GB" w:eastAsia="en-GB"/>
-          <w14:ligatures w14:val="none"/>
-        </w:rPr>
-        <w:t>U+00</w:t>
-      </w:r>
-      <w:r>
-        <w:rPr>
-          <w:rFonts w:ascii="Times New Roman" w:eastAsia="Times New Roman" w:hAnsi="Times New Roman" w:cs="Times New Roman"/>
-          <w:kern w:val="0"/>
-          <w:sz w:val="20"/>
-          <w:szCs w:val="20"/>
-          <w:lang w:val="en-GB" w:eastAsia="en-GB"/>
-          <w14:ligatures w14:val="none"/>
-        </w:rPr>
-        <w:t>9</w:t>
-      </w:r>
-      <w:r>
-        <w:rPr>
-          <w:rFonts w:ascii="Times New Roman" w:eastAsia="Times New Roman" w:hAnsi="Times New Roman" w:cs="Times New Roman"/>
-          <w:kern w:val="0"/>
-          <w:sz w:val="20"/>
-          <w:szCs w:val="20"/>
-          <w:lang w:val="en-GB" w:eastAsia="en-GB"/>
-          <w14:ligatures w14:val="none"/>
-        </w:rPr>
-        <w:t>7</w:t>
-      </w:r>
-      <w:proofErr w:type="spellEnd"/>
-      <w:r>
-        <w:rPr>
-          <w:rFonts w:ascii="Times New Roman" w:eastAsia="Times New Roman" w:hAnsi="Times New Roman" w:cs="Times New Roman"/>
-          <w:kern w:val="0"/>
-          <w:sz w:val="20"/>
-          <w:szCs w:val="20"/>
-          <w:lang w:val="en-GB" w:eastAsia="en-GB"/>
-          <w14:ligatures w14:val="none"/>
-        </w:rPr>
-        <w:t xml:space="preserve"> (</w:t>
-      </w:r>
-      <w:proofErr w:type="spellStart"/>
-      <w:r>
-        <w:rPr>
-          <w:rFonts w:ascii="Times New Roman" w:eastAsia="Times New Roman" w:hAnsi="Times New Roman" w:cs="Times New Roman"/>
-          <w:kern w:val="0"/>
-          <w:sz w:val="20"/>
-          <w:szCs w:val="20"/>
-          <w:lang w:val="en-GB" w:eastAsia="en-GB"/>
-          <w14:ligatures w14:val="none"/>
-        </w:rPr>
-        <w:t>bidi-bracket:</w:t>
-      </w:r>
-      <w:r>
-        <w:rPr>
-          <w:rFonts w:ascii="Times New Roman" w:eastAsia="Times New Roman" w:hAnsi="Times New Roman" w:cs="Times New Roman"/>
-          <w:kern w:val="0"/>
-          <w:sz w:val="20"/>
-          <w:szCs w:val="20"/>
-          <w:lang w:val="en-GB" w:eastAsia="en-GB"/>
-          <w14:ligatures w14:val="none"/>
-        </w:rPr>
-        <w:t>wc</w:t>
-      </w:r>
-      <w:proofErr w:type="spellEnd"/>
-      <w:r>
-        <w:rPr>
-          <w:rFonts w:ascii="Times New Roman" w:eastAsia="Times New Roman" w:hAnsi="Times New Roman" w:cs="Times New Roman"/>
-          <w:kern w:val="0"/>
-          <w:sz w:val="20"/>
-          <w:szCs w:val="20"/>
-          <w:lang w:val="en-GB" w:eastAsia="en-GB"/>
-          <w14:ligatures w14:val="none"/>
-        </w:rPr>
-        <w:t>).</w:t>
+        <w:t>wc).</w:t>
       </w:r>
     </w:p>
     <w:p>
@@ -16869,45 +14685,19 @@
           <w:lang w:val="en-GB" w:eastAsia="en-GB"/>
           <w14:ligatures w14:val="none"/>
         </w:rPr>
-        <w:t xml:space="preserve">For </w:t>
-      </w:r>
-      <w:proofErr w:type="spellStart"/>
-      <w:r>
-        <w:rPr>
-          <w:rFonts w:ascii="Times New Roman" w:eastAsia="Times New Roman" w:hAnsi="Times New Roman" w:cs="Times New Roman"/>
-          <w:kern w:val="0"/>
-          <w:sz w:val="20"/>
-          <w:szCs w:val="20"/>
-          <w:lang w:val="en-GB" w:eastAsia="en-GB"/>
-          <w14:ligatures w14:val="none"/>
-        </w:rPr>
-        <w:t>eos</w:t>
-      </w:r>
-      <w:proofErr w:type="spellEnd"/>
-      <w:r>
-        <w:rPr>
-          <w:rFonts w:ascii="Times New Roman" w:eastAsia="Times New Roman" w:hAnsi="Times New Roman" w:cs="Times New Roman"/>
-          <w:kern w:val="0"/>
-          <w:sz w:val="20"/>
-          <w:szCs w:val="20"/>
-          <w:lang w:val="en-GB" w:eastAsia="en-GB"/>
-          <w14:ligatures w14:val="none"/>
-        </w:rPr>
-        <w:t xml:space="preserve"> that follows a </w:t>
-      </w:r>
-      <w:proofErr w:type="spellStart"/>
-      <w:r>
-        <w:rPr>
-          <w:rFonts w:ascii="Times New Roman" w:eastAsia="Times New Roman" w:hAnsi="Times New Roman" w:cs="Times New Roman"/>
-          <w:kern w:val="0"/>
-          <w:sz w:val="20"/>
-          <w:szCs w:val="20"/>
-          <w:lang w:val="en-GB" w:eastAsia="en-GB"/>
-          <w14:ligatures w14:val="none"/>
-        </w:rPr>
-        <w:t>bidi-bracket:n</w:t>
-      </w:r>
-      <w:proofErr w:type="spellEnd"/>
+        <w:t>For eos</w:t>
+      </w:r>
+      <w:r>
+        <w:rPr>
+          <w:rFonts w:ascii="Times New Roman" w:eastAsia="Times New Roman" w:hAnsi="Times New Roman" w:cs="Times New Roman"/>
+          <w:kern w:val="0"/>
+          <w:sz w:val="20"/>
+          <w:szCs w:val="20"/>
+          <w:lang w:val="en-GB" w:eastAsia="en-GB"/>
+          <w14:ligatures w14:val="none"/>
+        </w:rPr>
+        <w:t xml:space="preserve"> that follows a bidi-bracket:n</w:t>
+      </w:r>
       <w:r>
         <w:rPr>
           <w:rFonts w:ascii="Times New Roman" w:eastAsia="Times New Roman" w:hAnsi="Times New Roman" w:cs="Times New Roman"/>
@@ -16928,19 +14718,7 @@
           <w:lang w:val="en-GB" w:eastAsia="en-GB"/>
           <w14:ligatures w14:val="none"/>
         </w:rPr>
-        <w:t xml:space="preserve"> insert a </w:t>
-      </w:r>
-      <w:proofErr w:type="spellStart"/>
-      <w:r>
-        <w:rPr>
-          <w:rFonts w:ascii="Times New Roman" w:eastAsia="Times New Roman" w:hAnsi="Times New Roman" w:cs="Times New Roman"/>
-          <w:kern w:val="0"/>
-          <w:sz w:val="20"/>
-          <w:szCs w:val="20"/>
-          <w:lang w:val="en-GB" w:eastAsia="en-GB"/>
-          <w14:ligatures w14:val="none"/>
-        </w:rPr>
-        <w:t>U+00</w:t>
+        <w:t xml:space="preserve"> insert a U+00</w:t>
       </w:r>
       <w:r>
         <w:rPr>
@@ -16962,21 +14740,8 @@
           <w:lang w:val="en-GB" w:eastAsia="en-GB"/>
           <w14:ligatures w14:val="none"/>
         </w:rPr>
-        <w:t>7</w:t>
-      </w:r>
-      <w:proofErr w:type="spellEnd"/>
-      <w:r>
-        <w:rPr>
-          <w:rFonts w:ascii="Times New Roman" w:eastAsia="Times New Roman" w:hAnsi="Times New Roman" w:cs="Times New Roman"/>
-          <w:kern w:val="0"/>
-          <w:sz w:val="20"/>
-          <w:szCs w:val="20"/>
-          <w:lang w:val="en-GB" w:eastAsia="en-GB"/>
-          <w14:ligatures w14:val="none"/>
-        </w:rPr>
-        <w:t xml:space="preserve"> (</w:t>
-      </w:r>
-      <w:proofErr w:type="spellStart"/>
+        <w:t>7 (</w:t>
+      </w:r>
       <w:r>
         <w:rPr>
           <w:rFonts w:ascii="Times New Roman" w:eastAsia="Times New Roman" w:hAnsi="Times New Roman" w:cs="Times New Roman"/>
@@ -16997,19 +14762,7 @@
           <w:lang w:val="en-GB" w:eastAsia="en-GB"/>
           <w14:ligatures w14:val="none"/>
         </w:rPr>
-        <w:t>wc</w:t>
-      </w:r>
-      <w:proofErr w:type="spellEnd"/>
-      <w:r>
-        <w:rPr>
-          <w:rFonts w:ascii="Times New Roman" w:eastAsia="Times New Roman" w:hAnsi="Times New Roman" w:cs="Times New Roman"/>
-          <w:kern w:val="0"/>
-          <w:sz w:val="20"/>
-          <w:szCs w:val="20"/>
-          <w:lang w:val="en-GB" w:eastAsia="en-GB"/>
-          <w14:ligatures w14:val="none"/>
-        </w:rPr>
-        <w:t>)</w:t>
+        <w:t>wc)</w:t>
       </w:r>
       <w:r>
         <w:rPr>
@@ -17079,31 +14832,7 @@
           <w:lang w:val="en-GB" w:eastAsia="en-GB"/>
           <w14:ligatures w14:val="none"/>
         </w:rPr>
-        <w:t xml:space="preserve"> (</w:t>
-      </w:r>
-      <w:proofErr w:type="spellStart"/>
-      <w:r>
-        <w:rPr>
-          <w:rFonts w:ascii="Times New Roman" w:eastAsia="Times New Roman" w:hAnsi="Times New Roman" w:cs="Times New Roman"/>
-          <w:kern w:val="0"/>
-          <w:sz w:val="20"/>
-          <w:szCs w:val="20"/>
-          <w:lang w:val="en-GB" w:eastAsia="en-GB"/>
-          <w14:ligatures w14:val="none"/>
-        </w:rPr>
-        <w:t>bidi-bracket:n</w:t>
-      </w:r>
-      <w:proofErr w:type="spellEnd"/>
-      <w:r>
-        <w:rPr>
-          <w:rFonts w:ascii="Times New Roman" w:eastAsia="Times New Roman" w:hAnsi="Times New Roman" w:cs="Times New Roman"/>
-          <w:kern w:val="0"/>
-          <w:sz w:val="20"/>
-          <w:szCs w:val="20"/>
-          <w:lang w:val="en-GB" w:eastAsia="en-GB"/>
-          <w14:ligatures w14:val="none"/>
-        </w:rPr>
-        <w:t>)</w:t>
+        <w:t xml:space="preserve"> (bidi-bracket:n)</w:t>
       </w:r>
       <w:r>
         <w:rPr>
@@ -17125,31 +14854,7 @@
           <w:lang w:val="en-GB" w:eastAsia="en-GB"/>
           <w14:ligatures w14:val="none"/>
         </w:rPr>
-        <w:t xml:space="preserve"> Thus, inside a number, inside an abbreviation or inside a filename or URL, there is no </w:t>
-      </w:r>
-      <w:proofErr w:type="spellStart"/>
-      <w:r>
-        <w:rPr>
-          <w:rFonts w:ascii="Times New Roman" w:eastAsia="Times New Roman" w:hAnsi="Times New Roman" w:cs="Times New Roman"/>
-          <w:kern w:val="0"/>
-          <w:sz w:val="20"/>
-          <w:szCs w:val="20"/>
-          <w:lang w:val="en-GB" w:eastAsia="en-GB"/>
-          <w14:ligatures w14:val="none"/>
-        </w:rPr>
-        <w:t>wc</w:t>
-      </w:r>
-      <w:proofErr w:type="spellEnd"/>
-      <w:r>
-        <w:rPr>
-          <w:rFonts w:ascii="Times New Roman" w:eastAsia="Times New Roman" w:hAnsi="Times New Roman" w:cs="Times New Roman"/>
-          <w:kern w:val="0"/>
-          <w:sz w:val="20"/>
-          <w:szCs w:val="20"/>
-          <w:lang w:val="en-GB" w:eastAsia="en-GB"/>
-          <w14:ligatures w14:val="none"/>
-        </w:rPr>
-        <w:t>/wo bracketing.</w:t>
+        <w:t xml:space="preserve"> Thus, inside a number, inside an abbreviation or inside a filename or URL, there is no wc/wo bracketing.</w:t>
       </w:r>
     </w:p>
     <w:p>
@@ -17172,31 +14877,7 @@
           <w:lang w:val="en-GB" w:eastAsia="en-GB"/>
           <w14:ligatures w14:val="none"/>
         </w:rPr>
-        <w:t>Matching wo-</w:t>
-      </w:r>
-      <w:proofErr w:type="spellStart"/>
-      <w:r>
-        <w:rPr>
-          <w:rFonts w:ascii="Times New Roman" w:eastAsia="Times New Roman" w:hAnsi="Times New Roman" w:cs="Times New Roman"/>
-          <w:kern w:val="0"/>
-          <w:sz w:val="20"/>
-          <w:szCs w:val="20"/>
-          <w:lang w:val="en-GB" w:eastAsia="en-GB"/>
-          <w14:ligatures w14:val="none"/>
-        </w:rPr>
-        <w:t>wc</w:t>
-      </w:r>
-      <w:proofErr w:type="spellEnd"/>
-      <w:r>
-        <w:rPr>
-          <w:rFonts w:ascii="Times New Roman" w:eastAsia="Times New Roman" w:hAnsi="Times New Roman" w:cs="Times New Roman"/>
-          <w:kern w:val="0"/>
-          <w:sz w:val="20"/>
-          <w:szCs w:val="20"/>
-          <w:lang w:val="en-GB" w:eastAsia="en-GB"/>
-          <w14:ligatures w14:val="none"/>
-        </w:rPr>
-        <w:t xml:space="preserve"> are matching pairs (they do not nest within an o-c while</w:t>
+        <w:t>Matching wo-wc are matching pairs (they do not nest within an o-c while</w:t>
       </w:r>
       <w:r>
         <w:rPr>
@@ -17300,33 +14981,7 @@
           <w:lang w:val="en-GB" w:eastAsia="en-GB"/>
           <w14:ligatures w14:val="none"/>
         </w:rPr>
-        <w:t xml:space="preserve">((There should never be any unmatched wo or </w:t>
-      </w:r>
-      <w:proofErr w:type="spellStart"/>
-      <w:r>
-        <w:rPr>
-          <w:rFonts w:ascii="Times New Roman" w:eastAsia="Times New Roman" w:hAnsi="Times New Roman" w:cs="Times New Roman"/>
-          <w:kern w:val="0"/>
-          <w:sz w:val="20"/>
-          <w:szCs w:val="20"/>
-          <w:highlight w:val="yellow"/>
-          <w:lang w:val="en-GB" w:eastAsia="en-GB"/>
-          <w14:ligatures w14:val="none"/>
-        </w:rPr>
-        <w:t>wc</w:t>
-      </w:r>
-      <w:proofErr w:type="spellEnd"/>
-      <w:r>
-        <w:rPr>
-          <w:rFonts w:ascii="Times New Roman" w:eastAsia="Times New Roman" w:hAnsi="Times New Roman" w:cs="Times New Roman"/>
-          <w:kern w:val="0"/>
-          <w:sz w:val="20"/>
-          <w:szCs w:val="20"/>
-          <w:highlight w:val="yellow"/>
-          <w:lang w:val="en-GB" w:eastAsia="en-GB"/>
-          <w14:ligatures w14:val="none"/>
-        </w:rPr>
-        <w:t xml:space="preserve"> character</w:t>
+        <w:t>((There should never be any unmatched wo or wc character</w:t>
       </w:r>
       <w:r>
         <w:rPr>
@@ -17430,31 +15085,7 @@
           <w:lang w:val="en-GB" w:eastAsia="en-GB"/>
           <w14:ligatures w14:val="none"/>
         </w:rPr>
-        <w:t xml:space="preserve">{ is wo, } is </w:t>
-      </w:r>
-      <w:proofErr w:type="spellStart"/>
-      <w:r>
-        <w:rPr>
-          <w:rFonts w:ascii="Times New Roman" w:eastAsia="Times New Roman" w:hAnsi="Times New Roman" w:cs="Times New Roman"/>
-          <w:kern w:val="0"/>
-          <w:sz w:val="20"/>
-          <w:szCs w:val="20"/>
-          <w:lang w:val="en-GB" w:eastAsia="en-GB"/>
-          <w14:ligatures w14:val="none"/>
-        </w:rPr>
-        <w:t>wc</w:t>
-      </w:r>
-      <w:proofErr w:type="spellEnd"/>
-      <w:r>
-        <w:rPr>
-          <w:rFonts w:ascii="Times New Roman" w:eastAsia="Times New Roman" w:hAnsi="Times New Roman" w:cs="Times New Roman"/>
-          <w:kern w:val="0"/>
-          <w:sz w:val="20"/>
-          <w:szCs w:val="20"/>
-          <w:lang w:val="en-GB" w:eastAsia="en-GB"/>
-          <w14:ligatures w14:val="none"/>
-        </w:rPr>
-        <w:t xml:space="preserve">, </w:t>
+        <w:t xml:space="preserve">{ is wo, } is wc, </w:t>
       </w:r>
       <w:r>
         <w:rPr>
@@ -17487,19 +15118,7 @@
           <w:lang w:val="en-GB" w:eastAsia="en-GB"/>
           <w14:ligatures w14:val="none"/>
         </w:rPr>
-        <w:t xml:space="preserve">first { (wo) is through an inserted </w:t>
-      </w:r>
-      <w:proofErr w:type="spellStart"/>
-      <w:r>
-        <w:rPr>
-          <w:rFonts w:ascii="Times New Roman" w:eastAsia="Times New Roman" w:hAnsi="Times New Roman" w:cs="Times New Roman"/>
-          <w:kern w:val="0"/>
-          <w:sz w:val="20"/>
-          <w:szCs w:val="20"/>
-          <w:lang w:val="en-GB" w:eastAsia="en-GB"/>
-          <w14:ligatures w14:val="none"/>
-        </w:rPr>
-        <w:t>U+00</w:t>
+        <w:t>first { (wo) is through an inserted U+00</w:t>
       </w:r>
       <w:r>
         <w:rPr>
@@ -17523,7 +15142,6 @@
         </w:rPr>
         <w:t>6</w:t>
       </w:r>
-      <w:proofErr w:type="spellEnd"/>
       <w:r>
         <w:rPr>
           <w:rFonts w:ascii="Times New Roman" w:eastAsia="Times New Roman" w:hAnsi="Times New Roman" w:cs="Times New Roman"/>
@@ -17601,55 +15219,7 @@
           <w14:ligatures w14:val="none"/>
         </w:rPr>
         <w:tab/>
-        <w:t>{</w:t>
-      </w:r>
-      <w:proofErr w:type="spellStart"/>
-      <w:r>
-        <w:rPr>
-          <w:rFonts w:ascii="Courier New" w:eastAsia="Times New Roman" w:hAnsi="Courier New" w:cs="Courier New"/>
-          <w:kern w:val="0"/>
-          <w:sz w:val="20"/>
-          <w:szCs w:val="20"/>
-          <w:lang w:val="en-GB" w:eastAsia="en-GB"/>
-          <w14:ligatures w14:val="none"/>
-        </w:rPr>
-        <w:t>nnnnnnnnnnnnnnn</w:t>
-      </w:r>
-      <w:proofErr w:type="spellEnd"/>
-      <w:r>
-        <w:rPr>
-          <w:rFonts w:ascii="Courier New" w:eastAsia="Times New Roman" w:hAnsi="Courier New" w:cs="Courier New"/>
-          <w:kern w:val="0"/>
-          <w:sz w:val="20"/>
-          <w:szCs w:val="20"/>
-          <w:lang w:val="en-GB" w:eastAsia="en-GB"/>
-          <w14:ligatures w14:val="none"/>
-        </w:rPr>
-        <w:t>}{</w:t>
-      </w:r>
-      <w:proofErr w:type="spellStart"/>
-      <w:r>
-        <w:rPr>
-          <w:rFonts w:ascii="Courier New" w:eastAsia="Times New Roman" w:hAnsi="Courier New" w:cs="Courier New"/>
-          <w:kern w:val="0"/>
-          <w:sz w:val="20"/>
-          <w:szCs w:val="20"/>
-          <w:lang w:val="en-GB" w:eastAsia="en-GB"/>
-          <w14:ligatures w14:val="none"/>
-        </w:rPr>
-        <w:t>nnnnnnnnnnnnnnnnnnnn</w:t>
-      </w:r>
-      <w:proofErr w:type="spellEnd"/>
-      <w:r>
-        <w:rPr>
-          <w:rFonts w:ascii="Courier New" w:eastAsia="Times New Roman" w:hAnsi="Courier New" w:cs="Courier New"/>
-          <w:kern w:val="0"/>
-          <w:sz w:val="20"/>
-          <w:szCs w:val="20"/>
-          <w:lang w:val="en-GB" w:eastAsia="en-GB"/>
-          <w14:ligatures w14:val="none"/>
-        </w:rPr>
-        <w:t>}</w:t>
+        <w:t>{nnnnnnnnnnnnnnn}{nnnnnnnnnnnnnnnnnnnn}</w:t>
       </w:r>
     </w:p>
     <w:p>
@@ -17674,7 +15244,6 @@
         </w:rPr>
         <w:t xml:space="preserve">Here the first and second { are via inserted </w:t>
       </w:r>
-      <w:proofErr w:type="spellStart"/>
       <w:r>
         <w:rPr>
           <w:rFonts w:ascii="Times New Roman" w:eastAsia="Times New Roman" w:hAnsi="Times New Roman" w:cs="Times New Roman"/>
@@ -17706,19 +15275,7 @@
           <w:lang w:val="en-GB" w:eastAsia="en-GB"/>
           <w14:ligatures w14:val="none"/>
         </w:rPr>
-        <w:t>6</w:t>
-      </w:r>
-      <w:proofErr w:type="spellEnd"/>
-      <w:r>
-        <w:rPr>
-          <w:rFonts w:ascii="Times New Roman" w:eastAsia="Times New Roman" w:hAnsi="Times New Roman" w:cs="Times New Roman"/>
-          <w:kern w:val="0"/>
-          <w:sz w:val="20"/>
-          <w:szCs w:val="20"/>
-          <w:lang w:val="en-GB" w:eastAsia="en-GB"/>
-          <w14:ligatures w14:val="none"/>
-        </w:rPr>
-        <w:t>, and the last</w:t>
+        <w:t>6, and the last</w:t>
       </w:r>
       <w:r>
         <w:rPr>
@@ -17773,19 +15330,7 @@
           <w:lang w:val="en-GB" w:eastAsia="en-GB"/>
           <w14:ligatures w14:val="none"/>
         </w:rPr>
-        <w:t xml:space="preserve">through inserted </w:t>
-      </w:r>
-      <w:proofErr w:type="spellStart"/>
-      <w:r>
-        <w:rPr>
-          <w:rFonts w:ascii="Times New Roman" w:eastAsia="Times New Roman" w:hAnsi="Times New Roman" w:cs="Times New Roman"/>
-          <w:kern w:val="0"/>
-          <w:sz w:val="20"/>
-          <w:szCs w:val="20"/>
-          <w:lang w:val="en-GB" w:eastAsia="en-GB"/>
-          <w14:ligatures w14:val="none"/>
-        </w:rPr>
-        <w:t>U+00</w:t>
+        <w:t>through inserted U+00</w:t>
       </w:r>
       <w:r>
         <w:rPr>
@@ -17807,19 +15352,7 @@
           <w:lang w:val="en-GB" w:eastAsia="en-GB"/>
           <w14:ligatures w14:val="none"/>
         </w:rPr>
-        <w:t>7</w:t>
-      </w:r>
-      <w:proofErr w:type="spellEnd"/>
-      <w:r>
-        <w:rPr>
-          <w:rFonts w:ascii="Times New Roman" w:eastAsia="Times New Roman" w:hAnsi="Times New Roman" w:cs="Times New Roman"/>
-          <w:kern w:val="0"/>
-          <w:sz w:val="20"/>
-          <w:szCs w:val="20"/>
-          <w:lang w:val="en-GB" w:eastAsia="en-GB"/>
-          <w14:ligatures w14:val="none"/>
-        </w:rPr>
-        <w:t>.</w:t>
+        <w:t>7.</w:t>
       </w:r>
     </w:p>
     <w:p>
@@ -17964,9 +15497,19 @@
           <w14:ligatures w14:val="none"/>
         </w:rPr>
         <w:tab/>
-        <w:t>{</w:t>
-      </w:r>
-      <w:proofErr w:type="spellStart"/>
+        <w:t>{nnnnnnnn</w:t>
+      </w:r>
+      <w:r>
+        <w:rPr>
+          <w:rFonts w:ascii="Agency FB" w:eastAsia="Times New Roman" w:hAnsi="Agency FB" w:cs="Courier New"/>
+          <w:kern w:val="0"/>
+          <w:sz w:val="20"/>
+          <w:szCs w:val="20"/>
+          <w:lang w:val="en-GB" w:eastAsia="en-GB"/>
+          <w14:ligatures w14:val="none"/>
+        </w:rPr>
+        <w:t>[{</w:t>
+      </w:r>
       <w:r>
         <w:rPr>
           <w:rFonts w:ascii="Courier New" w:eastAsia="Times New Roman" w:hAnsi="Courier New" w:cs="Courier New"/>
@@ -17976,9 +15519,63 @@
           <w:lang w:val="en-GB" w:eastAsia="en-GB"/>
           <w14:ligatures w14:val="none"/>
         </w:rPr>
-        <w:t>nnnnnnnn</w:t>
-      </w:r>
-      <w:proofErr w:type="spellEnd"/>
+        <w:t>n</w:t>
+      </w:r>
+      <w:r>
+        <w:rPr>
+          <w:rFonts w:ascii="Courier New" w:eastAsia="Times New Roman" w:hAnsi="Courier New" w:cs="Courier New"/>
+          <w:kern w:val="0"/>
+          <w:sz w:val="20"/>
+          <w:szCs w:val="20"/>
+          <w:lang w:val="en-GB" w:eastAsia="en-GB"/>
+          <w14:ligatures w14:val="none"/>
+        </w:rPr>
+        <w:t>nnnnnnn</w:t>
+      </w:r>
+      <w:r>
+        <w:rPr>
+          <w:rFonts w:ascii="Courier New" w:eastAsia="Times New Roman" w:hAnsi="Courier New" w:cs="Courier New"/>
+          <w:kern w:val="0"/>
+          <w:sz w:val="20"/>
+          <w:szCs w:val="20"/>
+          <w:lang w:val="en-GB" w:eastAsia="en-GB"/>
+          <w14:ligatures w14:val="none"/>
+        </w:rPr>
+        <w:t>}{</w:t>
+      </w:r>
+      <w:r>
+        <w:rPr>
+          <w:rFonts w:ascii="Courier New" w:eastAsia="Times New Roman" w:hAnsi="Courier New" w:cs="Courier New"/>
+          <w:kern w:val="0"/>
+          <w:sz w:val="20"/>
+          <w:szCs w:val="20"/>
+          <w:lang w:val="en-GB" w:eastAsia="en-GB"/>
+          <w14:ligatures w14:val="none"/>
+        </w:rPr>
+        <w:t>n</w:t>
+      </w:r>
+      <w:r>
+        <w:rPr>
+          <w:rFonts w:ascii="Courier New" w:eastAsia="Times New Roman" w:hAnsi="Courier New" w:cs="Courier New"/>
+          <w:kern w:val="0"/>
+          <w:sz w:val="20"/>
+          <w:szCs w:val="20"/>
+          <w:lang w:val="en-GB" w:eastAsia="en-GB"/>
+          <w14:ligatures w14:val="none"/>
+        </w:rPr>
+        <w:t>n</w:t>
+      </w:r>
+      <w:r>
+        <w:rPr>
+          <w:rFonts w:ascii="Courier New" w:eastAsia="Times New Roman" w:hAnsi="Courier New" w:cs="Courier New"/>
+          <w:kern w:val="0"/>
+          <w:sz w:val="20"/>
+          <w:szCs w:val="20"/>
+          <w:lang w:val="en-GB" w:eastAsia="en-GB"/>
+          <w14:ligatures w14:val="none"/>
+        </w:rPr>
+        <w:t>nn</w:t>
+      </w:r>
       <w:r>
         <w:rPr>
           <w:rFonts w:ascii="Agency FB" w:eastAsia="Times New Roman" w:hAnsi="Agency FB" w:cs="Courier New"/>
@@ -17988,9 +15585,8 @@
           <w:lang w:val="en-GB" w:eastAsia="en-GB"/>
           <w14:ligatures w14:val="none"/>
         </w:rPr>
-        <w:t>[{</w:t>
-      </w:r>
-      <w:proofErr w:type="spellStart"/>
+        <w:t>}]</w:t>
+      </w:r>
       <w:r>
         <w:rPr>
           <w:rFonts w:ascii="Courier New" w:eastAsia="Times New Roman" w:hAnsi="Courier New" w:cs="Courier New"/>
@@ -18000,7 +15596,7 @@
           <w:lang w:val="en-GB" w:eastAsia="en-GB"/>
           <w14:ligatures w14:val="none"/>
         </w:rPr>
-        <w:t>n</w:t>
+        <w:t>nnnnnnnnnnnnnnnn</w:t>
       </w:r>
       <w:r>
         <w:rPr>
@@ -18011,9 +15607,8 @@
           <w:lang w:val="en-GB" w:eastAsia="en-GB"/>
           <w14:ligatures w14:val="none"/>
         </w:rPr>
-        <w:t>nnnnnnn</w:t>
-      </w:r>
-      <w:proofErr w:type="spellEnd"/>
+        <w:t>nnnn</w:t>
+      </w:r>
       <w:r>
         <w:rPr>
           <w:rFonts w:ascii="Courier New" w:eastAsia="Times New Roman" w:hAnsi="Courier New" w:cs="Courier New"/>
@@ -18023,99 +15618,7 @@
           <w:lang w:val="en-GB" w:eastAsia="en-GB"/>
           <w14:ligatures w14:val="none"/>
         </w:rPr>
-        <w:t>}{</w:t>
-      </w:r>
-      <w:proofErr w:type="spellStart"/>
-      <w:r>
-        <w:rPr>
-          <w:rFonts w:ascii="Courier New" w:eastAsia="Times New Roman" w:hAnsi="Courier New" w:cs="Courier New"/>
-          <w:kern w:val="0"/>
-          <w:sz w:val="20"/>
-          <w:szCs w:val="20"/>
-          <w:lang w:val="en-GB" w:eastAsia="en-GB"/>
-          <w14:ligatures w14:val="none"/>
-        </w:rPr>
-        <w:t>n</w:t>
-      </w:r>
-      <w:r>
-        <w:rPr>
-          <w:rFonts w:ascii="Courier New" w:eastAsia="Times New Roman" w:hAnsi="Courier New" w:cs="Courier New"/>
-          <w:kern w:val="0"/>
-          <w:sz w:val="20"/>
-          <w:szCs w:val="20"/>
-          <w:lang w:val="en-GB" w:eastAsia="en-GB"/>
-          <w14:ligatures w14:val="none"/>
-        </w:rPr>
-        <w:t>n</w:t>
-      </w:r>
-      <w:r>
-        <w:rPr>
-          <w:rFonts w:ascii="Courier New" w:eastAsia="Times New Roman" w:hAnsi="Courier New" w:cs="Courier New"/>
-          <w:kern w:val="0"/>
-          <w:sz w:val="20"/>
-          <w:szCs w:val="20"/>
-          <w:lang w:val="en-GB" w:eastAsia="en-GB"/>
-          <w14:ligatures w14:val="none"/>
-        </w:rPr>
-        <w:t>nn</w:t>
-      </w:r>
-      <w:proofErr w:type="spellEnd"/>
-      <w:r>
-        <w:rPr>
-          <w:rFonts w:ascii="Agency FB" w:eastAsia="Times New Roman" w:hAnsi="Agency FB" w:cs="Courier New"/>
-          <w:kern w:val="0"/>
-          <w:sz w:val="20"/>
-          <w:szCs w:val="20"/>
-          <w:lang w:val="en-GB" w:eastAsia="en-GB"/>
-          <w14:ligatures w14:val="none"/>
-        </w:rPr>
-        <w:t>}]</w:t>
-      </w:r>
-      <w:proofErr w:type="spellStart"/>
-      <w:r>
-        <w:rPr>
-          <w:rFonts w:ascii="Courier New" w:eastAsia="Times New Roman" w:hAnsi="Courier New" w:cs="Courier New"/>
-          <w:kern w:val="0"/>
-          <w:sz w:val="20"/>
-          <w:szCs w:val="20"/>
-          <w:lang w:val="en-GB" w:eastAsia="en-GB"/>
-          <w14:ligatures w14:val="none"/>
-        </w:rPr>
-        <w:t>nnnnnnnnnnnnnnnn</w:t>
-      </w:r>
-      <w:r>
-        <w:rPr>
-          <w:rFonts w:ascii="Courier New" w:eastAsia="Times New Roman" w:hAnsi="Courier New" w:cs="Courier New"/>
-          <w:kern w:val="0"/>
-          <w:sz w:val="20"/>
-          <w:szCs w:val="20"/>
-          <w:lang w:val="en-GB" w:eastAsia="en-GB"/>
-          <w14:ligatures w14:val="none"/>
-        </w:rPr>
-        <w:t>nnnn</w:t>
-      </w:r>
-      <w:r>
-        <w:rPr>
-          <w:rFonts w:ascii="Courier New" w:eastAsia="Times New Roman" w:hAnsi="Courier New" w:cs="Courier New"/>
-          <w:kern w:val="0"/>
-          <w:sz w:val="20"/>
-          <w:szCs w:val="20"/>
-          <w:lang w:val="en-GB" w:eastAsia="en-GB"/>
-          <w14:ligatures w14:val="none"/>
-        </w:rPr>
-        <w:t>nnnn</w:t>
-      </w:r>
-      <w:proofErr w:type="spellEnd"/>
-      <w:r>
-        <w:rPr>
-          <w:rFonts w:ascii="Courier New" w:eastAsia="Times New Roman" w:hAnsi="Courier New" w:cs="Courier New"/>
-          <w:kern w:val="0"/>
-          <w:sz w:val="20"/>
-          <w:szCs w:val="20"/>
-          <w:lang w:val="en-GB" w:eastAsia="en-GB"/>
-          <w14:ligatures w14:val="none"/>
-        </w:rPr>
-        <w:t>}</w:t>
+        <w:t>nnnn}</w:t>
       </w:r>
     </w:p>
     <w:p>
@@ -18251,31 +15754,7 @@
           <w:lang w:val="en-GB" w:eastAsia="en-GB"/>
           <w14:ligatures w14:val="none"/>
         </w:rPr>
-        <w:t xml:space="preserve"> the wo-</w:t>
-      </w:r>
-      <w:proofErr w:type="spellStart"/>
-      <w:r>
-        <w:rPr>
-          <w:rFonts w:ascii="Times New Roman" w:eastAsia="Times New Roman" w:hAnsi="Times New Roman" w:cs="Times New Roman"/>
-          <w:kern w:val="0"/>
-          <w:sz w:val="20"/>
-          <w:szCs w:val="20"/>
-          <w:lang w:val="en-GB" w:eastAsia="en-GB"/>
-          <w14:ligatures w14:val="none"/>
-        </w:rPr>
-        <w:t>wc</w:t>
-      </w:r>
-      <w:proofErr w:type="spellEnd"/>
-      <w:r>
-        <w:rPr>
-          <w:rFonts w:ascii="Times New Roman" w:eastAsia="Times New Roman" w:hAnsi="Times New Roman" w:cs="Times New Roman"/>
-          <w:kern w:val="0"/>
-          <w:sz w:val="20"/>
-          <w:szCs w:val="20"/>
-          <w:lang w:val="en-GB" w:eastAsia="en-GB"/>
-          <w14:ligatures w14:val="none"/>
-        </w:rPr>
-        <w:t xml:space="preserve"> </w:t>
+        <w:t xml:space="preserve"> the wo-wc </w:t>
       </w:r>
       <w:r>
         <w:rPr>
@@ -18342,9 +15821,8 @@
           <w:lang w:val="en-GB" w:eastAsia="en-GB"/>
           <w14:ligatures w14:val="none"/>
         </w:rPr>
-        <w:t>.</w:t>
-      </w:r>
-      <w:proofErr w:type="spellStart"/>
+        <w:t>.yks</w:t>
+      </w:r>
       <w:r>
         <w:rPr>
           <w:rFonts w:ascii="Courier New" w:eastAsia="Times New Roman" w:hAnsi="Courier New" w:cs="Courier New"/>
@@ -18354,9 +15832,8 @@
           <w:lang w:val="en-GB" w:eastAsia="en-GB"/>
           <w14:ligatures w14:val="none"/>
         </w:rPr>
-        <w:t>yks</w:t>
-      </w:r>
-      <w:proofErr w:type="spellEnd"/>
+        <w:t xml:space="preserve"> eht ni sdridb</w:t>
+      </w:r>
       <w:r>
         <w:rPr>
           <w:rFonts w:ascii="Courier New" w:eastAsia="Times New Roman" w:hAnsi="Courier New" w:cs="Courier New"/>
@@ -18366,9 +15843,8 @@
           <w:lang w:val="en-GB" w:eastAsia="en-GB"/>
           <w14:ligatures w14:val="none"/>
         </w:rPr>
-        <w:t xml:space="preserve"> </w:t>
-      </w:r>
-      <w:proofErr w:type="spellStart"/>
+        <w:t xml:space="preserve"> 3, 500 ts</w:t>
+      </w:r>
       <w:r>
         <w:rPr>
           <w:rFonts w:ascii="Courier New" w:eastAsia="Times New Roman" w:hAnsi="Courier New" w:cs="Courier New"/>
@@ -18378,9 +15854,8 @@
           <w:lang w:val="en-GB" w:eastAsia="en-GB"/>
           <w14:ligatures w14:val="none"/>
         </w:rPr>
-        <w:t>eht</w:t>
-      </w:r>
-      <w:proofErr w:type="spellEnd"/>
+        <w:t>uguA</w:t>
+      </w:r>
       <w:r>
         <w:rPr>
           <w:rFonts w:ascii="Courier New" w:eastAsia="Times New Roman" w:hAnsi="Courier New" w:cs="Courier New"/>
@@ -18390,104 +15865,8 @@
           <w:lang w:val="en-GB" w:eastAsia="en-GB"/>
           <w14:ligatures w14:val="none"/>
         </w:rPr>
-        <w:t xml:space="preserve"> </w:t>
-      </w:r>
-      <w:proofErr w:type="spellStart"/>
-      <w:r>
-        <w:rPr>
-          <w:rFonts w:ascii="Courier New" w:eastAsia="Times New Roman" w:hAnsi="Courier New" w:cs="Courier New"/>
-          <w:kern w:val="0"/>
-          <w:sz w:val="20"/>
-          <w:szCs w:val="20"/>
-          <w:lang w:val="en-GB" w:eastAsia="en-GB"/>
-          <w14:ligatures w14:val="none"/>
-        </w:rPr>
-        <w:t>ni</w:t>
-      </w:r>
-      <w:proofErr w:type="spellEnd"/>
-      <w:r>
-        <w:rPr>
-          <w:rFonts w:ascii="Courier New" w:eastAsia="Times New Roman" w:hAnsi="Courier New" w:cs="Courier New"/>
-          <w:kern w:val="0"/>
-          <w:sz w:val="20"/>
-          <w:szCs w:val="20"/>
-          <w:lang w:val="en-GB" w:eastAsia="en-GB"/>
-          <w14:ligatures w14:val="none"/>
-        </w:rPr>
-        <w:t xml:space="preserve"> </w:t>
-      </w:r>
-      <w:proofErr w:type="spellStart"/>
-      <w:r>
-        <w:rPr>
-          <w:rFonts w:ascii="Courier New" w:eastAsia="Times New Roman" w:hAnsi="Courier New" w:cs="Courier New"/>
-          <w:kern w:val="0"/>
-          <w:sz w:val="20"/>
-          <w:szCs w:val="20"/>
-          <w:lang w:val="en-GB" w:eastAsia="en-GB"/>
-          <w14:ligatures w14:val="none"/>
-        </w:rPr>
-        <w:t>sdridb</w:t>
-      </w:r>
-      <w:proofErr w:type="spellEnd"/>
-      <w:r>
-        <w:rPr>
-          <w:rFonts w:ascii="Courier New" w:eastAsia="Times New Roman" w:hAnsi="Courier New" w:cs="Courier New"/>
-          <w:kern w:val="0"/>
-          <w:sz w:val="20"/>
-          <w:szCs w:val="20"/>
-          <w:lang w:val="en-GB" w:eastAsia="en-GB"/>
-          <w14:ligatures w14:val="none"/>
-        </w:rPr>
-        <w:t xml:space="preserve"> 3, 500 </w:t>
-      </w:r>
-      <w:proofErr w:type="spellStart"/>
-      <w:r>
-        <w:rPr>
-          <w:rFonts w:ascii="Courier New" w:eastAsia="Times New Roman" w:hAnsi="Courier New" w:cs="Courier New"/>
-          <w:kern w:val="0"/>
-          <w:sz w:val="20"/>
-          <w:szCs w:val="20"/>
-          <w:lang w:val="en-GB" w:eastAsia="en-GB"/>
-          <w14:ligatures w14:val="none"/>
-        </w:rPr>
-        <w:t>ts</w:t>
-      </w:r>
-      <w:r>
-        <w:rPr>
-          <w:rFonts w:ascii="Courier New" w:eastAsia="Times New Roman" w:hAnsi="Courier New" w:cs="Courier New"/>
-          <w:kern w:val="0"/>
-          <w:sz w:val="20"/>
-          <w:szCs w:val="20"/>
-          <w:lang w:val="en-GB" w:eastAsia="en-GB"/>
-          <w14:ligatures w14:val="none"/>
-        </w:rPr>
-        <w:t>uguA</w:t>
-      </w:r>
-      <w:proofErr w:type="spellEnd"/>
-      <w:r>
-        <w:rPr>
-          <w:rFonts w:ascii="Courier New" w:eastAsia="Times New Roman" w:hAnsi="Courier New" w:cs="Courier New"/>
-          <w:kern w:val="0"/>
-          <w:sz w:val="20"/>
-          <w:szCs w:val="20"/>
-          <w:lang w:val="en-GB" w:eastAsia="en-GB"/>
-          <w14:ligatures w14:val="none"/>
-        </w:rPr>
-        <w:t xml:space="preserve"> saw </w:t>
-      </w:r>
-      <w:proofErr w:type="spellStart"/>
-      <w:r>
-        <w:rPr>
-          <w:rFonts w:ascii="Courier New" w:eastAsia="Times New Roman" w:hAnsi="Courier New" w:cs="Courier New"/>
-          <w:kern w:val="0"/>
-          <w:sz w:val="20"/>
-          <w:szCs w:val="20"/>
-          <w:lang w:val="en-GB" w:eastAsia="en-GB"/>
-          <w14:ligatures w14:val="none"/>
-        </w:rPr>
-        <w:t>tI</w:t>
-      </w:r>
-      <w:proofErr w:type="spellEnd"/>
+        <w:t xml:space="preserve"> saw tI</w:t>
+      </w:r>
     </w:p>
     <w:p>
       <w:pPr>
@@ -18557,31 +15936,7 @@
           <w:lang w:val="en-GB" w:eastAsia="en-GB"/>
           <w14:ligatures w14:val="none"/>
         </w:rPr>
-        <w:t xml:space="preserve"> the wo-</w:t>
-      </w:r>
-      <w:proofErr w:type="spellStart"/>
-      <w:r>
-        <w:rPr>
-          <w:rFonts w:ascii="Times New Roman" w:eastAsia="Times New Roman" w:hAnsi="Times New Roman" w:cs="Times New Roman"/>
-          <w:kern w:val="0"/>
-          <w:sz w:val="20"/>
-          <w:szCs w:val="20"/>
-          <w:lang w:val="en-GB" w:eastAsia="en-GB"/>
-          <w14:ligatures w14:val="none"/>
-        </w:rPr>
-        <w:t>wc</w:t>
-      </w:r>
-      <w:proofErr w:type="spellEnd"/>
-      <w:r>
-        <w:rPr>
-          <w:rFonts w:ascii="Times New Roman" w:eastAsia="Times New Roman" w:hAnsi="Times New Roman" w:cs="Times New Roman"/>
-          <w:kern w:val="0"/>
-          <w:sz w:val="20"/>
-          <w:szCs w:val="20"/>
-          <w:lang w:val="en-GB" w:eastAsia="en-GB"/>
-          <w14:ligatures w14:val="none"/>
-        </w:rPr>
-        <w:t xml:space="preserve"> bracketing, we get the correct reading:</w:t>
+        <w:t xml:space="preserve"> the wo-wc bracketing, we get the correct reading:</w:t>
       </w:r>
     </w:p>
     <w:p>
@@ -18615,9 +15970,8 @@
           <w:lang w:val="en-GB" w:eastAsia="en-GB"/>
           <w14:ligatures w14:val="none"/>
         </w:rPr>
-        <w:t>.</w:t>
-      </w:r>
-      <w:proofErr w:type="spellStart"/>
+        <w:t xml:space="preserve">.yks eht ni sdridb </w:t>
+      </w:r>
       <w:r>
         <w:rPr>
           <w:rFonts w:ascii="Courier New" w:eastAsia="Times New Roman" w:hAnsi="Courier New" w:cs="Courier New"/>
@@ -18627,9 +15981,8 @@
           <w:lang w:val="en-GB" w:eastAsia="en-GB"/>
           <w14:ligatures w14:val="none"/>
         </w:rPr>
-        <w:t>yks</w:t>
-      </w:r>
-      <w:proofErr w:type="spellEnd"/>
+        <w:t>500</w:t>
+      </w:r>
       <w:r>
         <w:rPr>
           <w:rFonts w:ascii="Courier New" w:eastAsia="Times New Roman" w:hAnsi="Courier New" w:cs="Courier New"/>
@@ -18639,9 +15992,8 @@
           <w:lang w:val="en-GB" w:eastAsia="en-GB"/>
           <w14:ligatures w14:val="none"/>
         </w:rPr>
-        <w:t xml:space="preserve"> </w:t>
-      </w:r>
-      <w:proofErr w:type="spellStart"/>
+        <w:t xml:space="preserve">, </w:t>
+      </w:r>
       <w:r>
         <w:rPr>
           <w:rFonts w:ascii="Courier New" w:eastAsia="Times New Roman" w:hAnsi="Courier New" w:cs="Courier New"/>
@@ -18651,9 +16003,8 @@
           <w:lang w:val="en-GB" w:eastAsia="en-GB"/>
           <w14:ligatures w14:val="none"/>
         </w:rPr>
-        <w:t>eht</w:t>
-      </w:r>
-      <w:proofErr w:type="spellEnd"/>
+        <w:t>3</w:t>
+      </w:r>
       <w:r>
         <w:rPr>
           <w:rFonts w:ascii="Courier New" w:eastAsia="Times New Roman" w:hAnsi="Courier New" w:cs="Courier New"/>
@@ -18663,137 +16014,8 @@
           <w:lang w:val="en-GB" w:eastAsia="en-GB"/>
           <w14:ligatures w14:val="none"/>
         </w:rPr>
-        <w:t xml:space="preserve"> </w:t>
-      </w:r>
-      <w:proofErr w:type="spellStart"/>
-      <w:r>
-        <w:rPr>
-          <w:rFonts w:ascii="Courier New" w:eastAsia="Times New Roman" w:hAnsi="Courier New" w:cs="Courier New"/>
-          <w:kern w:val="0"/>
-          <w:sz w:val="20"/>
-          <w:szCs w:val="20"/>
-          <w:lang w:val="en-GB" w:eastAsia="en-GB"/>
-          <w14:ligatures w14:val="none"/>
-        </w:rPr>
-        <w:t>ni</w:t>
-      </w:r>
-      <w:proofErr w:type="spellEnd"/>
-      <w:r>
-        <w:rPr>
-          <w:rFonts w:ascii="Courier New" w:eastAsia="Times New Roman" w:hAnsi="Courier New" w:cs="Courier New"/>
-          <w:kern w:val="0"/>
-          <w:sz w:val="20"/>
-          <w:szCs w:val="20"/>
-          <w:lang w:val="en-GB" w:eastAsia="en-GB"/>
-          <w14:ligatures w14:val="none"/>
-        </w:rPr>
-        <w:t xml:space="preserve"> </w:t>
-      </w:r>
-      <w:proofErr w:type="spellStart"/>
-      <w:r>
-        <w:rPr>
-          <w:rFonts w:ascii="Courier New" w:eastAsia="Times New Roman" w:hAnsi="Courier New" w:cs="Courier New"/>
-          <w:kern w:val="0"/>
-          <w:sz w:val="20"/>
-          <w:szCs w:val="20"/>
-          <w:lang w:val="en-GB" w:eastAsia="en-GB"/>
-          <w14:ligatures w14:val="none"/>
-        </w:rPr>
-        <w:t>sdridb</w:t>
-      </w:r>
-      <w:proofErr w:type="spellEnd"/>
-      <w:r>
-        <w:rPr>
-          <w:rFonts w:ascii="Courier New" w:eastAsia="Times New Roman" w:hAnsi="Courier New" w:cs="Courier New"/>
-          <w:kern w:val="0"/>
-          <w:sz w:val="20"/>
-          <w:szCs w:val="20"/>
-          <w:lang w:val="en-GB" w:eastAsia="en-GB"/>
-          <w14:ligatures w14:val="none"/>
-        </w:rPr>
-        <w:t xml:space="preserve"> </w:t>
-      </w:r>
-      <w:r>
-        <w:rPr>
-          <w:rFonts w:ascii="Courier New" w:eastAsia="Times New Roman" w:hAnsi="Courier New" w:cs="Courier New"/>
-          <w:kern w:val="0"/>
-          <w:sz w:val="20"/>
-          <w:szCs w:val="20"/>
-          <w:lang w:val="en-GB" w:eastAsia="en-GB"/>
-          <w14:ligatures w14:val="none"/>
-        </w:rPr>
-        <w:t>500</w:t>
-      </w:r>
-      <w:r>
-        <w:rPr>
-          <w:rFonts w:ascii="Courier New" w:eastAsia="Times New Roman" w:hAnsi="Courier New" w:cs="Courier New"/>
-          <w:kern w:val="0"/>
-          <w:sz w:val="20"/>
-          <w:szCs w:val="20"/>
-          <w:lang w:val="en-GB" w:eastAsia="en-GB"/>
-          <w14:ligatures w14:val="none"/>
-        </w:rPr>
-        <w:t xml:space="preserve">, </w:t>
-      </w:r>
-      <w:r>
-        <w:rPr>
-          <w:rFonts w:ascii="Courier New" w:eastAsia="Times New Roman" w:hAnsi="Courier New" w:cs="Courier New"/>
-          <w:kern w:val="0"/>
-          <w:sz w:val="20"/>
-          <w:szCs w:val="20"/>
-          <w:lang w:val="en-GB" w:eastAsia="en-GB"/>
-          <w14:ligatures w14:val="none"/>
-        </w:rPr>
-        <w:t>3</w:t>
-      </w:r>
-      <w:r>
-        <w:rPr>
-          <w:rFonts w:ascii="Courier New" w:eastAsia="Times New Roman" w:hAnsi="Courier New" w:cs="Courier New"/>
-          <w:kern w:val="0"/>
-          <w:sz w:val="20"/>
-          <w:szCs w:val="20"/>
-          <w:lang w:val="en-GB" w:eastAsia="en-GB"/>
-          <w14:ligatures w14:val="none"/>
-        </w:rPr>
-        <w:t xml:space="preserve"> </w:t>
-      </w:r>
-      <w:proofErr w:type="spellStart"/>
-      <w:r>
-        <w:rPr>
-          <w:rFonts w:ascii="Courier New" w:eastAsia="Times New Roman" w:hAnsi="Courier New" w:cs="Courier New"/>
-          <w:kern w:val="0"/>
-          <w:sz w:val="20"/>
-          <w:szCs w:val="20"/>
-          <w:lang w:val="en-GB" w:eastAsia="en-GB"/>
-          <w14:ligatures w14:val="none"/>
-        </w:rPr>
-        <w:t>tsuguA</w:t>
-      </w:r>
-      <w:proofErr w:type="spellEnd"/>
-      <w:r>
-        <w:rPr>
-          <w:rFonts w:ascii="Courier New" w:eastAsia="Times New Roman" w:hAnsi="Courier New" w:cs="Courier New"/>
-          <w:kern w:val="0"/>
-          <w:sz w:val="20"/>
-          <w:szCs w:val="20"/>
-          <w:lang w:val="en-GB" w:eastAsia="en-GB"/>
-          <w14:ligatures w14:val="none"/>
-        </w:rPr>
-        <w:t xml:space="preserve"> saw </w:t>
-      </w:r>
-      <w:proofErr w:type="spellStart"/>
-      <w:r>
-        <w:rPr>
-          <w:rFonts w:ascii="Courier New" w:eastAsia="Times New Roman" w:hAnsi="Courier New" w:cs="Courier New"/>
-          <w:kern w:val="0"/>
-          <w:sz w:val="20"/>
-          <w:szCs w:val="20"/>
-          <w:lang w:val="en-GB" w:eastAsia="en-GB"/>
-          <w14:ligatures w14:val="none"/>
-        </w:rPr>
-        <w:t>tI</w:t>
-      </w:r>
-      <w:proofErr w:type="spellEnd"/>
+        <w:t xml:space="preserve"> tsuguA saw tI</w:t>
+      </w:r>
     </w:p>
     <w:p>
       <w:pPr>
@@ -18991,9 +16213,8 @@
           <w:lang w:val="en-GB" w:eastAsia="en-GB"/>
           <w14:ligatures w14:val="none"/>
         </w:rPr>
-        <w:t xml:space="preserve">for </w:t>
-      </w:r>
-      <w:proofErr w:type="spellStart"/>
+        <w:t>for bidi-bracket:c and bidi-bracket:wc</w:t>
+      </w:r>
       <w:r>
         <w:rPr>
           <w:rFonts w:ascii="Arial" w:eastAsia="Times New Roman" w:hAnsi="Arial" w:cs="Times New Roman"/>
@@ -19005,9 +16226,8 @@
           <w:lang w:val="en-GB" w:eastAsia="en-GB"/>
           <w14:ligatures w14:val="none"/>
         </w:rPr>
-        <w:t>bidi-bracket:c</w:t>
-      </w:r>
-      <w:proofErr w:type="spellEnd"/>
+        <w:t xml:space="preserve"> and </w:t>
+      </w:r>
       <w:r>
         <w:rPr>
           <w:rFonts w:ascii="Arial" w:eastAsia="Times New Roman" w:hAnsi="Arial" w:cs="Times New Roman"/>
@@ -19019,9 +16239,8 @@
           <w:lang w:val="en-GB" w:eastAsia="en-GB"/>
           <w14:ligatures w14:val="none"/>
         </w:rPr>
-        <w:t xml:space="preserve"> and </w:t>
-      </w:r>
-      <w:proofErr w:type="spellStart"/>
+        <w:t xml:space="preserve">for </w:t>
+      </w:r>
       <w:r>
         <w:rPr>
           <w:rFonts w:ascii="Arial" w:eastAsia="Times New Roman" w:hAnsi="Arial" w:cs="Times New Roman"/>
@@ -19033,46 +16252,6 @@
           <w:lang w:val="en-GB" w:eastAsia="en-GB"/>
           <w14:ligatures w14:val="none"/>
         </w:rPr>
-        <w:t>bidi-bracket:wc</w:t>
-      </w:r>
-      <w:proofErr w:type="spellEnd"/>
-      <w:r>
-        <w:rPr>
-          <w:rFonts w:ascii="Arial" w:eastAsia="Times New Roman" w:hAnsi="Arial" w:cs="Times New Roman"/>
-          <w:i w:val="0"/>
-          <w:iCs w:val="0"/>
-          <w:color w:val="auto"/>
-          <w:kern w:val="0"/>
-          <w:szCs w:val="20"/>
-          <w:lang w:val="en-GB" w:eastAsia="en-GB"/>
-          <w14:ligatures w14:val="none"/>
-        </w:rPr>
-        <w:t xml:space="preserve"> and </w:t>
-      </w:r>
-      <w:r>
-        <w:rPr>
-          <w:rFonts w:ascii="Arial" w:eastAsia="Times New Roman" w:hAnsi="Arial" w:cs="Times New Roman"/>
-          <w:i w:val="0"/>
-          <w:iCs w:val="0"/>
-          <w:color w:val="auto"/>
-          <w:kern w:val="0"/>
-          <w:szCs w:val="20"/>
-          <w:lang w:val="en-GB" w:eastAsia="en-GB"/>
-          <w14:ligatures w14:val="none"/>
-        </w:rPr>
-        <w:t xml:space="preserve">for </w:t>
-      </w:r>
-      <w:r>
-        <w:rPr>
-          <w:rFonts w:ascii="Arial" w:eastAsia="Times New Roman" w:hAnsi="Arial" w:cs="Times New Roman"/>
-          <w:i w:val="0"/>
-          <w:iCs w:val="0"/>
-          <w:color w:val="auto"/>
-          <w:kern w:val="0"/>
-          <w:szCs w:val="20"/>
-          <w:lang w:val="en-GB" w:eastAsia="en-GB"/>
-          <w14:ligatures w14:val="none"/>
-        </w:rPr>
         <w:t>word adjacent symbols</w:t>
       </w:r>
     </w:p>
@@ -19186,53 +16365,16 @@
         </w:rPr>
         <w:t xml:space="preserve">This step is augmented with the following rules for </w:t>
       </w:r>
-      <w:proofErr w:type="spellStart"/>
-      <w:r>
-        <w:rPr>
-          <w:rFonts w:ascii="Times New Roman" w:eastAsia="Times New Roman" w:hAnsi="Times New Roman" w:cs="Times New Roman"/>
-          <w:kern w:val="0"/>
-          <w:sz w:val="20"/>
-          <w:szCs w:val="20"/>
-          <w:lang w:val="en-GB" w:eastAsia="en-GB"/>
-          <w14:ligatures w14:val="none"/>
-        </w:rPr>
-        <w:t>bidi-brackt:c</w:t>
-      </w:r>
-      <w:proofErr w:type="spellEnd"/>
-      <w:r>
-        <w:rPr>
-          <w:rFonts w:ascii="Times New Roman" w:eastAsia="Times New Roman" w:hAnsi="Times New Roman" w:cs="Times New Roman"/>
-          <w:kern w:val="0"/>
-          <w:sz w:val="20"/>
-          <w:szCs w:val="20"/>
-          <w:lang w:val="en-GB" w:eastAsia="en-GB"/>
-          <w14:ligatures w14:val="none"/>
-        </w:rPr>
-        <w:t xml:space="preserve"> (close) and </w:t>
-      </w:r>
-      <w:proofErr w:type="spellStart"/>
-      <w:r>
-        <w:rPr>
-          <w:rFonts w:ascii="Times New Roman" w:eastAsia="Times New Roman" w:hAnsi="Times New Roman" w:cs="Times New Roman"/>
-          <w:kern w:val="0"/>
-          <w:sz w:val="20"/>
-          <w:szCs w:val="20"/>
-          <w:lang w:val="en-GB" w:eastAsia="en-GB"/>
-          <w14:ligatures w14:val="none"/>
-        </w:rPr>
-        <w:t>bidi-bracket:wc</w:t>
-      </w:r>
-      <w:proofErr w:type="spellEnd"/>
-      <w:r>
-        <w:rPr>
-          <w:rFonts w:ascii="Times New Roman" w:eastAsia="Times New Roman" w:hAnsi="Times New Roman" w:cs="Times New Roman"/>
-          <w:kern w:val="0"/>
-          <w:sz w:val="20"/>
-          <w:szCs w:val="20"/>
-          <w:lang w:val="en-GB" w:eastAsia="en-GB"/>
-          <w14:ligatures w14:val="none"/>
-        </w:rPr>
-        <w:t xml:space="preserve"> (weak close).</w:t>
+      <w:r>
+        <w:rPr>
+          <w:rFonts w:ascii="Times New Roman" w:eastAsia="Times New Roman" w:hAnsi="Times New Roman" w:cs="Times New Roman"/>
+          <w:kern w:val="0"/>
+          <w:sz w:val="20"/>
+          <w:szCs w:val="20"/>
+          <w:lang w:val="en-GB" w:eastAsia="en-GB"/>
+          <w14:ligatures w14:val="none"/>
+        </w:rPr>
+        <w:t>bidi-brackt:c (close) and bidi-bracket:wc (weak close).</w:t>
       </w:r>
     </w:p>
     <w:p>
@@ -19470,55 +16612,7 @@
           <w:lang w:val="en-GB" w:eastAsia="en-GB"/>
           <w14:ligatures w14:val="none"/>
         </w:rPr>
-        <w:t xml:space="preserve"> or </w:t>
-      </w:r>
-      <w:proofErr w:type="spellStart"/>
-      <w:r>
-        <w:rPr>
-          <w:rFonts w:ascii="Times New Roman" w:eastAsia="Times New Roman" w:hAnsi="Times New Roman" w:cs="Times New Roman"/>
-          <w:kern w:val="0"/>
-          <w:sz w:val="20"/>
-          <w:szCs w:val="20"/>
-          <w:lang w:val="en-GB" w:eastAsia="en-GB"/>
-          <w14:ligatures w14:val="none"/>
-        </w:rPr>
-        <w:t>bos</w:t>
-      </w:r>
-      <w:proofErr w:type="spellEnd"/>
-      <w:r>
-        <w:rPr>
-          <w:rFonts w:ascii="Times New Roman" w:eastAsia="Times New Roman" w:hAnsi="Times New Roman" w:cs="Times New Roman"/>
-          <w:kern w:val="0"/>
-          <w:sz w:val="20"/>
-          <w:szCs w:val="20"/>
-          <w:lang w:val="en-GB" w:eastAsia="en-GB"/>
-          <w14:ligatures w14:val="none"/>
-        </w:rPr>
-        <w:t xml:space="preserve"> or </w:t>
-      </w:r>
-      <w:proofErr w:type="spellStart"/>
-      <w:r>
-        <w:rPr>
-          <w:rFonts w:ascii="Times New Roman" w:eastAsia="Times New Roman" w:hAnsi="Times New Roman" w:cs="Times New Roman"/>
-          <w:kern w:val="0"/>
-          <w:sz w:val="20"/>
-          <w:szCs w:val="20"/>
-          <w:lang w:val="en-GB" w:eastAsia="en-GB"/>
-          <w14:ligatures w14:val="none"/>
-        </w:rPr>
-        <w:t>eos</w:t>
-      </w:r>
-      <w:proofErr w:type="spellEnd"/>
-      <w:r>
-        <w:rPr>
-          <w:rFonts w:ascii="Times New Roman" w:eastAsia="Times New Roman" w:hAnsi="Times New Roman" w:cs="Times New Roman"/>
-          <w:kern w:val="0"/>
-          <w:sz w:val="20"/>
-          <w:szCs w:val="20"/>
-          <w:lang w:val="en-GB" w:eastAsia="en-GB"/>
-          <w14:ligatures w14:val="none"/>
-        </w:rPr>
-        <w:t xml:space="preserve"> on the other</w:t>
+        <w:t xml:space="preserve"> or bos or eos on the other</w:t>
       </w:r>
       <w:r>
         <w:rPr>
@@ -19581,7 +16675,6 @@
           <w14:ligatures w14:val="none"/>
         </w:rPr>
       </w:pPr>
-      <w:proofErr w:type="spellStart"/>
       <w:r>
         <w:rPr>
           <w:rFonts w:ascii="Times New Roman" w:eastAsia="Times New Roman" w:hAnsi="Times New Roman" w:cs="Times New Roman"/>
@@ -19592,20 +16685,7 @@
           <w:lang w:val="en-GB" w:eastAsia="en-GB"/>
           <w14:ligatures w14:val="none"/>
         </w:rPr>
-        <w:t>Bidi-bracket:c</w:t>
-      </w:r>
-      <w:proofErr w:type="spellEnd"/>
-      <w:r>
-        <w:rPr>
-          <w:rFonts w:ascii="Times New Roman" w:eastAsia="Times New Roman" w:hAnsi="Times New Roman" w:cs="Times New Roman"/>
-          <w:kern w:val="0"/>
-          <w:sz w:val="20"/>
-          <w:szCs w:val="20"/>
-          <w:u w:val="single"/>
-          <w:lang w:val="en-GB" w:eastAsia="en-GB"/>
-          <w14:ligatures w14:val="none"/>
-        </w:rPr>
-        <w:t xml:space="preserve"> character</w:t>
+        <w:t>Bidi-bracket:c character</w:t>
       </w:r>
       <w:r>
         <w:rPr>
@@ -19640,31 +16720,7 @@
           <w:lang w:val="en-GB" w:eastAsia="en-GB"/>
           <w14:ligatures w14:val="none"/>
         </w:rPr>
-        <w:t xml:space="preserve"> a </w:t>
-      </w:r>
-      <w:proofErr w:type="spellStart"/>
-      <w:r>
-        <w:rPr>
-          <w:rFonts w:ascii="Times New Roman" w:eastAsia="Times New Roman" w:hAnsi="Times New Roman" w:cs="Times New Roman"/>
-          <w:kern w:val="0"/>
-          <w:sz w:val="20"/>
-          <w:szCs w:val="20"/>
-          <w:lang w:val="en-GB" w:eastAsia="en-GB"/>
-          <w14:ligatures w14:val="none"/>
-        </w:rPr>
-        <w:t>bidi-bracket:o</w:t>
-      </w:r>
-      <w:proofErr w:type="spellEnd"/>
-      <w:r>
-        <w:rPr>
-          <w:rFonts w:ascii="Times New Roman" w:eastAsia="Times New Roman" w:hAnsi="Times New Roman" w:cs="Times New Roman"/>
-          <w:kern w:val="0"/>
-          <w:sz w:val="20"/>
-          <w:szCs w:val="20"/>
-          <w:lang w:val="en-GB" w:eastAsia="en-GB"/>
-          <w14:ligatures w14:val="none"/>
-        </w:rPr>
-        <w:t xml:space="preserve"> character is given a strong direction (by other rules)</w:t>
+        <w:t xml:space="preserve"> a bidi-bracket:o character is given a strong direction (by other rules)</w:t>
       </w:r>
       <w:r>
         <w:rPr>
@@ -19721,19 +16777,7 @@
           <w:lang w:val="en-GB" w:eastAsia="en-GB"/>
           <w14:ligatures w14:val="none"/>
         </w:rPr>
-        <w:t xml:space="preserve"> </w:t>
-      </w:r>
-      <w:proofErr w:type="spellStart"/>
-      <w:r>
-        <w:rPr>
-          <w:rFonts w:ascii="Times New Roman" w:eastAsia="Times New Roman" w:hAnsi="Times New Roman" w:cs="Times New Roman"/>
-          <w:kern w:val="0"/>
-          <w:sz w:val="20"/>
-          <w:szCs w:val="20"/>
-          <w:lang w:val="en-GB" w:eastAsia="en-GB"/>
-          <w14:ligatures w14:val="none"/>
-        </w:rPr>
-        <w:t>bidi-bracket:</w:t>
+        <w:t xml:space="preserve"> bidi-bracket:</w:t>
       </w:r>
       <w:r>
         <w:rPr>
@@ -19755,19 +16799,7 @@
           <w:lang w:val="en-GB" w:eastAsia="en-GB"/>
           <w14:ligatures w14:val="none"/>
         </w:rPr>
-        <w:t>c</w:t>
-      </w:r>
-      <w:proofErr w:type="spellEnd"/>
-      <w:r>
-        <w:rPr>
-          <w:rFonts w:ascii="Times New Roman" w:eastAsia="Times New Roman" w:hAnsi="Times New Roman" w:cs="Times New Roman"/>
-          <w:kern w:val="0"/>
-          <w:sz w:val="20"/>
-          <w:szCs w:val="20"/>
-          <w:lang w:val="en-GB" w:eastAsia="en-GB"/>
-          <w14:ligatures w14:val="none"/>
-        </w:rPr>
-        <w:t xml:space="preserve"> character gets the same direction directly (no other rules)</w:t>
+        <w:t>c character gets the same direction directly (no other rules)</w:t>
       </w:r>
     </w:p>
     <w:p>
@@ -19786,7 +16818,6 @@
           <w14:ligatures w14:val="none"/>
         </w:rPr>
       </w:pPr>
-      <w:proofErr w:type="spellStart"/>
       <w:r>
         <w:rPr>
           <w:rFonts w:ascii="Times New Roman" w:eastAsia="Times New Roman" w:hAnsi="Times New Roman" w:cs="Times New Roman"/>
@@ -19797,20 +16828,7 @@
           <w:lang w:val="en-GB" w:eastAsia="en-GB"/>
           <w14:ligatures w14:val="none"/>
         </w:rPr>
-        <w:t>Bidi-bracket:wc</w:t>
-      </w:r>
-      <w:proofErr w:type="spellEnd"/>
-      <w:r>
-        <w:rPr>
-          <w:rFonts w:ascii="Times New Roman" w:eastAsia="Times New Roman" w:hAnsi="Times New Roman" w:cs="Times New Roman"/>
-          <w:kern w:val="0"/>
-          <w:sz w:val="20"/>
-          <w:szCs w:val="20"/>
-          <w:u w:val="single"/>
-          <w:lang w:val="en-GB" w:eastAsia="en-GB"/>
-          <w14:ligatures w14:val="none"/>
-        </w:rPr>
-        <w:t xml:space="preserve"> character</w:t>
+        <w:t>Bidi-bracket:wc character</w:t>
       </w:r>
       <w:r>
         <w:rPr>
@@ -19845,43 +16863,7 @@
           <w:lang w:val="en-GB" w:eastAsia="en-GB"/>
           <w14:ligatures w14:val="none"/>
         </w:rPr>
-        <w:t xml:space="preserve"> a </w:t>
-      </w:r>
-      <w:proofErr w:type="spellStart"/>
-      <w:r>
-        <w:rPr>
-          <w:rFonts w:ascii="Times New Roman" w:eastAsia="Times New Roman" w:hAnsi="Times New Roman" w:cs="Times New Roman"/>
-          <w:kern w:val="0"/>
-          <w:sz w:val="20"/>
-          <w:szCs w:val="20"/>
-          <w:lang w:val="en-GB" w:eastAsia="en-GB"/>
-          <w14:ligatures w14:val="none"/>
-        </w:rPr>
-        <w:t>bidi-bracket:wo</w:t>
-      </w:r>
-      <w:proofErr w:type="spellEnd"/>
-      <w:r>
-        <w:rPr>
-          <w:rFonts w:ascii="Times New Roman" w:eastAsia="Times New Roman" w:hAnsi="Times New Roman" w:cs="Times New Roman"/>
-          <w:kern w:val="0"/>
-          <w:sz w:val="20"/>
-          <w:szCs w:val="20"/>
-          <w:lang w:val="en-GB" w:eastAsia="en-GB"/>
-          <w14:ligatures w14:val="none"/>
-        </w:rPr>
-        <w:t xml:space="preserve"> character is given a strong direction (by other rules; the </w:t>
-      </w:r>
-      <w:proofErr w:type="spellStart"/>
-      <w:r>
-        <w:rPr>
-          <w:rFonts w:ascii="Times New Roman" w:eastAsia="Times New Roman" w:hAnsi="Times New Roman" w:cs="Times New Roman"/>
-          <w:kern w:val="0"/>
-          <w:sz w:val="20"/>
-          <w:szCs w:val="20"/>
-          <w:lang w:val="en-GB" w:eastAsia="en-GB"/>
-          <w14:ligatures w14:val="none"/>
-        </w:rPr>
-        <w:t>U+</w:t>
+        <w:t xml:space="preserve"> a bidi-bracket:wo character is given a strong direction (by other rules; the U+</w:t>
       </w:r>
       <w:r>
         <w:rPr>
@@ -19914,31 +16896,7 @@
           <w:lang w:val="en-GB" w:eastAsia="en-GB"/>
           <w14:ligatures w14:val="none"/>
         </w:rPr>
-        <w:t>6</w:t>
-      </w:r>
-      <w:proofErr w:type="spellEnd"/>
-      <w:r>
-        <w:rPr>
-          <w:rFonts w:ascii="Times New Roman" w:eastAsia="Times New Roman" w:hAnsi="Times New Roman" w:cs="Times New Roman"/>
-          <w:kern w:val="0"/>
-          <w:sz w:val="20"/>
-          <w:szCs w:val="20"/>
-          <w:lang w:val="en-GB" w:eastAsia="en-GB"/>
-          <w14:ligatures w14:val="none"/>
-        </w:rPr>
-        <w:t xml:space="preserve"> and </w:t>
-      </w:r>
-      <w:proofErr w:type="spellStart"/>
-      <w:r>
-        <w:rPr>
-          <w:rFonts w:ascii="Times New Roman" w:eastAsia="Times New Roman" w:hAnsi="Times New Roman" w:cs="Times New Roman"/>
-          <w:kern w:val="0"/>
-          <w:sz w:val="20"/>
-          <w:szCs w:val="20"/>
-          <w:lang w:val="en-GB" w:eastAsia="en-GB"/>
-          <w14:ligatures w14:val="none"/>
-        </w:rPr>
-        <w:t>U+00</w:t>
+        <w:t>6 and U+00</w:t>
       </w:r>
       <w:r>
         <w:rPr>
@@ -19960,43 +16918,7 @@
           <w:lang w:val="en-GB" w:eastAsia="en-GB"/>
           <w14:ligatures w14:val="none"/>
         </w:rPr>
-        <w:t>7</w:t>
-      </w:r>
-      <w:proofErr w:type="spellEnd"/>
-      <w:r>
-        <w:rPr>
-          <w:rFonts w:ascii="Times New Roman" w:eastAsia="Times New Roman" w:hAnsi="Times New Roman" w:cs="Times New Roman"/>
-          <w:kern w:val="0"/>
-          <w:sz w:val="20"/>
-          <w:szCs w:val="20"/>
-          <w:lang w:val="en-GB" w:eastAsia="en-GB"/>
-          <w14:ligatures w14:val="none"/>
-        </w:rPr>
-        <w:t xml:space="preserve"> are </w:t>
-      </w:r>
-      <w:proofErr w:type="spellStart"/>
-      <w:r>
-        <w:rPr>
-          <w:rFonts w:ascii="Times New Roman" w:eastAsia="Times New Roman" w:hAnsi="Times New Roman" w:cs="Times New Roman"/>
-          <w:kern w:val="0"/>
-          <w:sz w:val="20"/>
-          <w:szCs w:val="20"/>
-          <w:lang w:val="en-GB" w:eastAsia="en-GB"/>
-          <w14:ligatures w14:val="none"/>
-        </w:rPr>
-        <w:t>bidi:ON</w:t>
-      </w:r>
-      <w:proofErr w:type="spellEnd"/>
-      <w:r>
-        <w:rPr>
-          <w:rFonts w:ascii="Times New Roman" w:eastAsia="Times New Roman" w:hAnsi="Times New Roman" w:cs="Times New Roman"/>
-          <w:kern w:val="0"/>
-          <w:sz w:val="20"/>
-          <w:szCs w:val="20"/>
-          <w:lang w:val="en-GB" w:eastAsia="en-GB"/>
-          <w14:ligatures w14:val="none"/>
-        </w:rPr>
-        <w:t xml:space="preserve"> initially</w:t>
+        <w:t>7 are bidi:ON initially</w:t>
       </w:r>
       <w:r>
         <w:rPr>
@@ -20031,19 +16953,7 @@
           <w:lang w:val="en-GB" w:eastAsia="en-GB"/>
           <w14:ligatures w14:val="none"/>
         </w:rPr>
-        <w:t xml:space="preserve"> </w:t>
-      </w:r>
-      <w:proofErr w:type="spellStart"/>
-      <w:r>
-        <w:rPr>
-          <w:rFonts w:ascii="Times New Roman" w:eastAsia="Times New Roman" w:hAnsi="Times New Roman" w:cs="Times New Roman"/>
-          <w:kern w:val="0"/>
-          <w:sz w:val="20"/>
-          <w:szCs w:val="20"/>
-          <w:lang w:val="en-GB" w:eastAsia="en-GB"/>
-          <w14:ligatures w14:val="none"/>
-        </w:rPr>
-        <w:t>bidi-bracket:</w:t>
+        <w:t xml:space="preserve"> bidi-bracket:</w:t>
       </w:r>
       <w:r>
         <w:rPr>
@@ -20065,54 +16975,18 @@
           <w:lang w:val="en-GB" w:eastAsia="en-GB"/>
           <w14:ligatures w14:val="none"/>
         </w:rPr>
-        <w:t>c</w:t>
-      </w:r>
-      <w:proofErr w:type="spellEnd"/>
-      <w:r>
-        <w:rPr>
-          <w:rFonts w:ascii="Times New Roman" w:eastAsia="Times New Roman" w:hAnsi="Times New Roman" w:cs="Times New Roman"/>
-          <w:kern w:val="0"/>
-          <w:sz w:val="20"/>
-          <w:szCs w:val="20"/>
-          <w:lang w:val="en-GB" w:eastAsia="en-GB"/>
-          <w14:ligatures w14:val="none"/>
-        </w:rPr>
-        <w:t xml:space="preserve"> character gets the same direction directly (no other rules).</w:t>
-      </w:r>
-      <w:r>
-        <w:rPr>
-          <w:rFonts w:ascii="Times New Roman" w:eastAsia="Times New Roman" w:hAnsi="Times New Roman" w:cs="Times New Roman"/>
-          <w:kern w:val="0"/>
-          <w:sz w:val="20"/>
-          <w:szCs w:val="20"/>
-          <w:lang w:val="en-GB" w:eastAsia="en-GB"/>
-          <w14:ligatures w14:val="none"/>
-        </w:rPr>
-        <w:t xml:space="preserve"> For any sequence of ,.;:!? (may be mixed; includes reverse ,;?) immediately before it, assign those ,.;:!? to the same strong direction as the ,.;:!? that is </w:t>
-      </w:r>
-      <w:proofErr w:type="spellStart"/>
-      <w:r>
-        <w:rPr>
-          <w:rFonts w:ascii="Times New Roman" w:eastAsia="Times New Roman" w:hAnsi="Times New Roman" w:cs="Times New Roman"/>
-          <w:kern w:val="0"/>
-          <w:sz w:val="20"/>
-          <w:szCs w:val="20"/>
-          <w:lang w:val="en-GB" w:eastAsia="en-GB"/>
-          <w14:ligatures w14:val="none"/>
-        </w:rPr>
-        <w:t>bidi-bracket:wc</w:t>
-      </w:r>
-      <w:proofErr w:type="spellEnd"/>
-      <w:r>
-        <w:rPr>
-          <w:rFonts w:ascii="Times New Roman" w:eastAsia="Times New Roman" w:hAnsi="Times New Roman" w:cs="Times New Roman"/>
-          <w:kern w:val="0"/>
-          <w:sz w:val="20"/>
-          <w:szCs w:val="20"/>
-          <w:lang w:val="en-GB" w:eastAsia="en-GB"/>
-          <w14:ligatures w14:val="none"/>
-        </w:rPr>
-        <w:t>.</w:t>
+        <w:t>c character gets the same direction directly (no other rules).</w:t>
+      </w:r>
+      <w:r>
+        <w:rPr>
+          <w:rFonts w:ascii="Times New Roman" w:eastAsia="Times New Roman" w:hAnsi="Times New Roman" w:cs="Times New Roman"/>
+          <w:kern w:val="0"/>
+          <w:sz w:val="20"/>
+          <w:szCs w:val="20"/>
+          <w:lang w:val="en-GB" w:eastAsia="en-GB"/>
+          <w14:ligatures w14:val="none"/>
+        </w:rPr>
+        <w:t xml:space="preserve"> For any sequence of ,.;:!? (may be mixed; includes reverse ,;?) immediately before it, assign those ,.;:!? to the same strong direction as the ,.;:!? that is bidi-bracket:wc.</w:t>
       </w:r>
     </w:p>
     <w:p>
@@ -20297,51 +17171,8 @@
           <w:lang w:val="en-GB" w:eastAsia="en-GB"/>
           <w14:ligatures w14:val="none"/>
         </w:rPr>
-        <w:t xml:space="preserve">-specific use of </w:t>
-      </w:r>
-      <w:proofErr w:type="spellStart"/>
-      <w:r>
-        <w:rPr>
-          <w:rFonts w:ascii="Arial" w:eastAsia="Times New Roman" w:hAnsi="Arial" w:cs="Times New Roman"/>
-          <w:i w:val="0"/>
-          <w:iCs w:val="0"/>
-          <w:color w:val="auto"/>
-          <w:kern w:val="0"/>
-          <w:szCs w:val="20"/>
-          <w:lang w:val="en-GB" w:eastAsia="en-GB"/>
-          <w14:ligatures w14:val="none"/>
-        </w:rPr>
-        <w:t>IS1</w:t>
-      </w:r>
-      <w:proofErr w:type="spellEnd"/>
-      <w:r>
-        <w:rPr>
-          <w:rFonts w:ascii="Arial" w:eastAsia="Times New Roman" w:hAnsi="Arial" w:cs="Times New Roman"/>
-          <w:i w:val="0"/>
-          <w:iCs w:val="0"/>
-          <w:color w:val="auto"/>
-          <w:kern w:val="0"/>
-          <w:szCs w:val="20"/>
-          <w:lang w:val="en-GB" w:eastAsia="en-GB"/>
-          <w14:ligatures w14:val="none"/>
-        </w:rPr>
-        <w:t>..</w:t>
-      </w:r>
-      <w:proofErr w:type="spellStart"/>
-      <w:r>
-        <w:rPr>
-          <w:rFonts w:ascii="Arial" w:eastAsia="Times New Roman" w:hAnsi="Arial" w:cs="Times New Roman"/>
-          <w:i w:val="0"/>
-          <w:iCs w:val="0"/>
-          <w:color w:val="auto"/>
-          <w:kern w:val="0"/>
-          <w:szCs w:val="20"/>
-          <w:lang w:val="en-GB" w:eastAsia="en-GB"/>
-          <w14:ligatures w14:val="none"/>
-        </w:rPr>
-        <w:t>IS4</w:t>
-      </w:r>
-      <w:proofErr w:type="spellEnd"/>
+        <w:t>-specific use of IS1..IS4</w:t>
+      </w:r>
     </w:p>
     <w:p>
       <w:pPr>
@@ -20363,55 +17194,7 @@
           <w:lang w:val="en-GB" w:eastAsia="en-GB"/>
           <w14:ligatures w14:val="none"/>
         </w:rPr>
-        <w:t>The “INFORMATION SEPARATORS” (</w:t>
-      </w:r>
-      <w:proofErr w:type="spellStart"/>
-      <w:r>
-        <w:rPr>
-          <w:rFonts w:ascii="Times New Roman" w:eastAsia="Times New Roman" w:hAnsi="Times New Roman" w:cs="Times New Roman"/>
-          <w:kern w:val="0"/>
-          <w:sz w:val="20"/>
-          <w:szCs w:val="20"/>
-          <w:lang w:val="en-GB" w:eastAsia="en-GB"/>
-          <w14:ligatures w14:val="none"/>
-        </w:rPr>
-        <w:t>IS1</w:t>
-      </w:r>
-      <w:proofErr w:type="spellEnd"/>
-      <w:r>
-        <w:rPr>
-          <w:rFonts w:ascii="Times New Roman" w:eastAsia="Times New Roman" w:hAnsi="Times New Roman" w:cs="Times New Roman"/>
-          <w:kern w:val="0"/>
-          <w:sz w:val="20"/>
-          <w:szCs w:val="20"/>
-          <w:lang w:val="en-GB" w:eastAsia="en-GB"/>
-          <w14:ligatures w14:val="none"/>
-        </w:rPr>
-        <w:t>..</w:t>
-      </w:r>
-      <w:proofErr w:type="spellStart"/>
-      <w:r>
-        <w:rPr>
-          <w:rFonts w:ascii="Times New Roman" w:eastAsia="Times New Roman" w:hAnsi="Times New Roman" w:cs="Times New Roman"/>
-          <w:kern w:val="0"/>
-          <w:sz w:val="20"/>
-          <w:szCs w:val="20"/>
-          <w:lang w:val="en-GB" w:eastAsia="en-GB"/>
-          <w14:ligatures w14:val="none"/>
-        </w:rPr>
-        <w:t>IS4</w:t>
-      </w:r>
-      <w:proofErr w:type="spellEnd"/>
-      <w:r>
-        <w:rPr>
-          <w:rFonts w:ascii="Times New Roman" w:eastAsia="Times New Roman" w:hAnsi="Times New Roman" w:cs="Times New Roman"/>
-          <w:kern w:val="0"/>
-          <w:sz w:val="20"/>
-          <w:szCs w:val="20"/>
-          <w:lang w:val="en-GB" w:eastAsia="en-GB"/>
-          <w14:ligatures w14:val="none"/>
-        </w:rPr>
-        <w:t xml:space="preserve">) are </w:t>
+        <w:t xml:space="preserve">The “INFORMATION SEPARATORS” (IS1..IS4) are </w:t>
       </w:r>
       <w:r>
         <w:rPr>
@@ -20510,55 +17293,7 @@
           <w:lang w:val="en-GB" w:eastAsia="en-GB"/>
           <w14:ligatures w14:val="none"/>
         </w:rPr>
-        <w:t xml:space="preserve">However, that is just the ASCII ‘instantiation’ of the (later defined) </w:t>
-      </w:r>
-      <w:proofErr w:type="spellStart"/>
-      <w:r>
-        <w:rPr>
-          <w:rFonts w:ascii="Times New Roman" w:eastAsia="Times New Roman" w:hAnsi="Times New Roman" w:cs="Times New Roman"/>
-          <w:kern w:val="0"/>
-          <w:sz w:val="20"/>
-          <w:szCs w:val="20"/>
-          <w:lang w:val="en-GB" w:eastAsia="en-GB"/>
-          <w14:ligatures w14:val="none"/>
-        </w:rPr>
-        <w:t>IS1</w:t>
-      </w:r>
-      <w:proofErr w:type="spellEnd"/>
-      <w:r>
-        <w:rPr>
-          <w:rFonts w:ascii="Times New Roman" w:eastAsia="Times New Roman" w:hAnsi="Times New Roman" w:cs="Times New Roman"/>
-          <w:kern w:val="0"/>
-          <w:sz w:val="20"/>
-          <w:szCs w:val="20"/>
-          <w:lang w:val="en-GB" w:eastAsia="en-GB"/>
-          <w14:ligatures w14:val="none"/>
-        </w:rPr>
-        <w:t>..</w:t>
-      </w:r>
-      <w:proofErr w:type="spellStart"/>
-      <w:r>
-        <w:rPr>
-          <w:rFonts w:ascii="Times New Roman" w:eastAsia="Times New Roman" w:hAnsi="Times New Roman" w:cs="Times New Roman"/>
-          <w:kern w:val="0"/>
-          <w:sz w:val="20"/>
-          <w:szCs w:val="20"/>
-          <w:lang w:val="en-GB" w:eastAsia="en-GB"/>
-          <w14:ligatures w14:val="none"/>
-        </w:rPr>
-        <w:t>IS4</w:t>
-      </w:r>
-      <w:proofErr w:type="spellEnd"/>
-      <w:r>
-        <w:rPr>
-          <w:rFonts w:ascii="Times New Roman" w:eastAsia="Times New Roman" w:hAnsi="Times New Roman" w:cs="Times New Roman"/>
-          <w:kern w:val="0"/>
-          <w:sz w:val="20"/>
-          <w:szCs w:val="20"/>
-          <w:lang w:val="en-GB" w:eastAsia="en-GB"/>
-          <w14:ligatures w14:val="none"/>
-        </w:rPr>
-        <w:t xml:space="preserve">. </w:t>
+        <w:t xml:space="preserve">However, that is just the ASCII ‘instantiation’ of the (later defined) IS1..IS4. </w:t>
       </w:r>
       <w:r>
         <w:rPr>
@@ -20769,55 +17504,18 @@
           <w:lang w:val="en-GB" w:eastAsia="en-GB"/>
           <w14:ligatures w14:val="none"/>
         </w:rPr>
-        <w:t xml:space="preserve">. But we can use a modified version of the original CSV format, using </w:t>
-      </w:r>
-      <w:proofErr w:type="spellStart"/>
-      <w:r>
-        <w:rPr>
-          <w:rFonts w:ascii="Times New Roman" w:eastAsia="Times New Roman" w:hAnsi="Times New Roman" w:cs="Times New Roman"/>
-          <w:kern w:val="0"/>
-          <w:sz w:val="20"/>
-          <w:szCs w:val="20"/>
-          <w:lang w:val="en-GB" w:eastAsia="en-GB"/>
-          <w14:ligatures w14:val="none"/>
-        </w:rPr>
-        <w:t>IS1</w:t>
-      </w:r>
-      <w:proofErr w:type="spellEnd"/>
-      <w:r>
-        <w:rPr>
-          <w:rFonts w:ascii="Times New Roman" w:eastAsia="Times New Roman" w:hAnsi="Times New Roman" w:cs="Times New Roman"/>
-          <w:kern w:val="0"/>
-          <w:sz w:val="20"/>
-          <w:szCs w:val="20"/>
-          <w:lang w:val="en-GB" w:eastAsia="en-GB"/>
-          <w14:ligatures w14:val="none"/>
-        </w:rPr>
-        <w:t>…</w:t>
-      </w:r>
-      <w:proofErr w:type="spellStart"/>
-      <w:r>
-        <w:rPr>
-          <w:rFonts w:ascii="Times New Roman" w:eastAsia="Times New Roman" w:hAnsi="Times New Roman" w:cs="Times New Roman"/>
-          <w:kern w:val="0"/>
-          <w:sz w:val="20"/>
-          <w:szCs w:val="20"/>
-          <w:lang w:val="en-GB" w:eastAsia="en-GB"/>
-          <w14:ligatures w14:val="none"/>
-        </w:rPr>
-        <w:t>IS4</w:t>
-      </w:r>
-      <w:proofErr w:type="spellEnd"/>
-      <w:r>
-        <w:rPr>
-          <w:rFonts w:ascii="Times New Roman" w:eastAsia="Times New Roman" w:hAnsi="Times New Roman" w:cs="Times New Roman"/>
-          <w:kern w:val="0"/>
-          <w:sz w:val="20"/>
-          <w:szCs w:val="20"/>
-          <w:lang w:val="en-GB" w:eastAsia="en-GB"/>
-          <w14:ligatures w14:val="none"/>
-        </w:rPr>
-        <w:t xml:space="preserve">, </w:t>
+        <w:t>. But we can use a modified version of the original CSV format, using IS1</w:t>
+      </w:r>
+      <w:r>
+        <w:rPr>
+          <w:rFonts w:ascii="Times New Roman" w:eastAsia="Times New Roman" w:hAnsi="Times New Roman" w:cs="Times New Roman"/>
+          <w:kern w:val="0"/>
+          <w:sz w:val="20"/>
+          <w:szCs w:val="20"/>
+          <w:lang w:val="en-GB" w:eastAsia="en-GB"/>
+          <w14:ligatures w14:val="none"/>
+        </w:rPr>
+        <w:t xml:space="preserve">…IS4, </w:t>
       </w:r>
       <w:r>
         <w:rPr>
@@ -20961,31 +17659,7 @@
           <w:lang w:val="en-GB" w:eastAsia="en-GB"/>
           <w14:ligatures w14:val="none"/>
         </w:rPr>
-        <w:t xml:space="preserve">, in the </w:t>
-      </w:r>
-      <w:proofErr w:type="spellStart"/>
-      <w:r>
-        <w:rPr>
-          <w:rFonts w:ascii="Times New Roman" w:eastAsia="Times New Roman" w:hAnsi="Times New Roman" w:cs="Times New Roman"/>
-          <w:kern w:val="0"/>
-          <w:sz w:val="20"/>
-          <w:szCs w:val="20"/>
-          <w:lang w:val="en-GB" w:eastAsia="en-GB"/>
-          <w14:ligatures w14:val="none"/>
-        </w:rPr>
-        <w:t>SS3</w:t>
-      </w:r>
-      <w:proofErr w:type="spellEnd"/>
-      <w:r>
-        <w:rPr>
-          <w:rFonts w:ascii="Times New Roman" w:eastAsia="Times New Roman" w:hAnsi="Times New Roman" w:cs="Times New Roman"/>
-          <w:kern w:val="0"/>
-          <w:sz w:val="20"/>
-          <w:szCs w:val="20"/>
-          <w:lang w:val="en-GB" w:eastAsia="en-GB"/>
-          <w14:ligatures w14:val="none"/>
-        </w:rPr>
-        <w:t xml:space="preserve"> table</w:t>
+        <w:t>, in the SS3 table</w:t>
       </w:r>
       <w:r>
         <w:rPr>
@@ -21032,7 +17706,6 @@
           <w14:ligatures w14:val="none"/>
         </w:rPr>
       </w:pPr>
-      <w:proofErr w:type="spellStart"/>
       <w:r>
         <w:rPr>
           <w:rFonts w:ascii="Times New Roman" w:eastAsia="Times New Roman" w:hAnsi="Times New Roman" w:cs="Times New Roman"/>
@@ -21044,7 +17717,6 @@
         </w:rPr>
         <w:t>0x1B1B43</w:t>
       </w:r>
-      <w:proofErr w:type="spellEnd"/>
       <w:r>
         <w:rPr>
           <w:rFonts w:ascii="Times New Roman" w:eastAsia="Times New Roman" w:hAnsi="Times New Roman" w:cs="Times New Roman"/>
@@ -21056,7 +17728,6 @@
         </w:rPr>
         <w:tab/>
       </w:r>
-      <w:proofErr w:type="spellStart"/>
       <w:r>
         <w:rPr>
           <w:rFonts w:ascii="Times New Roman" w:eastAsia="Times New Roman" w:hAnsi="Times New Roman" w:cs="Times New Roman"/>
@@ -21079,7 +17750,6 @@
         </w:rPr>
         <w:t>001F</w:t>
       </w:r>
-      <w:proofErr w:type="spellEnd"/>
       <w:r>
         <w:rPr>
           <w:rFonts w:ascii="Times New Roman" w:eastAsia="Times New Roman" w:hAnsi="Times New Roman" w:cs="Times New Roman"/>
@@ -21147,7 +17817,6 @@
         </w:rPr>
         <w:br/>
       </w:r>
-      <w:proofErr w:type="spellStart"/>
       <w:r>
         <w:rPr>
           <w:rFonts w:ascii="Times New Roman" w:eastAsia="Times New Roman" w:hAnsi="Times New Roman" w:cs="Times New Roman"/>
@@ -21159,7 +17828,6 @@
         </w:rPr>
         <w:t>0x1B1B44</w:t>
       </w:r>
-      <w:proofErr w:type="spellEnd"/>
       <w:r>
         <w:rPr>
           <w:rFonts w:ascii="Times New Roman" w:eastAsia="Times New Roman" w:hAnsi="Times New Roman" w:cs="Times New Roman"/>
@@ -21171,7 +17839,6 @@
         </w:rPr>
         <w:tab/>
       </w:r>
-      <w:proofErr w:type="spellStart"/>
       <w:r>
         <w:rPr>
           <w:rFonts w:ascii="Times New Roman" w:eastAsia="Times New Roman" w:hAnsi="Times New Roman" w:cs="Times New Roman"/>
@@ -21194,7 +17861,6 @@
         </w:rPr>
         <w:t>001E</w:t>
       </w:r>
-      <w:proofErr w:type="spellEnd"/>
       <w:r>
         <w:rPr>
           <w:rFonts w:ascii="Times New Roman" w:eastAsia="Times New Roman" w:hAnsi="Times New Roman" w:cs="Times New Roman"/>
@@ -21240,7 +17906,6 @@
         </w:rPr>
         <w:br/>
       </w:r>
-      <w:proofErr w:type="spellStart"/>
       <w:r>
         <w:rPr>
           <w:rFonts w:ascii="Times New Roman" w:eastAsia="Times New Roman" w:hAnsi="Times New Roman" w:cs="Times New Roman"/>
@@ -21252,7 +17917,6 @@
         </w:rPr>
         <w:t>0x1B1B45</w:t>
       </w:r>
-      <w:proofErr w:type="spellEnd"/>
       <w:r>
         <w:rPr>
           <w:rFonts w:ascii="Times New Roman" w:eastAsia="Times New Roman" w:hAnsi="Times New Roman" w:cs="Times New Roman"/>
@@ -21264,7 +17928,6 @@
         </w:rPr>
         <w:tab/>
       </w:r>
-      <w:proofErr w:type="spellStart"/>
       <w:r>
         <w:rPr>
           <w:rFonts w:ascii="Times New Roman" w:eastAsia="Times New Roman" w:hAnsi="Times New Roman" w:cs="Times New Roman"/>
@@ -21287,7 +17950,6 @@
         </w:rPr>
         <w:t>001D</w:t>
       </w:r>
-      <w:proofErr w:type="spellEnd"/>
       <w:r>
         <w:rPr>
           <w:rFonts w:ascii="Times New Roman" w:eastAsia="Times New Roman" w:hAnsi="Times New Roman" w:cs="Times New Roman"/>
@@ -21355,7 +18017,6 @@
         </w:rPr>
         <w:br/>
       </w:r>
-      <w:proofErr w:type="spellStart"/>
       <w:r>
         <w:rPr>
           <w:rFonts w:ascii="Times New Roman" w:eastAsia="Times New Roman" w:hAnsi="Times New Roman" w:cs="Times New Roman"/>
@@ -21367,7 +18028,6 @@
         </w:rPr>
         <w:t>0x1B1B46</w:t>
       </w:r>
-      <w:proofErr w:type="spellEnd"/>
       <w:r>
         <w:rPr>
           <w:rFonts w:ascii="Times New Roman" w:eastAsia="Times New Roman" w:hAnsi="Times New Roman" w:cs="Times New Roman"/>
@@ -21379,7 +18039,6 @@
         </w:rPr>
         <w:tab/>
       </w:r>
-      <w:proofErr w:type="spellStart"/>
       <w:r>
         <w:rPr>
           <w:rFonts w:ascii="Times New Roman" w:eastAsia="Times New Roman" w:hAnsi="Times New Roman" w:cs="Times New Roman"/>
@@ -21402,7 +18061,6 @@
         </w:rPr>
         <w:t>001C</w:t>
       </w:r>
-      <w:proofErr w:type="spellEnd"/>
       <w:r>
         <w:rPr>
           <w:rFonts w:ascii="Times New Roman" w:eastAsia="Times New Roman" w:hAnsi="Times New Roman" w:cs="Times New Roman"/>
@@ -21524,31 +18182,7 @@
           <w:lang w:val="en-GB" w:eastAsia="en-GB"/>
           <w14:ligatures w14:val="none"/>
         </w:rPr>
-        <w:t xml:space="preserve">, horizontally </w:t>
-      </w:r>
-      <w:proofErr w:type="spellStart"/>
-      <w:r>
-        <w:rPr>
-          <w:rFonts w:ascii="Times New Roman" w:eastAsia="Times New Roman" w:hAnsi="Times New Roman" w:cs="Times New Roman"/>
-          <w:kern w:val="0"/>
-          <w:sz w:val="20"/>
-          <w:szCs w:val="20"/>
-          <w:lang w:val="en-GB" w:eastAsia="en-GB"/>
-          <w14:ligatures w14:val="none"/>
-        </w:rPr>
-        <w:t>centered</w:t>
-      </w:r>
-      <w:proofErr w:type="spellEnd"/>
-      <w:r>
-        <w:rPr>
-          <w:rFonts w:ascii="Times New Roman" w:eastAsia="Times New Roman" w:hAnsi="Times New Roman" w:cs="Times New Roman"/>
-          <w:kern w:val="0"/>
-          <w:sz w:val="20"/>
-          <w:szCs w:val="20"/>
-          <w:lang w:val="en-GB" w:eastAsia="en-GB"/>
-          <w14:ligatures w14:val="none"/>
-        </w:rPr>
-        <w:t>.</w:t>
+        <w:t>, horizontally centered.</w:t>
       </w:r>
       <w:r>
         <w:rPr>
@@ -22231,31 +18865,7 @@
           <w:lang w:val="en-GB" w:eastAsia="en-GB"/>
           <w14:ligatures w14:val="none"/>
         </w:rPr>
-        <w:t xml:space="preserve">50 </w:t>
-      </w:r>
-      <w:proofErr w:type="spellStart"/>
-      <w:r>
-        <w:rPr>
-          <w:rFonts w:ascii="Times New Roman" w:eastAsia="Times New Roman" w:hAnsi="Times New Roman" w:cs="Times New Roman"/>
-          <w:kern w:val="0"/>
-          <w:sz w:val="20"/>
-          <w:szCs w:val="20"/>
-          <w:lang w:val="en-GB" w:eastAsia="en-GB"/>
-          <w14:ligatures w14:val="none"/>
-        </w:rPr>
-        <w:t>em</w:t>
-      </w:r>
-      <w:proofErr w:type="spellEnd"/>
-      <w:r>
-        <w:rPr>
-          <w:rFonts w:ascii="Times New Roman" w:eastAsia="Times New Roman" w:hAnsi="Times New Roman" w:cs="Times New Roman"/>
-          <w:kern w:val="0"/>
-          <w:sz w:val="20"/>
-          <w:szCs w:val="20"/>
-          <w:lang w:val="en-GB" w:eastAsia="en-GB"/>
-          <w14:ligatures w14:val="none"/>
-        </w:rPr>
-        <w:t xml:space="preserve"> (including cell borders).</w:t>
+        <w:t>50 em (including cell borders).</w:t>
       </w:r>
     </w:p>
     <w:p>
@@ -22333,31 +18943,7 @@
           <w:lang w:val="en-GB" w:eastAsia="en-GB"/>
           <w14:ligatures w14:val="none"/>
         </w:rPr>
-        <w:t xml:space="preserve">if the paragraph direction is L, it is right </w:t>
-      </w:r>
-      <w:proofErr w:type="spellStart"/>
-      <w:r>
-        <w:rPr>
-          <w:rFonts w:ascii="Times New Roman" w:eastAsia="Times New Roman" w:hAnsi="Times New Roman" w:cs="Times New Roman"/>
-          <w:kern w:val="0"/>
-          <w:sz w:val="20"/>
-          <w:szCs w:val="20"/>
-          <w:lang w:val="en-GB" w:eastAsia="en-GB"/>
-          <w14:ligatures w14:val="none"/>
-        </w:rPr>
-        <w:t>adjuste</w:t>
-      </w:r>
-      <w:proofErr w:type="spellEnd"/>
-      <w:r>
-        <w:rPr>
-          <w:rFonts w:ascii="Times New Roman" w:eastAsia="Times New Roman" w:hAnsi="Times New Roman" w:cs="Times New Roman"/>
-          <w:kern w:val="0"/>
-          <w:sz w:val="20"/>
-          <w:szCs w:val="20"/>
-          <w:lang w:val="en-GB" w:eastAsia="en-GB"/>
-          <w14:ligatures w14:val="none"/>
-        </w:rPr>
-        <w:t xml:space="preserve"> if the paragraph direction is R.</w:t>
+        <w:t>if the paragraph direction is L, it is right adjuste if the paragraph direction is R.</w:t>
       </w:r>
       <w:r>
         <w:rPr>
@@ -22498,31 +19084,7 @@
           <w:lang w:val="en-GB" w:eastAsia="en-GB"/>
           <w14:ligatures w14:val="none"/>
         </w:rPr>
-        <w:t xml:space="preserve">See section </w:t>
-      </w:r>
-      <w:proofErr w:type="spellStart"/>
-      <w:r>
-        <w:rPr>
-          <w:rFonts w:ascii="Times New Roman" w:eastAsia="Times New Roman" w:hAnsi="Times New Roman" w:cs="Times New Roman"/>
-          <w:kern w:val="0"/>
-          <w:sz w:val="20"/>
-          <w:szCs w:val="20"/>
-          <w:lang w:val="en-GB" w:eastAsia="en-GB"/>
-          <w14:ligatures w14:val="none"/>
-        </w:rPr>
-        <w:t>D.3.3</w:t>
-      </w:r>
-      <w:proofErr w:type="spellEnd"/>
-      <w:r>
-        <w:rPr>
-          <w:rFonts w:ascii="Times New Roman" w:eastAsia="Times New Roman" w:hAnsi="Times New Roman" w:cs="Times New Roman"/>
-          <w:kern w:val="0"/>
-          <w:sz w:val="20"/>
-          <w:szCs w:val="20"/>
-          <w:lang w:val="en-GB" w:eastAsia="en-GB"/>
-          <w14:ligatures w14:val="none"/>
-        </w:rPr>
-        <w:t>.</w:t>
+        <w:t>See section D.3.3.</w:t>
       </w:r>
     </w:p>
     <w:sectPr>
